--- a/L_17/Звіт 17 В. Стахнюк.docx
+++ b/L_17/Звіт 17 В. Стахнюк.docx
@@ -443,13 +443,6 @@
           <w:sz w:val="28"/>
           <w:szCs w:val="28"/>
         </w:rPr>
-      </w:r>
-      <w:r>
-        <w:rPr>
-          <w:rFonts w:ascii="Times New Roman" w:hAnsi="Times New Roman" w:cs="Times New Roman"/>
-          <w:sz w:val="28"/>
-          <w:szCs w:val="28"/>
-        </w:rPr>
         <w:t xml:space="preserve">Робота з розумними вказівниками</w:t>
       </w:r>
       <w:r>
@@ -872,7 +865,6 @@
         </w:rPr>
         <w:t xml:space="preserve"> </w:t>
       </w:r>
-      <w:r/>
       <w:r>
         <w:rPr>
           <w:rFonts w:ascii="Times New Roman" w:hAnsi="Times New Roman" w:cs="Times New Roman"/>
@@ -1008,28 +1000,32 @@
         <w:pBdr/>
         <w:spacing/>
         <w:ind/>
-        <w:rPr/>
-      </w:pPr>
-      <w:r>
         <w:rPr>
           <w:rFonts w:ascii="Times New Roman" w:hAnsi="Times New Roman" w:cs="Times New Roman"/>
           <w:sz w:val="28"/>
           <w:szCs w:val="28"/>
         </w:rPr>
+      </w:pPr>
+      <w:r>
+        <w:rPr>
+          <w:rFonts w:ascii="Times New Roman" w:hAnsi="Times New Roman" w:eastAsia="Times New Roman" w:cs="Times New Roman"/>
+          <w:sz w:val="28"/>
+          <w:szCs w:val="28"/>
+        </w:rPr>
       </w:r>
-      <w:r/>
+      <w:r>
+        <w:rPr>
+          <w:rFonts w:ascii="Times New Roman" w:hAnsi="Times New Roman" w:eastAsia="Times New Roman" w:cs="Times New Roman"/>
+          <w:sz w:val="28"/>
+          <w:szCs w:val="28"/>
+        </w:rPr>
+      </w:r>
     </w:p>
     <w:p>
       <w:pPr>
         <w:pBdr/>
         <w:spacing/>
         <w:ind/>
-        <w:rPr>
-          <w:b/>
-          <w:bCs/>
-        </w:rPr>
-      </w:pPr>
-      <w:r>
         <w:rPr>
           <w:rFonts w:ascii="Times New Roman" w:hAnsi="Times New Roman" w:cs="Times New Roman"/>
           <w:b/>
@@ -1037,8 +1033,124 @@
           <w:sz w:val="28"/>
           <w:szCs w:val="28"/>
         </w:rPr>
+      </w:pPr>
+      <w:r>
+        <w:rPr>
+          <w:rFonts w:ascii="Times New Roman" w:hAnsi="Times New Roman" w:eastAsia="Times New Roman" w:cs="Times New Roman"/>
+          <w:b/>
+          <w:sz w:val="28"/>
+          <w:szCs w:val="28"/>
+        </w:rPr>
         <w:t xml:space="preserve">Блок-схема алгоритму:</w:t>
       </w:r>
+      <w:r>
+        <w:rPr>
+          <w:rFonts w:ascii="Times New Roman" w:hAnsi="Times New Roman" w:eastAsia="Times New Roman" w:cs="Times New Roman"/>
+          <w:b/>
+          <w:bCs/>
+          <w:sz w:val="28"/>
+          <w:szCs w:val="28"/>
+        </w:rPr>
+      </w:r>
+    </w:p>
+    <w:p>
+      <w:pPr>
+        <w:pBdr/>
+        <w:spacing/>
+        <w:ind/>
+        <w:jc w:val="center"/>
+        <w:rPr>
+          <w:b/>
+          <w:bCs/>
+        </w:rPr>
+      </w:pPr>
+      <w:r>
+        <mc:AlternateContent>
+          <mc:Choice Requires="wpg">
+            <w:drawing>
+              <wp:inline xmlns:wp="http://schemas.openxmlformats.org/drawingml/2006/wordprocessingDrawing" distT="0" distB="0" distL="0" distR="0">
+                <wp:extent cx="4604829" cy="5249506"/>
+                <wp:effectExtent l="0" t="0" r="0" b="0"/>
+                <wp:docPr id="2" name="Picture 2"/>
+                <wp:cNvGraphicFramePr>
+                  <a:graphicFrameLocks xmlns:a="http://schemas.openxmlformats.org/drawingml/2006/main" noChangeAspect="1"/>
+                </wp:cNvGraphicFramePr>
+                <a:graphic xmlns:a="http://schemas.openxmlformats.org/drawingml/2006/main">
+                  <a:graphicData uri="http://schemas.openxmlformats.org/drawingml/2006/picture">
+                    <pic:pic xmlns:pic="http://schemas.openxmlformats.org/drawingml/2006/picture">
+                      <pic:nvPicPr>
+                        <pic:cNvPr id="0" name="L_17_1.png"/>
+                        <pic:cNvPicPr>
+                          <a:picLocks noChangeAspect="1"/>
+                        </pic:cNvPicPr>
+                        <pic:nvPr/>
+                      </pic:nvPicPr>
+                      <pic:blipFill rotWithShape="1">
+                        <a:blip r:embed="rId12"/>
+                        <a:stretch/>
+                      </pic:blipFill>
+                      <pic:spPr bwMode="auto">
+                        <a:xfrm flipH="0" flipV="0">
+                          <a:off x="0" y="0"/>
+                          <a:ext cx="4604829" cy="5249505"/>
+                        </a:xfrm>
+                        <a:prstGeom prst="rect">
+                          <a:avLst/>
+                        </a:prstGeom>
+                      </pic:spPr>
+                    </pic:pic>
+                  </a:graphicData>
+                </a:graphic>
+              </wp:inline>
+            </w:drawing>
+          </mc:Choice>
+          <mc:Fallback>
+            <w:pict>
+              <v:shapetype id="_x0000_t75" coordsize="21600,21600" o:spt="75" o:preferrelative="t" path="m@4@5l@4@11@9@11@9@5xe" filled="f" stroked="f">
+                <v:stroke joinstyle="miter"/>
+                <v:formulas>
+                  <v:f eqn="if lineDrawn pixelLineWidth 0"/>
+                  <v:f eqn="sum @0 1 0"/>
+                  <v:f eqn="sum 0 0 @1"/>
+                  <v:f eqn="prod @2 1 2"/>
+                  <v:f eqn="prod @3 21600 pixelWidth"/>
+                  <v:f eqn="prod @3 21600 pixelHeight"/>
+                  <v:f eqn="sum @0 0 1"/>
+                  <v:f eqn="prod @6 1 2"/>
+                  <v:f eqn="prod @7 21600 pixelWidth"/>
+                  <v:f eqn="sum @8 21600 0"/>
+                  <v:f eqn="prod @7 21600 pixelHeight"/>
+                  <v:f eqn="sum @10 21600 0"/>
+                </v:formulas>
+                <v:path o:extrusionok="f" gradientshapeok="t" o:connecttype="rect"/>
+                <o:lock v:ext="edit" aspectratio="t"/>
+              </v:shapetype>
+              <v:shape id="_x0000_i1" o:spid="_x0000_s1" type="#_x0000_t75" style="width:362.58pt;height:413.35pt;mso-wrap-distance-left:0.00pt;mso-wrap-distance-top:0.00pt;mso-wrap-distance-right:0.00pt;mso-wrap-distance-bottom:0.00pt;z-index:1;" stroked="false">
+                <v:imagedata r:id="rId12" o:title=""/>
+                <o:lock v:ext="edit" rotation="t"/>
+              </v:shape>
+            </w:pict>
+          </mc:Fallback>
+        </mc:AlternateContent>
+      </w:r>
+      <w:r>
+        <w:rPr>
+          <w:b/>
+          <w:bCs/>
+        </w:rPr>
+      </w:r>
+    </w:p>
+    <w:p>
+      <w:pPr>
+        <w:pBdr/>
+        <w:spacing/>
+        <w:ind/>
+        <w:jc w:val="center"/>
+        <w:rPr>
+          <w:b/>
+          <w:bCs/>
+        </w:rPr>
+      </w:pPr>
       <w:r>
         <w:rPr>
           <w:b/>
@@ -1047,343 +1159,10 @@
       </w:r>
       <w:r>
         <w:rPr>
-          <w:rFonts w:ascii="Times New Roman" w:hAnsi="Times New Roman" w:cs="Times New Roman"/>
-          <w:sz w:val="28"/>
-          <w:szCs w:val="28"/>
+          <w:b/>
+          <w:bCs/>
         </w:rPr>
       </w:r>
-      <w:r/>
-      <w:r>
-        <w:rPr>
-          <w:rFonts w:ascii="Times New Roman" w:hAnsi="Times New Roman" w:cs="Times New Roman"/>
-          <w:b/>
-          <w:bCs/>
-          <w:sz w:val="28"/>
-          <w:szCs w:val="28"/>
-        </w:rPr>
-      </w:r>
-    </w:p>
-    <w:p>
-      <w:pPr>
-        <w:pBdr/>
-        <w:spacing/>
-        <w:ind/>
-        <w:rPr/>
-      </w:pPr>
-      <w:r>
-        <w:rPr>
-          <w:rFonts w:ascii="Times New Roman" w:hAnsi="Times New Roman" w:cs="Times New Roman"/>
-          <w:sz w:val="28"/>
-          <w:szCs w:val="28"/>
-        </w:rPr>
-        <w:t xml:space="preserve">[Початок]</w:t>
-      </w:r>
-      <w:r/>
-    </w:p>
-    <w:p>
-      <w:pPr>
-        <w:pBdr/>
-        <w:spacing/>
-        <w:ind/>
-        <w:rPr/>
-      </w:pPr>
-      <w:r>
-        <w:rPr>
-          <w:rFonts w:ascii="Times New Roman" w:hAnsi="Times New Roman" w:cs="Times New Roman"/>
-          <w:sz w:val="28"/>
-          <w:szCs w:val="28"/>
-        </w:rPr>
-        <w:t xml:space="preserve">    ↓</w:t>
-      </w:r>
-      <w:r/>
-    </w:p>
-    <w:p>
-      <w:pPr>
-        <w:pBdr/>
-        <w:spacing/>
-        <w:ind/>
-        <w:rPr/>
-      </w:pPr>
-      <w:r>
-        <w:rPr>
-          <w:rFonts w:ascii="Times New Roman" w:hAnsi="Times New Roman" w:cs="Times New Roman"/>
-          <w:sz w:val="28"/>
-          <w:szCs w:val="28"/>
-        </w:rPr>
-        <w:t xml:space="preserve">unique_ptr: make_unique → move → автознищення</w:t>
-      </w:r>
-      <w:r/>
-    </w:p>
-    <w:p>
-      <w:pPr>
-        <w:pBdr/>
-        <w:spacing/>
-        <w:ind/>
-        <w:rPr/>
-      </w:pPr>
-      <w:r>
-        <w:rPr>
-          <w:rFonts w:ascii="Times New Roman" w:hAnsi="Times New Roman" w:cs="Times New Roman"/>
-          <w:sz w:val="28"/>
-          <w:szCs w:val="28"/>
-        </w:rPr>
-        <w:t xml:space="preserve">    ↓</w:t>
-      </w:r>
-      <w:r/>
-    </w:p>
-    <w:p>
-      <w:pPr>
-        <w:pBdr/>
-        <w:spacing/>
-        <w:ind/>
-        <w:rPr/>
-      </w:pPr>
-      <w:r>
-        <w:rPr>
-          <w:rFonts w:ascii="Times New Roman" w:hAnsi="Times New Roman" w:cs="Times New Roman"/>
-          <w:sz w:val="28"/>
-          <w:szCs w:val="28"/>
-        </w:rPr>
-        <w:t xml:space="preserve">shared_ptr: make_shared → копії → use_count</w:t>
-      </w:r>
-      <w:r/>
-    </w:p>
-    <w:p>
-      <w:pPr>
-        <w:pBdr/>
-        <w:spacing/>
-        <w:ind/>
-        <w:rPr/>
-      </w:pPr>
-      <w:r>
-        <w:rPr>
-          <w:rFonts w:ascii="Times New Roman" w:hAnsi="Times New Roman" w:cs="Times New Roman"/>
-          <w:sz w:val="28"/>
-          <w:szCs w:val="28"/>
-        </w:rPr>
-        <w:t xml:space="preserve">    ↓</w:t>
-      </w:r>
-      <w:r/>
-    </w:p>
-    <w:p>
-      <w:pPr>
-        <w:pBdr/>
-        <w:spacing/>
-        <w:ind/>
-        <w:rPr/>
-      </w:pPr>
-      <w:r>
-        <w:rPr>
-          <w:rFonts w:ascii="Times New Roman" w:hAnsi="Times New Roman" w:cs="Times New Roman"/>
-          <w:sz w:val="28"/>
-          <w:szCs w:val="28"/>
-        </w:rPr>
-        <w:t xml:space="preserve">◇ вихід з внутрішнього блоку</w:t>
-      </w:r>
-      <w:r/>
-    </w:p>
-    <w:p>
-      <w:pPr>
-        <w:pBdr/>
-        <w:spacing/>
-        <w:ind/>
-        <w:rPr/>
-      </w:pPr>
-      <w:r>
-        <w:rPr>
-          <w:rFonts w:ascii="Times New Roman" w:hAnsi="Times New Roman" w:cs="Times New Roman"/>
-          <w:sz w:val="28"/>
-          <w:szCs w:val="28"/>
-        </w:rPr>
-        <w:t xml:space="preserve">    │ → use_count зменшується</w:t>
-      </w:r>
-      <w:r/>
-    </w:p>
-    <w:p>
-      <w:pPr>
-        <w:pBdr/>
-        <w:spacing/>
-        <w:ind/>
-        <w:rPr/>
-      </w:pPr>
-      <w:r>
-        <w:rPr>
-          <w:rFonts w:ascii="Times New Roman" w:hAnsi="Times New Roman" w:cs="Times New Roman"/>
-          <w:sz w:val="28"/>
-          <w:szCs w:val="28"/>
-        </w:rPr>
-        <w:t xml:space="preserve">    ↓</w:t>
-      </w:r>
-      <w:r/>
-    </w:p>
-    <w:p>
-      <w:pPr>
-        <w:pBdr/>
-        <w:spacing/>
-        <w:ind/>
-        <w:rPr/>
-      </w:pPr>
-      <w:r>
-        <w:rPr>
-          <w:rFonts w:ascii="Times New Roman" w:hAnsi="Times New Roman" w:cs="Times New Roman"/>
-          <w:sz w:val="28"/>
-          <w:szCs w:val="28"/>
-        </w:rPr>
-        <w:t xml:space="preserve">AlarmHub + SensorDevice: shared + weak (без витоку)</w:t>
-      </w:r>
-      <w:r/>
-    </w:p>
-    <w:p>
-      <w:pPr>
-        <w:pBdr/>
-        <w:spacing/>
-        <w:ind/>
-        <w:rPr/>
-      </w:pPr>
-      <w:r>
-        <w:rPr>
-          <w:rFonts w:ascii="Times New Roman" w:hAnsi="Times New Roman" w:cs="Times New Roman"/>
-          <w:sz w:val="28"/>
-          <w:szCs w:val="28"/>
-        </w:rPr>
-        <w:t xml:space="preserve">    ↓</w:t>
-      </w:r>
-      <w:r/>
-    </w:p>
-    <w:p>
-      <w:pPr>
-        <w:pBdr/>
-        <w:spacing/>
-        <w:ind/>
-        <w:rPr/>
-      </w:pPr>
-      <w:r>
-        <w:rPr>
-          <w:rFonts w:ascii="Times New Roman" w:hAnsi="Times New Roman" w:cs="Times New Roman"/>
-          <w:sz w:val="28"/>
-          <w:szCs w:val="28"/>
-        </w:rPr>
-        <w:t xml:space="preserve">BadAlarmHub + BadSensorDevice: shared + shared (цикл / витік)</w:t>
-      </w:r>
-      <w:r/>
-    </w:p>
-    <w:p>
-      <w:pPr>
-        <w:pBdr/>
-        <w:spacing/>
-        <w:ind/>
-        <w:rPr/>
-      </w:pPr>
-      <w:r>
-        <w:rPr>
-          <w:rFonts w:ascii="Times New Roman" w:hAnsi="Times New Roman" w:cs="Times New Roman"/>
-          <w:sz w:val="28"/>
-          <w:szCs w:val="28"/>
-        </w:rPr>
-        <w:t xml:space="preserve">    ↓</w:t>
-      </w:r>
-      <w:r/>
-    </w:p>
-    <w:p>
-      <w:pPr>
-        <w:pBdr/>
-        <w:spacing/>
-        <w:ind/>
-        <w:rPr/>
-      </w:pPr>
-      <w:r>
-        <w:rPr>
-          <w:rFonts w:ascii="Times New Roman" w:hAnsi="Times New Roman" w:cs="Times New Roman"/>
-          <w:sz w:val="28"/>
-          <w:szCs w:val="28"/>
-        </w:rPr>
-        <w:t xml:space="preserve">SignalingNode: next=shared_ptr, prev=weak_ptr</w:t>
-      </w:r>
-      <w:r/>
-    </w:p>
-    <w:p>
-      <w:pPr>
-        <w:pBdr/>
-        <w:spacing/>
-        <w:ind/>
-        <w:rPr/>
-      </w:pPr>
-      <w:r>
-        <w:rPr>
-          <w:rFonts w:ascii="Times New Roman" w:hAnsi="Times New Roman" w:cs="Times New Roman"/>
-          <w:sz w:val="28"/>
-          <w:szCs w:val="28"/>
-        </w:rPr>
-        <w:t xml:space="preserve">    ↓</w:t>
-      </w:r>
-      <w:r/>
-    </w:p>
-    <w:p>
-      <w:pPr>
-        <w:pBdr/>
-        <w:spacing/>
-        <w:ind/>
-        <w:rPr/>
-      </w:pPr>
-      <w:r>
-        <w:rPr>
-          <w:rFonts w:ascii="Times New Roman" w:hAnsi="Times New Roman" w:cs="Times New Roman"/>
-          <w:sz w:val="28"/>
-          <w:szCs w:val="28"/>
-        </w:rPr>
-        <w:t xml:space="preserve">Прохід вперед (next) і назад (prev.lock())</w:t>
-      </w:r>
-      <w:r/>
-    </w:p>
-    <w:p>
-      <w:pPr>
-        <w:pBdr/>
-        <w:spacing/>
-        <w:ind/>
-        <w:rPr/>
-      </w:pPr>
-      <w:r>
-        <w:rPr>
-          <w:rFonts w:ascii="Times New Roman" w:hAnsi="Times New Roman" w:cs="Times New Roman"/>
-          <w:sz w:val="28"/>
-          <w:szCs w:val="28"/>
-        </w:rPr>
-        <w:t xml:space="preserve">    ↓</w:t>
-      </w:r>
-      <w:r/>
-    </w:p>
-    <w:p>
-      <w:pPr>
-        <w:pBdr/>
-        <w:spacing/>
-        <w:ind/>
-        <w:rPr/>
-      </w:pPr>
-      <w:r>
-        <w:rPr>
-          <w:rFonts w:ascii="Times New Roman" w:hAnsi="Times New Roman" w:cs="Times New Roman"/>
-          <w:sz w:val="28"/>
-          <w:szCs w:val="28"/>
-        </w:rPr>
-        <w:t xml:space="preserve">[Кінець]</w:t>
-      </w:r>
-      <w:r/>
-    </w:p>
-    <w:p>
-      <w:pPr>
-        <w:pBdr/>
-        <w:spacing/>
-        <w:ind/>
-        <w:rPr/>
-      </w:pPr>
-      <w:r>
-        <w:rPr>
-          <w:rFonts w:ascii="Times New Roman" w:hAnsi="Times New Roman" w:cs="Times New Roman"/>
-          <w:sz w:val="28"/>
-          <w:szCs w:val="28"/>
-        </w:rPr>
-      </w:r>
-      <w:r/>
     </w:p>
     <w:p>
       <w:pPr>
@@ -1411,6213 +1190,12 @@
           <w:bCs/>
         </w:rPr>
       </w:r>
-    </w:p>
-    <w:p>
-      <w:pPr>
-        <w:pBdr/>
-        <w:spacing/>
-        <w:ind/>
-        <w:rPr/>
-      </w:pPr>
       <w:r>
         <w:rPr>
-          <w:rFonts w:ascii="Times New Roman" w:hAnsi="Times New Roman" w:cs="Times New Roman"/>
-          <w:sz w:val="28"/>
-          <w:szCs w:val="28"/>
+          <w:b/>
+          <w:bCs/>
         </w:rPr>
       </w:r>
-      <w:r/>
-    </w:p>
-    <w:p>
-      <w:pPr>
-        <w:pBdr/>
-        <w:spacing/>
-        <w:ind/>
-        <w:rPr/>
-      </w:pPr>
-      <w:r>
-        <w:rPr>
-          <w:rFonts w:ascii="Times New Roman" w:hAnsi="Times New Roman" w:cs="Times New Roman"/>
-          <w:sz w:val="28"/>
-          <w:szCs w:val="28"/>
-        </w:rPr>
-        <w:t xml:space="preserve">—— Файл: signaling.h ———</w:t>
-      </w:r>
-      <w:r/>
-    </w:p>
-    <w:p>
-      <w:pPr>
-        <w:pBdr/>
-        <w:spacing/>
-        <w:ind/>
-        <w:rPr/>
-      </w:pPr>
-      <w:r>
-        <w:rPr>
-          <w:rFonts w:ascii="Times New Roman" w:hAnsi="Times New Roman" w:cs="Times New Roman"/>
-          <w:sz w:val="28"/>
-          <w:szCs w:val="28"/>
-        </w:rPr>
-      </w:r>
-      <w:r/>
-    </w:p>
-    <w:p>
-      <w:pPr>
-        <w:pBdr/>
-        <w:spacing/>
-        <w:ind/>
-        <w:rPr/>
-      </w:pPr>
-      <w:r>
-        <w:rPr>
-          <w:rFonts w:ascii="Times New Roman" w:hAnsi="Times New Roman" w:cs="Times New Roman"/>
-          <w:sz w:val="28"/>
-          <w:szCs w:val="28"/>
-        </w:rPr>
-        <w:t xml:space="preserve">#ifndef SIGNALING_H</w:t>
-      </w:r>
-      <w:r/>
-    </w:p>
-    <w:p>
-      <w:pPr>
-        <w:pBdr/>
-        <w:spacing/>
-        <w:ind/>
-        <w:rPr/>
-      </w:pPr>
-      <w:r>
-        <w:rPr>
-          <w:rFonts w:ascii="Times New Roman" w:hAnsi="Times New Roman" w:cs="Times New Roman"/>
-          <w:sz w:val="28"/>
-          <w:szCs w:val="28"/>
-        </w:rPr>
-        <w:t xml:space="preserve">#define SIGNALING_H</w:t>
-      </w:r>
-      <w:r/>
-    </w:p>
-    <w:p>
-      <w:pPr>
-        <w:pBdr/>
-        <w:spacing/>
-        <w:ind/>
-        <w:rPr/>
-      </w:pPr>
-      <w:r>
-        <w:rPr>
-          <w:rFonts w:ascii="Times New Roman" w:hAnsi="Times New Roman" w:cs="Times New Roman"/>
-          <w:sz w:val="28"/>
-          <w:szCs w:val="28"/>
-        </w:rPr>
-      </w:r>
-      <w:r/>
-    </w:p>
-    <w:p>
-      <w:pPr>
-        <w:pBdr/>
-        <w:spacing/>
-        <w:ind/>
-        <w:rPr/>
-      </w:pPr>
-      <w:r>
-        <w:rPr>
-          <w:rFonts w:ascii="Times New Roman" w:hAnsi="Times New Roman" w:cs="Times New Roman"/>
-          <w:sz w:val="28"/>
-          <w:szCs w:val="28"/>
-        </w:rPr>
-        <w:t xml:space="preserve">#include &lt;iostream&gt;</w:t>
-      </w:r>
-      <w:r/>
-    </w:p>
-    <w:p>
-      <w:pPr>
-        <w:pBdr/>
-        <w:spacing/>
-        <w:ind/>
-        <w:rPr/>
-      </w:pPr>
-      <w:r>
-        <w:rPr>
-          <w:rFonts w:ascii="Times New Roman" w:hAnsi="Times New Roman" w:cs="Times New Roman"/>
-          <w:sz w:val="28"/>
-          <w:szCs w:val="28"/>
-        </w:rPr>
-        <w:t xml:space="preserve">#include &lt;string&gt;</w:t>
-      </w:r>
-      <w:r/>
-    </w:p>
-    <w:p>
-      <w:pPr>
-        <w:pBdr/>
-        <w:spacing/>
-        <w:ind/>
-        <w:rPr/>
-      </w:pPr>
-      <w:r>
-        <w:rPr>
-          <w:rFonts w:ascii="Times New Roman" w:hAnsi="Times New Roman" w:cs="Times New Roman"/>
-          <w:sz w:val="28"/>
-          <w:szCs w:val="28"/>
-        </w:rPr>
-      </w:r>
-      <w:r/>
-    </w:p>
-    <w:p>
-      <w:pPr>
-        <w:pBdr/>
-        <w:spacing/>
-        <w:ind/>
-        <w:rPr/>
-      </w:pPr>
-      <w:r>
-        <w:rPr>
-          <w:rFonts w:ascii="Times New Roman" w:hAnsi="Times New Roman" w:cs="Times New Roman"/>
-          <w:sz w:val="28"/>
-          <w:szCs w:val="28"/>
-        </w:rPr>
-        <w:t xml:space="preserve">class Signaling {</w:t>
-      </w:r>
-      <w:r/>
-    </w:p>
-    <w:p>
-      <w:pPr>
-        <w:pBdr/>
-        <w:spacing/>
-        <w:ind/>
-        <w:rPr/>
-      </w:pPr>
-      <w:r>
-        <w:rPr>
-          <w:rFonts w:ascii="Times New Roman" w:hAnsi="Times New Roman" w:cs="Times New Roman"/>
-          <w:sz w:val="28"/>
-          <w:szCs w:val="28"/>
-        </w:rPr>
-        <w:t xml:space="preserve">private:</w:t>
-      </w:r>
-      <w:r/>
-    </w:p>
-    <w:p>
-      <w:pPr>
-        <w:pBdr/>
-        <w:spacing/>
-        <w:ind/>
-        <w:rPr/>
-      </w:pPr>
-      <w:r>
-        <w:rPr>
-          <w:rFonts w:ascii="Times New Roman" w:hAnsi="Times New Roman" w:cs="Times New Roman"/>
-          <w:sz w:val="28"/>
-          <w:szCs w:val="28"/>
-        </w:rPr>
-        <w:t xml:space="preserve">    int sensorCount;</w:t>
-      </w:r>
-      <w:r/>
-    </w:p>
-    <w:p>
-      <w:pPr>
-        <w:pBdr/>
-        <w:spacing/>
-        <w:ind/>
-        <w:rPr/>
-      </w:pPr>
-      <w:r>
-        <w:rPr>
-          <w:rFonts w:ascii="Times New Roman" w:hAnsi="Times New Roman" w:cs="Times New Roman"/>
-          <w:sz w:val="28"/>
-          <w:szCs w:val="28"/>
-        </w:rPr>
-        <w:t xml:space="preserve">    bool hasWireless;</w:t>
-      </w:r>
-      <w:r/>
-    </w:p>
-    <w:p>
-      <w:pPr>
-        <w:pBdr/>
-        <w:spacing/>
-        <w:ind/>
-        <w:rPr/>
-      </w:pPr>
-      <w:r>
-        <w:rPr>
-          <w:rFonts w:ascii="Times New Roman" w:hAnsi="Times New Roman" w:cs="Times New Roman"/>
-          <w:sz w:val="28"/>
-          <w:szCs w:val="28"/>
-        </w:rPr>
-        <w:t xml:space="preserve">    std::string alertMethod;</w:t>
-      </w:r>
-      <w:r/>
-    </w:p>
-    <w:p>
-      <w:pPr>
-        <w:pBdr/>
-        <w:spacing/>
-        <w:ind/>
-        <w:rPr/>
-      </w:pPr>
-      <w:r>
-        <w:rPr>
-          <w:rFonts w:ascii="Times New Roman" w:hAnsi="Times New Roman" w:cs="Times New Roman"/>
-          <w:sz w:val="28"/>
-          <w:szCs w:val="28"/>
-        </w:rPr>
-      </w:r>
-      <w:r/>
-    </w:p>
-    <w:p>
-      <w:pPr>
-        <w:pBdr/>
-        <w:spacing/>
-        <w:ind/>
-        <w:rPr/>
-      </w:pPr>
-      <w:r>
-        <w:rPr>
-          <w:rFonts w:ascii="Times New Roman" w:hAnsi="Times New Roman" w:cs="Times New Roman"/>
-          <w:sz w:val="28"/>
-          <w:szCs w:val="28"/>
-        </w:rPr>
-        <w:t xml:space="preserve">public:</w:t>
-      </w:r>
-      <w:r/>
-    </w:p>
-    <w:p>
-      <w:pPr>
-        <w:pBdr/>
-        <w:spacing/>
-        <w:ind/>
-        <w:rPr/>
-      </w:pPr>
-      <w:r>
-        <w:rPr>
-          <w:rFonts w:ascii="Times New Roman" w:hAnsi="Times New Roman" w:cs="Times New Roman"/>
-          <w:sz w:val="28"/>
-          <w:szCs w:val="28"/>
-        </w:rPr>
-        <w:t xml:space="preserve">    Signaling();</w:t>
-      </w:r>
-      <w:r/>
-    </w:p>
-    <w:p>
-      <w:pPr>
-        <w:pBdr/>
-        <w:spacing/>
-        <w:ind/>
-        <w:rPr/>
-      </w:pPr>
-      <w:r>
-        <w:rPr>
-          <w:rFonts w:ascii="Times New Roman" w:hAnsi="Times New Roman" w:cs="Times New Roman"/>
-          <w:sz w:val="28"/>
-          <w:szCs w:val="28"/>
-        </w:rPr>
-        <w:t xml:space="preserve">    Signaling(int sensors, bool wireless, const std::string&amp; method);</w:t>
-      </w:r>
-      <w:r/>
-    </w:p>
-    <w:p>
-      <w:pPr>
-        <w:pBdr/>
-        <w:spacing/>
-        <w:ind/>
-        <w:rPr/>
-      </w:pPr>
-      <w:r>
-        <w:rPr>
-          <w:rFonts w:ascii="Times New Roman" w:hAnsi="Times New Roman" w:cs="Times New Roman"/>
-          <w:sz w:val="28"/>
-          <w:szCs w:val="28"/>
-        </w:rPr>
-        <w:t xml:space="preserve">    ~Signaling();</w:t>
-      </w:r>
-      <w:r/>
-    </w:p>
-    <w:p>
-      <w:pPr>
-        <w:pBdr/>
-        <w:spacing/>
-        <w:ind/>
-        <w:rPr/>
-      </w:pPr>
-      <w:r>
-        <w:rPr>
-          <w:rFonts w:ascii="Times New Roman" w:hAnsi="Times New Roman" w:cs="Times New Roman"/>
-          <w:sz w:val="28"/>
-          <w:szCs w:val="28"/>
-        </w:rPr>
-      </w:r>
-      <w:r/>
-    </w:p>
-    <w:p>
-      <w:pPr>
-        <w:pBdr/>
-        <w:spacing/>
-        <w:ind/>
-        <w:rPr/>
-      </w:pPr>
-      <w:r>
-        <w:rPr>
-          <w:rFonts w:ascii="Times New Roman" w:hAnsi="Times New Roman" w:cs="Times New Roman"/>
-          <w:sz w:val="28"/>
-          <w:szCs w:val="28"/>
-        </w:rPr>
-        <w:t xml:space="preserve">    int getSensorCount() const;</w:t>
-      </w:r>
-      <w:r/>
-    </w:p>
-    <w:p>
-      <w:pPr>
-        <w:pBdr/>
-        <w:spacing/>
-        <w:ind/>
-        <w:rPr/>
-      </w:pPr>
-      <w:r>
-        <w:rPr>
-          <w:rFonts w:ascii="Times New Roman" w:hAnsi="Times New Roman" w:cs="Times New Roman"/>
-          <w:sz w:val="28"/>
-          <w:szCs w:val="28"/>
-        </w:rPr>
-        <w:t xml:space="preserve">    bool getHasWireless() const;</w:t>
-      </w:r>
-      <w:r/>
-    </w:p>
-    <w:p>
-      <w:pPr>
-        <w:pBdr/>
-        <w:spacing/>
-        <w:ind/>
-        <w:rPr/>
-      </w:pPr>
-      <w:r>
-        <w:rPr>
-          <w:rFonts w:ascii="Times New Roman" w:hAnsi="Times New Roman" w:cs="Times New Roman"/>
-          <w:sz w:val="28"/>
-          <w:szCs w:val="28"/>
-        </w:rPr>
-        <w:t xml:space="preserve">    std::string getAlertMethod() const;</w:t>
-      </w:r>
-      <w:r/>
-    </w:p>
-    <w:p>
-      <w:pPr>
-        <w:pBdr/>
-        <w:spacing/>
-        <w:ind/>
-        <w:rPr/>
-      </w:pPr>
-      <w:r>
-        <w:rPr>
-          <w:rFonts w:ascii="Times New Roman" w:hAnsi="Times New Roman" w:cs="Times New Roman"/>
-          <w:sz w:val="28"/>
-          <w:szCs w:val="28"/>
-        </w:rPr>
-      </w:r>
-      <w:r/>
-    </w:p>
-    <w:p>
-      <w:pPr>
-        <w:pBdr/>
-        <w:spacing/>
-        <w:ind/>
-        <w:rPr/>
-      </w:pPr>
-      <w:r>
-        <w:rPr>
-          <w:rFonts w:ascii="Times New Roman" w:hAnsi="Times New Roman" w:cs="Times New Roman"/>
-          <w:sz w:val="28"/>
-          <w:szCs w:val="28"/>
-        </w:rPr>
-        <w:t xml:space="preserve">    void display() const;</w:t>
-      </w:r>
-      <w:r/>
-    </w:p>
-    <w:p>
-      <w:pPr>
-        <w:pBdr/>
-        <w:spacing/>
-        <w:ind/>
-        <w:rPr/>
-      </w:pPr>
-      <w:r>
-        <w:rPr>
-          <w:rFonts w:ascii="Times New Roman" w:hAnsi="Times New Roman" w:cs="Times New Roman"/>
-          <w:sz w:val="28"/>
-          <w:szCs w:val="28"/>
-        </w:rPr>
-        <w:t xml:space="preserve">};</w:t>
-      </w:r>
-      <w:r/>
-    </w:p>
-    <w:p>
-      <w:pPr>
-        <w:pBdr/>
-        <w:spacing/>
-        <w:ind/>
-        <w:rPr/>
-      </w:pPr>
-      <w:r>
-        <w:rPr>
-          <w:rFonts w:ascii="Times New Roman" w:hAnsi="Times New Roman" w:cs="Times New Roman"/>
-          <w:sz w:val="28"/>
-          <w:szCs w:val="28"/>
-        </w:rPr>
-      </w:r>
-      <w:r/>
-    </w:p>
-    <w:p>
-      <w:pPr>
-        <w:pBdr/>
-        <w:spacing/>
-        <w:ind/>
-        <w:rPr/>
-      </w:pPr>
-      <w:r>
-        <w:rPr>
-          <w:rFonts w:ascii="Times New Roman" w:hAnsi="Times New Roman" w:cs="Times New Roman"/>
-          <w:sz w:val="28"/>
-          <w:szCs w:val="28"/>
-        </w:rPr>
-        <w:t xml:space="preserve">#endif</w:t>
-      </w:r>
-      <w:r/>
-    </w:p>
-    <w:p>
-      <w:pPr>
-        <w:pBdr/>
-        <w:spacing/>
-        <w:ind/>
-        <w:rPr/>
-      </w:pPr>
-      <w:r>
-        <w:rPr>
-          <w:rFonts w:ascii="Times New Roman" w:hAnsi="Times New Roman" w:cs="Times New Roman"/>
-          <w:sz w:val="28"/>
-          <w:szCs w:val="28"/>
-        </w:rPr>
-      </w:r>
-      <w:r/>
-    </w:p>
-    <w:p>
-      <w:pPr>
-        <w:pBdr/>
-        <w:spacing/>
-        <w:ind/>
-        <w:rPr/>
-      </w:pPr>
-      <w:r>
-        <w:rPr>
-          <w:rFonts w:ascii="Times New Roman" w:hAnsi="Times New Roman" w:cs="Times New Roman"/>
-          <w:sz w:val="28"/>
-          <w:szCs w:val="28"/>
-        </w:rPr>
-        <w:t xml:space="preserve">—— Файл: signaling.cpp ———</w:t>
-      </w:r>
-      <w:r/>
-    </w:p>
-    <w:p>
-      <w:pPr>
-        <w:pBdr/>
-        <w:spacing/>
-        <w:ind/>
-        <w:rPr/>
-      </w:pPr>
-      <w:r>
-        <w:rPr>
-          <w:rFonts w:ascii="Times New Roman" w:hAnsi="Times New Roman" w:cs="Times New Roman"/>
-          <w:sz w:val="28"/>
-          <w:szCs w:val="28"/>
-        </w:rPr>
-      </w:r>
-      <w:r/>
-    </w:p>
-    <w:p>
-      <w:pPr>
-        <w:pBdr/>
-        <w:spacing/>
-        <w:ind/>
-        <w:rPr/>
-      </w:pPr>
-      <w:r>
-        <w:rPr>
-          <w:rFonts w:ascii="Times New Roman" w:hAnsi="Times New Roman" w:cs="Times New Roman"/>
-          <w:sz w:val="28"/>
-          <w:szCs w:val="28"/>
-        </w:rPr>
-        <w:t xml:space="preserve">#include "signaling.h"</w:t>
-      </w:r>
-      <w:r/>
-    </w:p>
-    <w:p>
-      <w:pPr>
-        <w:pBdr/>
-        <w:spacing/>
-        <w:ind/>
-        <w:rPr/>
-      </w:pPr>
-      <w:r>
-        <w:rPr>
-          <w:rFonts w:ascii="Times New Roman" w:hAnsi="Times New Roman" w:cs="Times New Roman"/>
-          <w:sz w:val="28"/>
-          <w:szCs w:val="28"/>
-        </w:rPr>
-      </w:r>
-      <w:r/>
-    </w:p>
-    <w:p>
-      <w:pPr>
-        <w:pBdr/>
-        <w:spacing/>
-        <w:ind/>
-        <w:rPr/>
-      </w:pPr>
-      <w:r>
-        <w:rPr>
-          <w:rFonts w:ascii="Times New Roman" w:hAnsi="Times New Roman" w:cs="Times New Roman"/>
-          <w:sz w:val="28"/>
-          <w:szCs w:val="28"/>
-        </w:rPr>
-        <w:t xml:space="preserve">using namespace std;</w:t>
-      </w:r>
-      <w:r/>
-    </w:p>
-    <w:p>
-      <w:pPr>
-        <w:pBdr/>
-        <w:spacing/>
-        <w:ind/>
-        <w:rPr/>
-      </w:pPr>
-      <w:r>
-        <w:rPr>
-          <w:rFonts w:ascii="Times New Roman" w:hAnsi="Times New Roman" w:cs="Times New Roman"/>
-          <w:sz w:val="28"/>
-          <w:szCs w:val="28"/>
-        </w:rPr>
-      </w:r>
-      <w:r/>
-    </w:p>
-    <w:p>
-      <w:pPr>
-        <w:pBdr/>
-        <w:spacing/>
-        <w:ind/>
-        <w:rPr/>
-      </w:pPr>
-      <w:r>
-        <w:rPr>
-          <w:rFonts w:ascii="Times New Roman" w:hAnsi="Times New Roman" w:cs="Times New Roman"/>
-          <w:sz w:val="28"/>
-          <w:szCs w:val="28"/>
-        </w:rPr>
-        <w:t xml:space="preserve">Signaling::Signaling()</w:t>
-      </w:r>
-      <w:r/>
-    </w:p>
-    <w:p>
-      <w:pPr>
-        <w:pBdr/>
-        <w:spacing/>
-        <w:ind/>
-        <w:rPr/>
-      </w:pPr>
-      <w:r>
-        <w:rPr>
-          <w:rFonts w:ascii="Times New Roman" w:hAnsi="Times New Roman" w:cs="Times New Roman"/>
-          <w:sz w:val="28"/>
-          <w:szCs w:val="28"/>
-        </w:rPr>
-        <w:t xml:space="preserve">    : sensorCount(1), hasWireless(false), alertMethod("сирена") {</w:t>
-      </w:r>
-      <w:r/>
-    </w:p>
-    <w:p>
-      <w:pPr>
-        <w:pBdr/>
-        <w:spacing/>
-        <w:ind/>
-        <w:rPr/>
-      </w:pPr>
-      <w:r>
-        <w:rPr>
-          <w:rFonts w:ascii="Times New Roman" w:hAnsi="Times New Roman" w:cs="Times New Roman"/>
-          <w:sz w:val="28"/>
-          <w:szCs w:val="28"/>
-        </w:rPr>
-        <w:t xml:space="preserve">    cout &lt;&lt; "[Signaling] Constructor (default)\n";</w:t>
-      </w:r>
-      <w:r/>
-    </w:p>
-    <w:p>
-      <w:pPr>
-        <w:pBdr/>
-        <w:spacing/>
-        <w:ind/>
-        <w:rPr/>
-      </w:pPr>
-      <w:r>
-        <w:rPr>
-          <w:rFonts w:ascii="Times New Roman" w:hAnsi="Times New Roman" w:cs="Times New Roman"/>
-          <w:sz w:val="28"/>
-          <w:szCs w:val="28"/>
-        </w:rPr>
-        <w:t xml:space="preserve">}</w:t>
-      </w:r>
-      <w:r/>
-    </w:p>
-    <w:p>
-      <w:pPr>
-        <w:pBdr/>
-        <w:spacing/>
-        <w:ind/>
-        <w:rPr/>
-      </w:pPr>
-      <w:r>
-        <w:rPr>
-          <w:rFonts w:ascii="Times New Roman" w:hAnsi="Times New Roman" w:cs="Times New Roman"/>
-          <w:sz w:val="28"/>
-          <w:szCs w:val="28"/>
-        </w:rPr>
-      </w:r>
-      <w:r/>
-    </w:p>
-    <w:p>
-      <w:pPr>
-        <w:pBdr/>
-        <w:spacing/>
-        <w:ind/>
-        <w:rPr/>
-      </w:pPr>
-      <w:r>
-        <w:rPr>
-          <w:rFonts w:ascii="Times New Roman" w:hAnsi="Times New Roman" w:cs="Times New Roman"/>
-          <w:sz w:val="28"/>
-          <w:szCs w:val="28"/>
-        </w:rPr>
-        <w:t xml:space="preserve">Signaling::Signaling(int sensors, bool wireless, const string&amp; method)</w:t>
-      </w:r>
-      <w:r/>
-    </w:p>
-    <w:p>
-      <w:pPr>
-        <w:pBdr/>
-        <w:spacing/>
-        <w:ind/>
-        <w:rPr/>
-      </w:pPr>
-      <w:r>
-        <w:rPr>
-          <w:rFonts w:ascii="Times New Roman" w:hAnsi="Times New Roman" w:cs="Times New Roman"/>
-          <w:sz w:val="28"/>
-          <w:szCs w:val="28"/>
-        </w:rPr>
-        <w:t xml:space="preserve">    : sensorCount(sensors &lt; 1 ? 1 : sensors),</w:t>
-      </w:r>
-      <w:r/>
-    </w:p>
-    <w:p>
-      <w:pPr>
-        <w:pBdr/>
-        <w:spacing/>
-        <w:ind/>
-        <w:rPr/>
-      </w:pPr>
-      <w:r>
-        <w:rPr>
-          <w:rFonts w:ascii="Times New Roman" w:hAnsi="Times New Roman" w:cs="Times New Roman"/>
-          <w:sz w:val="28"/>
-          <w:szCs w:val="28"/>
-        </w:rPr>
-        <w:t xml:space="preserve">      hasWireless(wireless),</w:t>
-      </w:r>
-      <w:r/>
-    </w:p>
-    <w:p>
-      <w:pPr>
-        <w:pBdr/>
-        <w:spacing/>
-        <w:ind/>
-        <w:rPr/>
-      </w:pPr>
-      <w:r>
-        <w:rPr>
-          <w:rFonts w:ascii="Times New Roman" w:hAnsi="Times New Roman" w:cs="Times New Roman"/>
-          <w:sz w:val="28"/>
-          <w:szCs w:val="28"/>
-        </w:rPr>
-        <w:t xml:space="preserve">      alertMethod(method.empty() ? "сирена" : method) {</w:t>
-      </w:r>
-      <w:r/>
-    </w:p>
-    <w:p>
-      <w:pPr>
-        <w:pBdr/>
-        <w:spacing/>
-        <w:ind/>
-        <w:rPr/>
-      </w:pPr>
-      <w:r>
-        <w:rPr>
-          <w:rFonts w:ascii="Times New Roman" w:hAnsi="Times New Roman" w:cs="Times New Roman"/>
-          <w:sz w:val="28"/>
-          <w:szCs w:val="28"/>
-        </w:rPr>
-        <w:t xml:space="preserve">    cout &lt;&lt; "[Signaling] Constructor: датчиків=" &lt;&lt; sensorCount</w:t>
-      </w:r>
-      <w:r/>
-    </w:p>
-    <w:p>
-      <w:pPr>
-        <w:pBdr/>
-        <w:spacing/>
-        <w:ind/>
-        <w:rPr/>
-      </w:pPr>
-      <w:r>
-        <w:rPr>
-          <w:rFonts w:ascii="Times New Roman" w:hAnsi="Times New Roman" w:cs="Times New Roman"/>
-          <w:sz w:val="28"/>
-          <w:szCs w:val="28"/>
-        </w:rPr>
-        <w:t xml:space="preserve">         &lt;&lt; ", бездротові=" &lt;&lt; (hasWireless ? "так" : "ні")</w:t>
-      </w:r>
-      <w:r/>
-    </w:p>
-    <w:p>
-      <w:pPr>
-        <w:pBdr/>
-        <w:spacing/>
-        <w:ind/>
-        <w:rPr/>
-      </w:pPr>
-      <w:r>
-        <w:rPr>
-          <w:rFonts w:ascii="Times New Roman" w:hAnsi="Times New Roman" w:cs="Times New Roman"/>
-          <w:sz w:val="28"/>
-          <w:szCs w:val="28"/>
-        </w:rPr>
-        <w:t xml:space="preserve">         &lt;&lt; ", оповіщення=" &lt;&lt; alertMethod &lt;&lt; "\n";</w:t>
-      </w:r>
-      <w:r/>
-    </w:p>
-    <w:p>
-      <w:pPr>
-        <w:pBdr/>
-        <w:spacing/>
-        <w:ind/>
-        <w:rPr/>
-      </w:pPr>
-      <w:r>
-        <w:rPr>
-          <w:rFonts w:ascii="Times New Roman" w:hAnsi="Times New Roman" w:cs="Times New Roman"/>
-          <w:sz w:val="28"/>
-          <w:szCs w:val="28"/>
-        </w:rPr>
-        <w:t xml:space="preserve">}</w:t>
-      </w:r>
-      <w:r/>
-    </w:p>
-    <w:p>
-      <w:pPr>
-        <w:pBdr/>
-        <w:spacing/>
-        <w:ind/>
-        <w:rPr/>
-      </w:pPr>
-      <w:r>
-        <w:rPr>
-          <w:rFonts w:ascii="Times New Roman" w:hAnsi="Times New Roman" w:cs="Times New Roman"/>
-          <w:sz w:val="28"/>
-          <w:szCs w:val="28"/>
-        </w:rPr>
-      </w:r>
-      <w:r/>
-    </w:p>
-    <w:p>
-      <w:pPr>
-        <w:pBdr/>
-        <w:spacing/>
-        <w:ind/>
-        <w:rPr/>
-      </w:pPr>
-      <w:r>
-        <w:rPr>
-          <w:rFonts w:ascii="Times New Roman" w:hAnsi="Times New Roman" w:cs="Times New Roman"/>
-          <w:sz w:val="28"/>
-          <w:szCs w:val="28"/>
-        </w:rPr>
-        <w:t xml:space="preserve">Signaling::~Signaling() {</w:t>
-      </w:r>
-      <w:r/>
-    </w:p>
-    <w:p>
-      <w:pPr>
-        <w:pBdr/>
-        <w:spacing/>
-        <w:ind/>
-        <w:rPr/>
-      </w:pPr>
-      <w:r>
-        <w:rPr>
-          <w:rFonts w:ascii="Times New Roman" w:hAnsi="Times New Roman" w:cs="Times New Roman"/>
-          <w:sz w:val="28"/>
-          <w:szCs w:val="28"/>
-        </w:rPr>
-        <w:t xml:space="preserve">    cout &lt;&lt; "[Signaling] Destructor: оповіщення=" &lt;&lt; alertMethod &lt;&lt; "\n";</w:t>
-      </w:r>
-      <w:r/>
-    </w:p>
-    <w:p>
-      <w:pPr>
-        <w:pBdr/>
-        <w:spacing/>
-        <w:ind/>
-        <w:rPr/>
-      </w:pPr>
-      <w:r>
-        <w:rPr>
-          <w:rFonts w:ascii="Times New Roman" w:hAnsi="Times New Roman" w:cs="Times New Roman"/>
-          <w:sz w:val="28"/>
-          <w:szCs w:val="28"/>
-        </w:rPr>
-        <w:t xml:space="preserve">}</w:t>
-      </w:r>
-      <w:r/>
-    </w:p>
-    <w:p>
-      <w:pPr>
-        <w:pBdr/>
-        <w:spacing/>
-        <w:ind/>
-        <w:rPr/>
-      </w:pPr>
-      <w:r>
-        <w:rPr>
-          <w:rFonts w:ascii="Times New Roman" w:hAnsi="Times New Roman" w:cs="Times New Roman"/>
-          <w:sz w:val="28"/>
-          <w:szCs w:val="28"/>
-        </w:rPr>
-      </w:r>
-      <w:r/>
-    </w:p>
-    <w:p>
-      <w:pPr>
-        <w:pBdr/>
-        <w:spacing/>
-        <w:ind/>
-        <w:rPr/>
-      </w:pPr>
-      <w:r>
-        <w:rPr>
-          <w:rFonts w:ascii="Times New Roman" w:hAnsi="Times New Roman" w:cs="Times New Roman"/>
-          <w:sz w:val="28"/>
-          <w:szCs w:val="28"/>
-        </w:rPr>
-        <w:t xml:space="preserve">int Signaling::getSensorCount() const { return sensorCount; }</w:t>
-      </w:r>
-      <w:r/>
-    </w:p>
-    <w:p>
-      <w:pPr>
-        <w:pBdr/>
-        <w:spacing/>
-        <w:ind/>
-        <w:rPr/>
-      </w:pPr>
-      <w:r>
-        <w:rPr>
-          <w:rFonts w:ascii="Times New Roman" w:hAnsi="Times New Roman" w:cs="Times New Roman"/>
-          <w:sz w:val="28"/>
-          <w:szCs w:val="28"/>
-        </w:rPr>
-        <w:t xml:space="preserve">bool Signaling::getHasWireless() const { return hasWireless; }</w:t>
-      </w:r>
-      <w:r/>
-    </w:p>
-    <w:p>
-      <w:pPr>
-        <w:pBdr/>
-        <w:spacing/>
-        <w:ind/>
-        <w:rPr/>
-      </w:pPr>
-      <w:r>
-        <w:rPr>
-          <w:rFonts w:ascii="Times New Roman" w:hAnsi="Times New Roman" w:cs="Times New Roman"/>
-          <w:sz w:val="28"/>
-          <w:szCs w:val="28"/>
-        </w:rPr>
-        <w:t xml:space="preserve">string Signaling::getAlertMethod() const { return alertMethod; }</w:t>
-      </w:r>
-      <w:r/>
-    </w:p>
-    <w:p>
-      <w:pPr>
-        <w:pBdr/>
-        <w:spacing/>
-        <w:ind/>
-        <w:rPr/>
-      </w:pPr>
-      <w:r>
-        <w:rPr>
-          <w:rFonts w:ascii="Times New Roman" w:hAnsi="Times New Roman" w:cs="Times New Roman"/>
-          <w:sz w:val="28"/>
-          <w:szCs w:val="28"/>
-        </w:rPr>
-      </w:r>
-      <w:r/>
-    </w:p>
-    <w:p>
-      <w:pPr>
-        <w:pBdr/>
-        <w:spacing/>
-        <w:ind/>
-        <w:rPr/>
-      </w:pPr>
-      <w:r>
-        <w:rPr>
-          <w:rFonts w:ascii="Times New Roman" w:hAnsi="Times New Roman" w:cs="Times New Roman"/>
-          <w:sz w:val="28"/>
-          <w:szCs w:val="28"/>
-        </w:rPr>
-        <w:t xml:space="preserve">void Signaling::display() const {</w:t>
-      </w:r>
-      <w:r/>
-    </w:p>
-    <w:p>
-      <w:pPr>
-        <w:pBdr/>
-        <w:spacing/>
-        <w:ind/>
-        <w:rPr/>
-      </w:pPr>
-      <w:r>
-        <w:rPr>
-          <w:rFonts w:ascii="Times New Roman" w:hAnsi="Times New Roman" w:cs="Times New Roman"/>
-          <w:sz w:val="28"/>
-          <w:szCs w:val="28"/>
-        </w:rPr>
-        <w:t xml:space="preserve">    cout &lt;&lt; "датчиків: " &lt;&lt; sensorCount</w:t>
-      </w:r>
-      <w:r/>
-    </w:p>
-    <w:p>
-      <w:pPr>
-        <w:pBdr/>
-        <w:spacing/>
-        <w:ind/>
-        <w:rPr/>
-      </w:pPr>
-      <w:r>
-        <w:rPr>
-          <w:rFonts w:ascii="Times New Roman" w:hAnsi="Times New Roman" w:cs="Times New Roman"/>
-          <w:sz w:val="28"/>
-          <w:szCs w:val="28"/>
-        </w:rPr>
-        <w:t xml:space="preserve">         &lt;&lt; ", бездротові: " &lt;&lt; (hasWireless ? "так" : "ні")</w:t>
-      </w:r>
-      <w:r/>
-    </w:p>
-    <w:p>
-      <w:pPr>
-        <w:pBdr/>
-        <w:spacing/>
-        <w:ind/>
-        <w:rPr/>
-      </w:pPr>
-      <w:r>
-        <w:rPr>
-          <w:rFonts w:ascii="Times New Roman" w:hAnsi="Times New Roman" w:cs="Times New Roman"/>
-          <w:sz w:val="28"/>
-          <w:szCs w:val="28"/>
-        </w:rPr>
-        <w:t xml:space="preserve">         &lt;&lt; ", оповіщення: " &lt;&lt; alertMethod &lt;&lt; "\n";</w:t>
-      </w:r>
-      <w:r/>
-    </w:p>
-    <w:p>
-      <w:pPr>
-        <w:pBdr/>
-        <w:spacing/>
-        <w:ind/>
-        <w:rPr/>
-      </w:pPr>
-      <w:r>
-        <w:rPr>
-          <w:rFonts w:ascii="Times New Roman" w:hAnsi="Times New Roman" w:cs="Times New Roman"/>
-          <w:sz w:val="28"/>
-          <w:szCs w:val="28"/>
-        </w:rPr>
-        <w:t xml:space="preserve">}</w:t>
-      </w:r>
-      <w:r/>
-    </w:p>
-    <w:p>
-      <w:pPr>
-        <w:pBdr/>
-        <w:spacing/>
-        <w:ind/>
-        <w:rPr/>
-      </w:pPr>
-      <w:r>
-        <w:rPr>
-          <w:rFonts w:ascii="Times New Roman" w:hAnsi="Times New Roman" w:cs="Times New Roman"/>
-          <w:sz w:val="28"/>
-          <w:szCs w:val="28"/>
-        </w:rPr>
-      </w:r>
-      <w:r/>
-    </w:p>
-    <w:p>
-      <w:pPr>
-        <w:pBdr/>
-        <w:spacing/>
-        <w:ind/>
-        <w:rPr/>
-      </w:pPr>
-      <w:r>
-        <w:rPr>
-          <w:rFonts w:ascii="Times New Roman" w:hAnsi="Times New Roman" w:cs="Times New Roman"/>
-          <w:sz w:val="28"/>
-          <w:szCs w:val="28"/>
-        </w:rPr>
-        <w:t xml:space="preserve">—— Файл: sensor_device.h ———</w:t>
-      </w:r>
-      <w:r/>
-    </w:p>
-    <w:p>
-      <w:pPr>
-        <w:pBdr/>
-        <w:spacing/>
-        <w:ind/>
-        <w:rPr/>
-      </w:pPr>
-      <w:r>
-        <w:rPr>
-          <w:rFonts w:ascii="Times New Roman" w:hAnsi="Times New Roman" w:cs="Times New Roman"/>
-          <w:sz w:val="28"/>
-          <w:szCs w:val="28"/>
-        </w:rPr>
-      </w:r>
-      <w:r/>
-    </w:p>
-    <w:p>
-      <w:pPr>
-        <w:pBdr/>
-        <w:spacing/>
-        <w:ind/>
-        <w:rPr/>
-      </w:pPr>
-      <w:r>
-        <w:rPr>
-          <w:rFonts w:ascii="Times New Roman" w:hAnsi="Times New Roman" w:cs="Times New Roman"/>
-          <w:sz w:val="28"/>
-          <w:szCs w:val="28"/>
-        </w:rPr>
-        <w:t xml:space="preserve">#ifndef SENSOR_DEVICE_H</w:t>
-      </w:r>
-      <w:r/>
-    </w:p>
-    <w:p>
-      <w:pPr>
-        <w:pBdr/>
-        <w:spacing/>
-        <w:ind/>
-        <w:rPr/>
-      </w:pPr>
-      <w:r>
-        <w:rPr>
-          <w:rFonts w:ascii="Times New Roman" w:hAnsi="Times New Roman" w:cs="Times New Roman"/>
-          <w:sz w:val="28"/>
-          <w:szCs w:val="28"/>
-        </w:rPr>
-        <w:t xml:space="preserve">#define SENSOR_DEVICE_H</w:t>
-      </w:r>
-      <w:r/>
-    </w:p>
-    <w:p>
-      <w:pPr>
-        <w:pBdr/>
-        <w:spacing/>
-        <w:ind/>
-        <w:rPr/>
-      </w:pPr>
-      <w:r>
-        <w:rPr>
-          <w:rFonts w:ascii="Times New Roman" w:hAnsi="Times New Roman" w:cs="Times New Roman"/>
-          <w:sz w:val="28"/>
-          <w:szCs w:val="28"/>
-        </w:rPr>
-      </w:r>
-      <w:r/>
-    </w:p>
-    <w:p>
-      <w:pPr>
-        <w:pBdr/>
-        <w:spacing/>
-        <w:ind/>
-        <w:rPr/>
-      </w:pPr>
-      <w:r>
-        <w:rPr>
-          <w:rFonts w:ascii="Times New Roman" w:hAnsi="Times New Roman" w:cs="Times New Roman"/>
-          <w:sz w:val="28"/>
-          <w:szCs w:val="28"/>
-        </w:rPr>
-        <w:t xml:space="preserve">#include &lt;iostream&gt;</w:t>
-      </w:r>
-      <w:r/>
-    </w:p>
-    <w:p>
-      <w:pPr>
-        <w:pBdr/>
-        <w:spacing/>
-        <w:ind/>
-        <w:rPr/>
-      </w:pPr>
-      <w:r>
-        <w:rPr>
-          <w:rFonts w:ascii="Times New Roman" w:hAnsi="Times New Roman" w:cs="Times New Roman"/>
-          <w:sz w:val="28"/>
-          <w:szCs w:val="28"/>
-        </w:rPr>
-        <w:t xml:space="preserve">#include &lt;memory&gt;</w:t>
-      </w:r>
-      <w:r/>
-    </w:p>
-    <w:p>
-      <w:pPr>
-        <w:pBdr/>
-        <w:spacing/>
-        <w:ind/>
-        <w:rPr/>
-      </w:pPr>
-      <w:r>
-        <w:rPr>
-          <w:rFonts w:ascii="Times New Roman" w:hAnsi="Times New Roman" w:cs="Times New Roman"/>
-          <w:sz w:val="28"/>
-          <w:szCs w:val="28"/>
-        </w:rPr>
-        <w:t xml:space="preserve">#include &lt;string&gt;</w:t>
-      </w:r>
-      <w:r/>
-    </w:p>
-    <w:p>
-      <w:pPr>
-        <w:pBdr/>
-        <w:spacing/>
-        <w:ind/>
-        <w:rPr/>
-      </w:pPr>
-      <w:r>
-        <w:rPr>
-          <w:rFonts w:ascii="Times New Roman" w:hAnsi="Times New Roman" w:cs="Times New Roman"/>
-          <w:sz w:val="28"/>
-          <w:szCs w:val="28"/>
-        </w:rPr>
-      </w:r>
-      <w:r/>
-    </w:p>
-    <w:p>
-      <w:pPr>
-        <w:pBdr/>
-        <w:spacing/>
-        <w:ind/>
-        <w:rPr/>
-      </w:pPr>
-      <w:r>
-        <w:rPr>
-          <w:rFonts w:ascii="Times New Roman" w:hAnsi="Times New Roman" w:cs="Times New Roman"/>
-          <w:sz w:val="28"/>
-          <w:szCs w:val="28"/>
-        </w:rPr>
-        <w:t xml:space="preserve">class AlarmHub;</w:t>
-      </w:r>
-      <w:r/>
-    </w:p>
-    <w:p>
-      <w:pPr>
-        <w:pBdr/>
-        <w:spacing/>
-        <w:ind/>
-        <w:rPr/>
-      </w:pPr>
-      <w:r>
-        <w:rPr>
-          <w:rFonts w:ascii="Times New Roman" w:hAnsi="Times New Roman" w:cs="Times New Roman"/>
-          <w:sz w:val="28"/>
-          <w:szCs w:val="28"/>
-        </w:rPr>
-      </w:r>
-      <w:r/>
-    </w:p>
-    <w:p>
-      <w:pPr>
-        <w:pBdr/>
-        <w:spacing/>
-        <w:ind/>
-        <w:rPr/>
-      </w:pPr>
-      <w:r>
-        <w:rPr>
-          <w:rFonts w:ascii="Times New Roman" w:hAnsi="Times New Roman" w:cs="Times New Roman"/>
-          <w:sz w:val="28"/>
-          <w:szCs w:val="28"/>
-        </w:rPr>
-        <w:t xml:space="preserve">class SensorDevice {</w:t>
-      </w:r>
-      <w:r/>
-    </w:p>
-    <w:p>
-      <w:pPr>
-        <w:pBdr/>
-        <w:spacing/>
-        <w:ind/>
-        <w:rPr/>
-      </w:pPr>
-      <w:r>
-        <w:rPr>
-          <w:rFonts w:ascii="Times New Roman" w:hAnsi="Times New Roman" w:cs="Times New Roman"/>
-          <w:sz w:val="28"/>
-          <w:szCs w:val="28"/>
-        </w:rPr>
-        <w:t xml:space="preserve">public:</w:t>
-      </w:r>
-      <w:r/>
-    </w:p>
-    <w:p>
-      <w:pPr>
-        <w:pBdr/>
-        <w:spacing/>
-        <w:ind/>
-        <w:rPr/>
-      </w:pPr>
-      <w:r>
-        <w:rPr>
-          <w:rFonts w:ascii="Times New Roman" w:hAnsi="Times New Roman" w:cs="Times New Roman"/>
-          <w:sz w:val="28"/>
-          <w:szCs w:val="28"/>
-        </w:rPr>
-        <w:t xml:space="preserve">    std::string name;</w:t>
-      </w:r>
-      <w:r/>
-    </w:p>
-    <w:p>
-      <w:pPr>
-        <w:pBdr/>
-        <w:spacing/>
-        <w:ind/>
-        <w:rPr/>
-      </w:pPr>
-      <w:r>
-        <w:rPr>
-          <w:rFonts w:ascii="Times New Roman" w:hAnsi="Times New Roman" w:cs="Times New Roman"/>
-          <w:sz w:val="28"/>
-          <w:szCs w:val="28"/>
-        </w:rPr>
-        <w:t xml:space="preserve">    std::weak_ptr&lt;AlarmHub&gt; hub;</w:t>
-      </w:r>
-      <w:r/>
-    </w:p>
-    <w:p>
-      <w:pPr>
-        <w:pBdr/>
-        <w:spacing/>
-        <w:ind/>
-        <w:rPr/>
-      </w:pPr>
-      <w:r>
-        <w:rPr>
-          <w:rFonts w:ascii="Times New Roman" w:hAnsi="Times New Roman" w:cs="Times New Roman"/>
-          <w:sz w:val="28"/>
-          <w:szCs w:val="28"/>
-        </w:rPr>
-      </w:r>
-      <w:r/>
-    </w:p>
-    <w:p>
-      <w:pPr>
-        <w:pBdr/>
-        <w:spacing/>
-        <w:ind/>
-        <w:rPr/>
-      </w:pPr>
-      <w:r>
-        <w:rPr>
-          <w:rFonts w:ascii="Times New Roman" w:hAnsi="Times New Roman" w:cs="Times New Roman"/>
-          <w:sz w:val="28"/>
-          <w:szCs w:val="28"/>
-        </w:rPr>
-        <w:t xml:space="preserve">    explicit SensorDevice(const std::string&amp; n);</w:t>
-      </w:r>
-      <w:r/>
-    </w:p>
-    <w:p>
-      <w:pPr>
-        <w:pBdr/>
-        <w:spacing/>
-        <w:ind/>
-        <w:rPr/>
-      </w:pPr>
-      <w:r>
-        <w:rPr>
-          <w:rFonts w:ascii="Times New Roman" w:hAnsi="Times New Roman" w:cs="Times New Roman"/>
-          <w:sz w:val="28"/>
-          <w:szCs w:val="28"/>
-        </w:rPr>
-        <w:t xml:space="preserve">    ~SensorDevice();</w:t>
-      </w:r>
-      <w:r/>
-    </w:p>
-    <w:p>
-      <w:pPr>
-        <w:pBdr/>
-        <w:spacing/>
-        <w:ind/>
-        <w:rPr/>
-      </w:pPr>
-      <w:r>
-        <w:rPr>
-          <w:rFonts w:ascii="Times New Roman" w:hAnsi="Times New Roman" w:cs="Times New Roman"/>
-          <w:sz w:val="28"/>
-          <w:szCs w:val="28"/>
-        </w:rPr>
-        <w:t xml:space="preserve">};</w:t>
-      </w:r>
-      <w:r/>
-    </w:p>
-    <w:p>
-      <w:pPr>
-        <w:pBdr/>
-        <w:spacing/>
-        <w:ind/>
-        <w:rPr/>
-      </w:pPr>
-      <w:r>
-        <w:rPr>
-          <w:rFonts w:ascii="Times New Roman" w:hAnsi="Times New Roman" w:cs="Times New Roman"/>
-          <w:sz w:val="28"/>
-          <w:szCs w:val="28"/>
-        </w:rPr>
-      </w:r>
-      <w:r/>
-    </w:p>
-    <w:p>
-      <w:pPr>
-        <w:pBdr/>
-        <w:spacing/>
-        <w:ind/>
-        <w:rPr/>
-      </w:pPr>
-      <w:r>
-        <w:rPr>
-          <w:rFonts w:ascii="Times New Roman" w:hAnsi="Times New Roman" w:cs="Times New Roman"/>
-          <w:sz w:val="28"/>
-          <w:szCs w:val="28"/>
-        </w:rPr>
-        <w:t xml:space="preserve">#endif</w:t>
-      </w:r>
-      <w:r/>
-    </w:p>
-    <w:p>
-      <w:pPr>
-        <w:pBdr/>
-        <w:spacing/>
-        <w:ind/>
-        <w:rPr/>
-      </w:pPr>
-      <w:r>
-        <w:rPr>
-          <w:rFonts w:ascii="Times New Roman" w:hAnsi="Times New Roman" w:cs="Times New Roman"/>
-          <w:sz w:val="28"/>
-          <w:szCs w:val="28"/>
-        </w:rPr>
-      </w:r>
-      <w:r/>
-    </w:p>
-    <w:p>
-      <w:pPr>
-        <w:pBdr/>
-        <w:spacing/>
-        <w:ind/>
-        <w:rPr/>
-      </w:pPr>
-      <w:r>
-        <w:rPr>
-          <w:rFonts w:ascii="Times New Roman" w:hAnsi="Times New Roman" w:cs="Times New Roman"/>
-          <w:sz w:val="28"/>
-          <w:szCs w:val="28"/>
-        </w:rPr>
-        <w:t xml:space="preserve">—— Файл: sensor_device.cpp ———</w:t>
-      </w:r>
-      <w:r/>
-    </w:p>
-    <w:p>
-      <w:pPr>
-        <w:pBdr/>
-        <w:spacing/>
-        <w:ind/>
-        <w:rPr/>
-      </w:pPr>
-      <w:r>
-        <w:rPr>
-          <w:rFonts w:ascii="Times New Roman" w:hAnsi="Times New Roman" w:cs="Times New Roman"/>
-          <w:sz w:val="28"/>
-          <w:szCs w:val="28"/>
-        </w:rPr>
-      </w:r>
-      <w:r/>
-    </w:p>
-    <w:p>
-      <w:pPr>
-        <w:pBdr/>
-        <w:spacing/>
-        <w:ind/>
-        <w:rPr/>
-      </w:pPr>
-      <w:r>
-        <w:rPr>
-          <w:rFonts w:ascii="Times New Roman" w:hAnsi="Times New Roman" w:cs="Times New Roman"/>
-          <w:sz w:val="28"/>
-          <w:szCs w:val="28"/>
-        </w:rPr>
-        <w:t xml:space="preserve">#include "sensor_device.h"</w:t>
-      </w:r>
-      <w:r/>
-    </w:p>
-    <w:p>
-      <w:pPr>
-        <w:pBdr/>
-        <w:spacing/>
-        <w:ind/>
-        <w:rPr/>
-      </w:pPr>
-      <w:r>
-        <w:rPr>
-          <w:rFonts w:ascii="Times New Roman" w:hAnsi="Times New Roman" w:cs="Times New Roman"/>
-          <w:sz w:val="28"/>
-          <w:szCs w:val="28"/>
-        </w:rPr>
-        <w:t xml:space="preserve">#include "alarm_hub.h"</w:t>
-      </w:r>
-      <w:r/>
-    </w:p>
-    <w:p>
-      <w:pPr>
-        <w:pBdr/>
-        <w:spacing/>
-        <w:ind/>
-        <w:rPr/>
-      </w:pPr>
-      <w:r>
-        <w:rPr>
-          <w:rFonts w:ascii="Times New Roman" w:hAnsi="Times New Roman" w:cs="Times New Roman"/>
-          <w:sz w:val="28"/>
-          <w:szCs w:val="28"/>
-        </w:rPr>
-      </w:r>
-      <w:r/>
-    </w:p>
-    <w:p>
-      <w:pPr>
-        <w:pBdr/>
-        <w:spacing/>
-        <w:ind/>
-        <w:rPr/>
-      </w:pPr>
-      <w:r>
-        <w:rPr>
-          <w:rFonts w:ascii="Times New Roman" w:hAnsi="Times New Roman" w:cs="Times New Roman"/>
-          <w:sz w:val="28"/>
-          <w:szCs w:val="28"/>
-        </w:rPr>
-        <w:t xml:space="preserve">using namespace std;</w:t>
-      </w:r>
-      <w:r/>
-    </w:p>
-    <w:p>
-      <w:pPr>
-        <w:pBdr/>
-        <w:spacing/>
-        <w:ind/>
-        <w:rPr/>
-      </w:pPr>
-      <w:r>
-        <w:rPr>
-          <w:rFonts w:ascii="Times New Roman" w:hAnsi="Times New Roman" w:cs="Times New Roman"/>
-          <w:sz w:val="28"/>
-          <w:szCs w:val="28"/>
-        </w:rPr>
-      </w:r>
-      <w:r/>
-    </w:p>
-    <w:p>
-      <w:pPr>
-        <w:pBdr/>
-        <w:spacing/>
-        <w:ind/>
-        <w:rPr/>
-      </w:pPr>
-      <w:r>
-        <w:rPr>
-          <w:rFonts w:ascii="Times New Roman" w:hAnsi="Times New Roman" w:cs="Times New Roman"/>
-          <w:sz w:val="28"/>
-          <w:szCs w:val="28"/>
-        </w:rPr>
-        <w:t xml:space="preserve">SensorDevice::SensorDevice(const string&amp; n) : name(n) {</w:t>
-      </w:r>
-      <w:r/>
-    </w:p>
-    <w:p>
-      <w:pPr>
-        <w:pBdr/>
-        <w:spacing/>
-        <w:ind/>
-        <w:rPr/>
-      </w:pPr>
-      <w:r>
-        <w:rPr>
-          <w:rFonts w:ascii="Times New Roman" w:hAnsi="Times New Roman" w:cs="Times New Roman"/>
-          <w:sz w:val="28"/>
-          <w:szCs w:val="28"/>
-        </w:rPr>
-        <w:t xml:space="preserve">    cout &lt;&lt; "[SensorDevice] Constructor: " &lt;&lt; name &lt;&lt; "\n";</w:t>
-      </w:r>
-      <w:r/>
-    </w:p>
-    <w:p>
-      <w:pPr>
-        <w:pBdr/>
-        <w:spacing/>
-        <w:ind/>
-        <w:rPr/>
-      </w:pPr>
-      <w:r>
-        <w:rPr>
-          <w:rFonts w:ascii="Times New Roman" w:hAnsi="Times New Roman" w:cs="Times New Roman"/>
-          <w:sz w:val="28"/>
-          <w:szCs w:val="28"/>
-        </w:rPr>
-        <w:t xml:space="preserve">}</w:t>
-      </w:r>
-      <w:r/>
-    </w:p>
-    <w:p>
-      <w:pPr>
-        <w:pBdr/>
-        <w:spacing/>
-        <w:ind/>
-        <w:rPr/>
-      </w:pPr>
-      <w:r>
-        <w:rPr>
-          <w:rFonts w:ascii="Times New Roman" w:hAnsi="Times New Roman" w:cs="Times New Roman"/>
-          <w:sz w:val="28"/>
-          <w:szCs w:val="28"/>
-        </w:rPr>
-      </w:r>
-      <w:r/>
-    </w:p>
-    <w:p>
-      <w:pPr>
-        <w:pBdr/>
-        <w:spacing/>
-        <w:ind/>
-        <w:rPr/>
-      </w:pPr>
-      <w:r>
-        <w:rPr>
-          <w:rFonts w:ascii="Times New Roman" w:hAnsi="Times New Roman" w:cs="Times New Roman"/>
-          <w:sz w:val="28"/>
-          <w:szCs w:val="28"/>
-        </w:rPr>
-        <w:t xml:space="preserve">SensorDevice::~SensorDevice() {</w:t>
-      </w:r>
-      <w:r/>
-    </w:p>
-    <w:p>
-      <w:pPr>
-        <w:pBdr/>
-        <w:spacing/>
-        <w:ind/>
-        <w:rPr/>
-      </w:pPr>
-      <w:r>
-        <w:rPr>
-          <w:rFonts w:ascii="Times New Roman" w:hAnsi="Times New Roman" w:cs="Times New Roman"/>
-          <w:sz w:val="28"/>
-          <w:szCs w:val="28"/>
-        </w:rPr>
-        <w:t xml:space="preserve">    cout &lt;&lt; "[SensorDevice] Destructor: " &lt;&lt; name &lt;&lt; "\n";</w:t>
-      </w:r>
-      <w:r/>
-    </w:p>
-    <w:p>
-      <w:pPr>
-        <w:pBdr/>
-        <w:spacing/>
-        <w:ind/>
-        <w:rPr/>
-      </w:pPr>
-      <w:r>
-        <w:rPr>
-          <w:rFonts w:ascii="Times New Roman" w:hAnsi="Times New Roman" w:cs="Times New Roman"/>
-          <w:sz w:val="28"/>
-          <w:szCs w:val="28"/>
-        </w:rPr>
-        <w:t xml:space="preserve">}</w:t>
-      </w:r>
-      <w:r/>
-    </w:p>
-    <w:p>
-      <w:pPr>
-        <w:pBdr/>
-        <w:spacing/>
-        <w:ind/>
-        <w:rPr/>
-      </w:pPr>
-      <w:r>
-        <w:rPr>
-          <w:rFonts w:ascii="Times New Roman" w:hAnsi="Times New Roman" w:cs="Times New Roman"/>
-          <w:sz w:val="28"/>
-          <w:szCs w:val="28"/>
-        </w:rPr>
-      </w:r>
-      <w:r/>
-    </w:p>
-    <w:p>
-      <w:pPr>
-        <w:pBdr/>
-        <w:spacing/>
-        <w:ind/>
-        <w:rPr/>
-      </w:pPr>
-      <w:r>
-        <w:rPr>
-          <w:rFonts w:ascii="Times New Roman" w:hAnsi="Times New Roman" w:cs="Times New Roman"/>
-          <w:sz w:val="28"/>
-          <w:szCs w:val="28"/>
-        </w:rPr>
-        <w:t xml:space="preserve">—— Файл: alarm_hub.h ———</w:t>
-      </w:r>
-      <w:r/>
-    </w:p>
-    <w:p>
-      <w:pPr>
-        <w:pBdr/>
-        <w:spacing/>
-        <w:ind/>
-        <w:rPr/>
-      </w:pPr>
-      <w:r>
-        <w:rPr>
-          <w:rFonts w:ascii="Times New Roman" w:hAnsi="Times New Roman" w:cs="Times New Roman"/>
-          <w:sz w:val="28"/>
-          <w:szCs w:val="28"/>
-        </w:rPr>
-      </w:r>
-      <w:r/>
-    </w:p>
-    <w:p>
-      <w:pPr>
-        <w:pBdr/>
-        <w:spacing/>
-        <w:ind/>
-        <w:rPr/>
-      </w:pPr>
-      <w:r>
-        <w:rPr>
-          <w:rFonts w:ascii="Times New Roman" w:hAnsi="Times New Roman" w:cs="Times New Roman"/>
-          <w:sz w:val="28"/>
-          <w:szCs w:val="28"/>
-        </w:rPr>
-        <w:t xml:space="preserve">#ifndef ALARM_HUB_H</w:t>
-      </w:r>
-      <w:r/>
-    </w:p>
-    <w:p>
-      <w:pPr>
-        <w:pBdr/>
-        <w:spacing/>
-        <w:ind/>
-        <w:rPr/>
-      </w:pPr>
-      <w:r>
-        <w:rPr>
-          <w:rFonts w:ascii="Times New Roman" w:hAnsi="Times New Roman" w:cs="Times New Roman"/>
-          <w:sz w:val="28"/>
-          <w:szCs w:val="28"/>
-        </w:rPr>
-        <w:t xml:space="preserve">#define ALARM_HUB_H</w:t>
-      </w:r>
-      <w:r/>
-    </w:p>
-    <w:p>
-      <w:pPr>
-        <w:pBdr/>
-        <w:spacing/>
-        <w:ind/>
-        <w:rPr/>
-      </w:pPr>
-      <w:r>
-        <w:rPr>
-          <w:rFonts w:ascii="Times New Roman" w:hAnsi="Times New Roman" w:cs="Times New Roman"/>
-          <w:sz w:val="28"/>
-          <w:szCs w:val="28"/>
-        </w:rPr>
-      </w:r>
-      <w:r/>
-    </w:p>
-    <w:p>
-      <w:pPr>
-        <w:pBdr/>
-        <w:spacing/>
-        <w:ind/>
-        <w:rPr/>
-      </w:pPr>
-      <w:r>
-        <w:rPr>
-          <w:rFonts w:ascii="Times New Roman" w:hAnsi="Times New Roman" w:cs="Times New Roman"/>
-          <w:sz w:val="28"/>
-          <w:szCs w:val="28"/>
-        </w:rPr>
-        <w:t xml:space="preserve">#include &lt;iostream&gt;</w:t>
-      </w:r>
-      <w:r/>
-    </w:p>
-    <w:p>
-      <w:pPr>
-        <w:pBdr/>
-        <w:spacing/>
-        <w:ind/>
-        <w:rPr/>
-      </w:pPr>
-      <w:r>
-        <w:rPr>
-          <w:rFonts w:ascii="Times New Roman" w:hAnsi="Times New Roman" w:cs="Times New Roman"/>
-          <w:sz w:val="28"/>
-          <w:szCs w:val="28"/>
-        </w:rPr>
-        <w:t xml:space="preserve">#include &lt;memory&gt;</w:t>
-      </w:r>
-      <w:r/>
-    </w:p>
-    <w:p>
-      <w:pPr>
-        <w:pBdr/>
-        <w:spacing/>
-        <w:ind/>
-        <w:rPr/>
-      </w:pPr>
-      <w:r>
-        <w:rPr>
-          <w:rFonts w:ascii="Times New Roman" w:hAnsi="Times New Roman" w:cs="Times New Roman"/>
-          <w:sz w:val="28"/>
-          <w:szCs w:val="28"/>
-        </w:rPr>
-        <w:t xml:space="preserve">#include &lt;string&gt;</w:t>
-      </w:r>
-      <w:r/>
-    </w:p>
-    <w:p>
-      <w:pPr>
-        <w:pBdr/>
-        <w:spacing/>
-        <w:ind/>
-        <w:rPr/>
-      </w:pPr>
-      <w:r>
-        <w:rPr>
-          <w:rFonts w:ascii="Times New Roman" w:hAnsi="Times New Roman" w:cs="Times New Roman"/>
-          <w:sz w:val="28"/>
-          <w:szCs w:val="28"/>
-        </w:rPr>
-      </w:r>
-      <w:r/>
-    </w:p>
-    <w:p>
-      <w:pPr>
-        <w:pBdr/>
-        <w:spacing/>
-        <w:ind/>
-        <w:rPr/>
-      </w:pPr>
-      <w:r>
-        <w:rPr>
-          <w:rFonts w:ascii="Times New Roman" w:hAnsi="Times New Roman" w:cs="Times New Roman"/>
-          <w:sz w:val="28"/>
-          <w:szCs w:val="28"/>
-        </w:rPr>
-        <w:t xml:space="preserve">class SensorDevice;</w:t>
-      </w:r>
-      <w:r/>
-    </w:p>
-    <w:p>
-      <w:pPr>
-        <w:pBdr/>
-        <w:spacing/>
-        <w:ind/>
-        <w:rPr/>
-      </w:pPr>
-      <w:r>
-        <w:rPr>
-          <w:rFonts w:ascii="Times New Roman" w:hAnsi="Times New Roman" w:cs="Times New Roman"/>
-          <w:sz w:val="28"/>
-          <w:szCs w:val="28"/>
-        </w:rPr>
-      </w:r>
-      <w:r/>
-    </w:p>
-    <w:p>
-      <w:pPr>
-        <w:pBdr/>
-        <w:spacing/>
-        <w:ind/>
-        <w:rPr/>
-      </w:pPr>
-      <w:r>
-        <w:rPr>
-          <w:rFonts w:ascii="Times New Roman" w:hAnsi="Times New Roman" w:cs="Times New Roman"/>
-          <w:sz w:val="28"/>
-          <w:szCs w:val="28"/>
-        </w:rPr>
-        <w:t xml:space="preserve">class AlarmHub {</w:t>
-      </w:r>
-      <w:r/>
-    </w:p>
-    <w:p>
-      <w:pPr>
-        <w:pBdr/>
-        <w:spacing/>
-        <w:ind/>
-        <w:rPr/>
-      </w:pPr>
-      <w:r>
-        <w:rPr>
-          <w:rFonts w:ascii="Times New Roman" w:hAnsi="Times New Roman" w:cs="Times New Roman"/>
-          <w:sz w:val="28"/>
-          <w:szCs w:val="28"/>
-        </w:rPr>
-        <w:t xml:space="preserve">public:</w:t>
-      </w:r>
-      <w:r/>
-    </w:p>
-    <w:p>
-      <w:pPr>
-        <w:pBdr/>
-        <w:spacing/>
-        <w:ind/>
-        <w:rPr/>
-      </w:pPr>
-      <w:r>
-        <w:rPr>
-          <w:rFonts w:ascii="Times New Roman" w:hAnsi="Times New Roman" w:cs="Times New Roman"/>
-          <w:sz w:val="28"/>
-          <w:szCs w:val="28"/>
-        </w:rPr>
-        <w:t xml:space="preserve">    std::string name;</w:t>
-      </w:r>
-      <w:r/>
-    </w:p>
-    <w:p>
-      <w:pPr>
-        <w:pBdr/>
-        <w:spacing/>
-        <w:ind/>
-        <w:rPr/>
-      </w:pPr>
-      <w:r>
-        <w:rPr>
-          <w:rFonts w:ascii="Times New Roman" w:hAnsi="Times New Roman" w:cs="Times New Roman"/>
-          <w:sz w:val="28"/>
-          <w:szCs w:val="28"/>
-        </w:rPr>
-        <w:t xml:space="preserve">    std::shared_ptr&lt;SensorDevice&gt; sensor;</w:t>
-      </w:r>
-      <w:r/>
-    </w:p>
-    <w:p>
-      <w:pPr>
-        <w:pBdr/>
-        <w:spacing/>
-        <w:ind/>
-        <w:rPr/>
-      </w:pPr>
-      <w:r>
-        <w:rPr>
-          <w:rFonts w:ascii="Times New Roman" w:hAnsi="Times New Roman" w:cs="Times New Roman"/>
-          <w:sz w:val="28"/>
-          <w:szCs w:val="28"/>
-        </w:rPr>
-      </w:r>
-      <w:r/>
-    </w:p>
-    <w:p>
-      <w:pPr>
-        <w:pBdr/>
-        <w:spacing/>
-        <w:ind/>
-        <w:rPr/>
-      </w:pPr>
-      <w:r>
-        <w:rPr>
-          <w:rFonts w:ascii="Times New Roman" w:hAnsi="Times New Roman" w:cs="Times New Roman"/>
-          <w:sz w:val="28"/>
-          <w:szCs w:val="28"/>
-        </w:rPr>
-        <w:t xml:space="preserve">    explicit AlarmHub(const std::string&amp; n);</w:t>
-      </w:r>
-      <w:r/>
-    </w:p>
-    <w:p>
-      <w:pPr>
-        <w:pBdr/>
-        <w:spacing/>
-        <w:ind/>
-        <w:rPr/>
-      </w:pPr>
-      <w:r>
-        <w:rPr>
-          <w:rFonts w:ascii="Times New Roman" w:hAnsi="Times New Roman" w:cs="Times New Roman"/>
-          <w:sz w:val="28"/>
-          <w:szCs w:val="28"/>
-        </w:rPr>
-        <w:t xml:space="preserve">    ~AlarmHub();</w:t>
-      </w:r>
-      <w:r/>
-    </w:p>
-    <w:p>
-      <w:pPr>
-        <w:pBdr/>
-        <w:spacing/>
-        <w:ind/>
-        <w:rPr/>
-      </w:pPr>
-      <w:r>
-        <w:rPr>
-          <w:rFonts w:ascii="Times New Roman" w:hAnsi="Times New Roman" w:cs="Times New Roman"/>
-          <w:sz w:val="28"/>
-          <w:szCs w:val="28"/>
-        </w:rPr>
-        <w:t xml:space="preserve">};</w:t>
-      </w:r>
-      <w:r/>
-    </w:p>
-    <w:p>
-      <w:pPr>
-        <w:pBdr/>
-        <w:spacing/>
-        <w:ind/>
-        <w:rPr/>
-      </w:pPr>
-      <w:r>
-        <w:rPr>
-          <w:rFonts w:ascii="Times New Roman" w:hAnsi="Times New Roman" w:cs="Times New Roman"/>
-          <w:sz w:val="28"/>
-          <w:szCs w:val="28"/>
-        </w:rPr>
-      </w:r>
-      <w:r/>
-    </w:p>
-    <w:p>
-      <w:pPr>
-        <w:pBdr/>
-        <w:spacing/>
-        <w:ind/>
-        <w:rPr/>
-      </w:pPr>
-      <w:r>
-        <w:rPr>
-          <w:rFonts w:ascii="Times New Roman" w:hAnsi="Times New Roman" w:cs="Times New Roman"/>
-          <w:sz w:val="28"/>
-          <w:szCs w:val="28"/>
-        </w:rPr>
-        <w:t xml:space="preserve">#endif</w:t>
-      </w:r>
-      <w:r/>
-    </w:p>
-    <w:p>
-      <w:pPr>
-        <w:pBdr/>
-        <w:spacing/>
-        <w:ind/>
-        <w:rPr/>
-      </w:pPr>
-      <w:r>
-        <w:rPr>
-          <w:rFonts w:ascii="Times New Roman" w:hAnsi="Times New Roman" w:cs="Times New Roman"/>
-          <w:sz w:val="28"/>
-          <w:szCs w:val="28"/>
-        </w:rPr>
-      </w:r>
-      <w:r/>
-    </w:p>
-    <w:p>
-      <w:pPr>
-        <w:pBdr/>
-        <w:spacing/>
-        <w:ind/>
-        <w:rPr/>
-      </w:pPr>
-      <w:r>
-        <w:rPr>
-          <w:rFonts w:ascii="Times New Roman" w:hAnsi="Times New Roman" w:cs="Times New Roman"/>
-          <w:sz w:val="28"/>
-          <w:szCs w:val="28"/>
-        </w:rPr>
-        <w:t xml:space="preserve">—— Файл: alarm_hub.cpp ———</w:t>
-      </w:r>
-      <w:r/>
-    </w:p>
-    <w:p>
-      <w:pPr>
-        <w:pBdr/>
-        <w:spacing/>
-        <w:ind/>
-        <w:rPr/>
-      </w:pPr>
-      <w:r>
-        <w:rPr>
-          <w:rFonts w:ascii="Times New Roman" w:hAnsi="Times New Roman" w:cs="Times New Roman"/>
-          <w:sz w:val="28"/>
-          <w:szCs w:val="28"/>
-        </w:rPr>
-      </w:r>
-      <w:r/>
-    </w:p>
-    <w:p>
-      <w:pPr>
-        <w:pBdr/>
-        <w:spacing/>
-        <w:ind/>
-        <w:rPr/>
-      </w:pPr>
-      <w:r>
-        <w:rPr>
-          <w:rFonts w:ascii="Times New Roman" w:hAnsi="Times New Roman" w:cs="Times New Roman"/>
-          <w:sz w:val="28"/>
-          <w:szCs w:val="28"/>
-        </w:rPr>
-        <w:t xml:space="preserve">#include "alarm_hub.h"</w:t>
-      </w:r>
-      <w:r/>
-    </w:p>
-    <w:p>
-      <w:pPr>
-        <w:pBdr/>
-        <w:spacing/>
-        <w:ind/>
-        <w:rPr/>
-      </w:pPr>
-      <w:r>
-        <w:rPr>
-          <w:rFonts w:ascii="Times New Roman" w:hAnsi="Times New Roman" w:cs="Times New Roman"/>
-          <w:sz w:val="28"/>
-          <w:szCs w:val="28"/>
-        </w:rPr>
-        <w:t xml:space="preserve">#include "sensor_device.h"</w:t>
-      </w:r>
-      <w:r/>
-    </w:p>
-    <w:p>
-      <w:pPr>
-        <w:pBdr/>
-        <w:spacing/>
-        <w:ind/>
-        <w:rPr/>
-      </w:pPr>
-      <w:r>
-        <w:rPr>
-          <w:rFonts w:ascii="Times New Roman" w:hAnsi="Times New Roman" w:cs="Times New Roman"/>
-          <w:sz w:val="28"/>
-          <w:szCs w:val="28"/>
-        </w:rPr>
-      </w:r>
-      <w:r/>
-    </w:p>
-    <w:p>
-      <w:pPr>
-        <w:pBdr/>
-        <w:spacing/>
-        <w:ind/>
-        <w:rPr/>
-      </w:pPr>
-      <w:r>
-        <w:rPr>
-          <w:rFonts w:ascii="Times New Roman" w:hAnsi="Times New Roman" w:cs="Times New Roman"/>
-          <w:sz w:val="28"/>
-          <w:szCs w:val="28"/>
-        </w:rPr>
-        <w:t xml:space="preserve">using namespace std;</w:t>
-      </w:r>
-      <w:r/>
-    </w:p>
-    <w:p>
-      <w:pPr>
-        <w:pBdr/>
-        <w:spacing/>
-        <w:ind/>
-        <w:rPr/>
-      </w:pPr>
-      <w:r>
-        <w:rPr>
-          <w:rFonts w:ascii="Times New Roman" w:hAnsi="Times New Roman" w:cs="Times New Roman"/>
-          <w:sz w:val="28"/>
-          <w:szCs w:val="28"/>
-        </w:rPr>
-      </w:r>
-      <w:r/>
-    </w:p>
-    <w:p>
-      <w:pPr>
-        <w:pBdr/>
-        <w:spacing/>
-        <w:ind/>
-        <w:rPr/>
-      </w:pPr>
-      <w:r>
-        <w:rPr>
-          <w:rFonts w:ascii="Times New Roman" w:hAnsi="Times New Roman" w:cs="Times New Roman"/>
-          <w:sz w:val="28"/>
-          <w:szCs w:val="28"/>
-        </w:rPr>
-        <w:t xml:space="preserve">AlarmHub::AlarmHub(const string&amp; n) : name(n) {</w:t>
-      </w:r>
-      <w:r/>
-    </w:p>
-    <w:p>
-      <w:pPr>
-        <w:pBdr/>
-        <w:spacing/>
-        <w:ind/>
-        <w:rPr/>
-      </w:pPr>
-      <w:r>
-        <w:rPr>
-          <w:rFonts w:ascii="Times New Roman" w:hAnsi="Times New Roman" w:cs="Times New Roman"/>
-          <w:sz w:val="28"/>
-          <w:szCs w:val="28"/>
-        </w:rPr>
-        <w:t xml:space="preserve">    cout &lt;&lt; "[AlarmHub] Constructor: " &lt;&lt; name &lt;&lt; "\n";</w:t>
-      </w:r>
-      <w:r/>
-    </w:p>
-    <w:p>
-      <w:pPr>
-        <w:pBdr/>
-        <w:spacing/>
-        <w:ind/>
-        <w:rPr/>
-      </w:pPr>
-      <w:r>
-        <w:rPr>
-          <w:rFonts w:ascii="Times New Roman" w:hAnsi="Times New Roman" w:cs="Times New Roman"/>
-          <w:sz w:val="28"/>
-          <w:szCs w:val="28"/>
-        </w:rPr>
-        <w:t xml:space="preserve">}</w:t>
-      </w:r>
-      <w:r/>
-    </w:p>
-    <w:p>
-      <w:pPr>
-        <w:pBdr/>
-        <w:spacing/>
-        <w:ind/>
-        <w:rPr/>
-      </w:pPr>
-      <w:r>
-        <w:rPr>
-          <w:rFonts w:ascii="Times New Roman" w:hAnsi="Times New Roman" w:cs="Times New Roman"/>
-          <w:sz w:val="28"/>
-          <w:szCs w:val="28"/>
-        </w:rPr>
-      </w:r>
-      <w:r/>
-    </w:p>
-    <w:p>
-      <w:pPr>
-        <w:pBdr/>
-        <w:spacing/>
-        <w:ind/>
-        <w:rPr/>
-      </w:pPr>
-      <w:r>
-        <w:rPr>
-          <w:rFonts w:ascii="Times New Roman" w:hAnsi="Times New Roman" w:cs="Times New Roman"/>
-          <w:sz w:val="28"/>
-          <w:szCs w:val="28"/>
-        </w:rPr>
-        <w:t xml:space="preserve">AlarmHub::~AlarmHub() {</w:t>
-      </w:r>
-      <w:r/>
-    </w:p>
-    <w:p>
-      <w:pPr>
-        <w:pBdr/>
-        <w:spacing/>
-        <w:ind/>
-        <w:rPr/>
-      </w:pPr>
-      <w:r>
-        <w:rPr>
-          <w:rFonts w:ascii="Times New Roman" w:hAnsi="Times New Roman" w:cs="Times New Roman"/>
-          <w:sz w:val="28"/>
-          <w:szCs w:val="28"/>
-        </w:rPr>
-        <w:t xml:space="preserve">    cout &lt;&lt; "[AlarmHub] Destructor: " &lt;&lt; name &lt;&lt; "\n";</w:t>
-      </w:r>
-      <w:r/>
-    </w:p>
-    <w:p>
-      <w:pPr>
-        <w:pBdr/>
-        <w:spacing/>
-        <w:ind/>
-        <w:rPr/>
-      </w:pPr>
-      <w:r>
-        <w:rPr>
-          <w:rFonts w:ascii="Times New Roman" w:hAnsi="Times New Roman" w:cs="Times New Roman"/>
-          <w:sz w:val="28"/>
-          <w:szCs w:val="28"/>
-        </w:rPr>
-        <w:t xml:space="preserve">}</w:t>
-      </w:r>
-      <w:r/>
-    </w:p>
-    <w:p>
-      <w:pPr>
-        <w:pBdr/>
-        <w:spacing/>
-        <w:ind/>
-        <w:rPr/>
-      </w:pPr>
-      <w:r>
-        <w:rPr>
-          <w:rFonts w:ascii="Times New Roman" w:hAnsi="Times New Roman" w:cs="Times New Roman"/>
-          <w:sz w:val="28"/>
-          <w:szCs w:val="28"/>
-        </w:rPr>
-      </w:r>
-      <w:r/>
-    </w:p>
-    <w:p>
-      <w:pPr>
-        <w:pBdr/>
-        <w:spacing/>
-        <w:ind/>
-        <w:rPr/>
-      </w:pPr>
-      <w:r>
-        <w:rPr>
-          <w:rFonts w:ascii="Times New Roman" w:hAnsi="Times New Roman" w:cs="Times New Roman"/>
-          <w:sz w:val="28"/>
-          <w:szCs w:val="28"/>
-        </w:rPr>
-        <w:t xml:space="preserve">—— Файл: bad_cycle.h ———</w:t>
-      </w:r>
-      <w:r/>
-    </w:p>
-    <w:p>
-      <w:pPr>
-        <w:pBdr/>
-        <w:spacing/>
-        <w:ind/>
-        <w:rPr/>
-      </w:pPr>
-      <w:r>
-        <w:rPr>
-          <w:rFonts w:ascii="Times New Roman" w:hAnsi="Times New Roman" w:cs="Times New Roman"/>
-          <w:sz w:val="28"/>
-          <w:szCs w:val="28"/>
-        </w:rPr>
-      </w:r>
-      <w:r/>
-    </w:p>
-    <w:p>
-      <w:pPr>
-        <w:pBdr/>
-        <w:spacing/>
-        <w:ind/>
-        <w:rPr/>
-      </w:pPr>
-      <w:r>
-        <w:rPr>
-          <w:rFonts w:ascii="Times New Roman" w:hAnsi="Times New Roman" w:cs="Times New Roman"/>
-          <w:sz w:val="28"/>
-          <w:szCs w:val="28"/>
-        </w:rPr>
-        <w:t xml:space="preserve">#ifndef BAD_SENSOR_DEVICE_H</w:t>
-      </w:r>
-      <w:r/>
-    </w:p>
-    <w:p>
-      <w:pPr>
-        <w:pBdr/>
-        <w:spacing/>
-        <w:ind/>
-        <w:rPr/>
-      </w:pPr>
-      <w:r>
-        <w:rPr>
-          <w:rFonts w:ascii="Times New Roman" w:hAnsi="Times New Roman" w:cs="Times New Roman"/>
-          <w:sz w:val="28"/>
-          <w:szCs w:val="28"/>
-        </w:rPr>
-        <w:t xml:space="preserve">#define BAD_SENSOR_DEVICE_H</w:t>
-      </w:r>
-      <w:r/>
-    </w:p>
-    <w:p>
-      <w:pPr>
-        <w:pBdr/>
-        <w:spacing/>
-        <w:ind/>
-        <w:rPr/>
-      </w:pPr>
-      <w:r>
-        <w:rPr>
-          <w:rFonts w:ascii="Times New Roman" w:hAnsi="Times New Roman" w:cs="Times New Roman"/>
-          <w:sz w:val="28"/>
-          <w:szCs w:val="28"/>
-        </w:rPr>
-      </w:r>
-      <w:r/>
-    </w:p>
-    <w:p>
-      <w:pPr>
-        <w:pBdr/>
-        <w:spacing/>
-        <w:ind/>
-        <w:rPr/>
-      </w:pPr>
-      <w:r>
-        <w:rPr>
-          <w:rFonts w:ascii="Times New Roman" w:hAnsi="Times New Roman" w:cs="Times New Roman"/>
-          <w:sz w:val="28"/>
-          <w:szCs w:val="28"/>
-        </w:rPr>
-        <w:t xml:space="preserve">#include &lt;iostream&gt;</w:t>
-      </w:r>
-      <w:r/>
-    </w:p>
-    <w:p>
-      <w:pPr>
-        <w:pBdr/>
-        <w:spacing/>
-        <w:ind/>
-        <w:rPr/>
-      </w:pPr>
-      <w:r>
-        <w:rPr>
-          <w:rFonts w:ascii="Times New Roman" w:hAnsi="Times New Roman" w:cs="Times New Roman"/>
-          <w:sz w:val="28"/>
-          <w:szCs w:val="28"/>
-        </w:rPr>
-        <w:t xml:space="preserve">#include &lt;memory&gt;</w:t>
-      </w:r>
-      <w:r/>
-    </w:p>
-    <w:p>
-      <w:pPr>
-        <w:pBdr/>
-        <w:spacing/>
-        <w:ind/>
-        <w:rPr/>
-      </w:pPr>
-      <w:r>
-        <w:rPr>
-          <w:rFonts w:ascii="Times New Roman" w:hAnsi="Times New Roman" w:cs="Times New Roman"/>
-          <w:sz w:val="28"/>
-          <w:szCs w:val="28"/>
-        </w:rPr>
-        <w:t xml:space="preserve">#include &lt;string&gt;</w:t>
-      </w:r>
-      <w:r/>
-    </w:p>
-    <w:p>
-      <w:pPr>
-        <w:pBdr/>
-        <w:spacing/>
-        <w:ind/>
-        <w:rPr/>
-      </w:pPr>
-      <w:r>
-        <w:rPr>
-          <w:rFonts w:ascii="Times New Roman" w:hAnsi="Times New Roman" w:cs="Times New Roman"/>
-          <w:sz w:val="28"/>
-          <w:szCs w:val="28"/>
-        </w:rPr>
-      </w:r>
-      <w:r/>
-    </w:p>
-    <w:p>
-      <w:pPr>
-        <w:pBdr/>
-        <w:spacing/>
-        <w:ind/>
-        <w:rPr/>
-      </w:pPr>
-      <w:r>
-        <w:rPr>
-          <w:rFonts w:ascii="Times New Roman" w:hAnsi="Times New Roman" w:cs="Times New Roman"/>
-          <w:sz w:val="28"/>
-          <w:szCs w:val="28"/>
-        </w:rPr>
-        <w:t xml:space="preserve">class BadAlarmHub;</w:t>
-      </w:r>
-      <w:r/>
-    </w:p>
-    <w:p>
-      <w:pPr>
-        <w:pBdr/>
-        <w:spacing/>
-        <w:ind/>
-        <w:rPr/>
-      </w:pPr>
-      <w:r>
-        <w:rPr>
-          <w:rFonts w:ascii="Times New Roman" w:hAnsi="Times New Roman" w:cs="Times New Roman"/>
-          <w:sz w:val="28"/>
-          <w:szCs w:val="28"/>
-        </w:rPr>
-      </w:r>
-      <w:r/>
-    </w:p>
-    <w:p>
-      <w:pPr>
-        <w:pBdr/>
-        <w:spacing/>
-        <w:ind/>
-        <w:rPr/>
-      </w:pPr>
-      <w:r>
-        <w:rPr>
-          <w:rFonts w:ascii="Times New Roman" w:hAnsi="Times New Roman" w:cs="Times New Roman"/>
-          <w:sz w:val="28"/>
-          <w:szCs w:val="28"/>
-        </w:rPr>
-        <w:t xml:space="preserve">class BadSensorDevice {</w:t>
-      </w:r>
-      <w:r/>
-    </w:p>
-    <w:p>
-      <w:pPr>
-        <w:pBdr/>
-        <w:spacing/>
-        <w:ind/>
-        <w:rPr/>
-      </w:pPr>
-      <w:r>
-        <w:rPr>
-          <w:rFonts w:ascii="Times New Roman" w:hAnsi="Times New Roman" w:cs="Times New Roman"/>
-          <w:sz w:val="28"/>
-          <w:szCs w:val="28"/>
-        </w:rPr>
-        <w:t xml:space="preserve">public:</w:t>
-      </w:r>
-      <w:r/>
-    </w:p>
-    <w:p>
-      <w:pPr>
-        <w:pBdr/>
-        <w:spacing/>
-        <w:ind/>
-        <w:rPr/>
-      </w:pPr>
-      <w:r>
-        <w:rPr>
-          <w:rFonts w:ascii="Times New Roman" w:hAnsi="Times New Roman" w:cs="Times New Roman"/>
-          <w:sz w:val="28"/>
-          <w:szCs w:val="28"/>
-        </w:rPr>
-        <w:t xml:space="preserve">    std::string name;</w:t>
-      </w:r>
-      <w:r/>
-    </w:p>
-    <w:p>
-      <w:pPr>
-        <w:pBdr/>
-        <w:spacing/>
-        <w:ind/>
-        <w:rPr/>
-      </w:pPr>
-      <w:r>
-        <w:rPr>
-          <w:rFonts w:ascii="Times New Roman" w:hAnsi="Times New Roman" w:cs="Times New Roman"/>
-          <w:sz w:val="28"/>
-          <w:szCs w:val="28"/>
-        </w:rPr>
-        <w:t xml:space="preserve">    std::shared_ptr&lt;BadAlarmHub&gt; hub;</w:t>
-      </w:r>
-      <w:r/>
-    </w:p>
-    <w:p>
-      <w:pPr>
-        <w:pBdr/>
-        <w:spacing/>
-        <w:ind/>
-        <w:rPr/>
-      </w:pPr>
-      <w:r>
-        <w:rPr>
-          <w:rFonts w:ascii="Times New Roman" w:hAnsi="Times New Roman" w:cs="Times New Roman"/>
-          <w:sz w:val="28"/>
-          <w:szCs w:val="28"/>
-        </w:rPr>
-      </w:r>
-      <w:r/>
-    </w:p>
-    <w:p>
-      <w:pPr>
-        <w:pBdr/>
-        <w:spacing/>
-        <w:ind/>
-        <w:rPr/>
-      </w:pPr>
-      <w:r>
-        <w:rPr>
-          <w:rFonts w:ascii="Times New Roman" w:hAnsi="Times New Roman" w:cs="Times New Roman"/>
-          <w:sz w:val="28"/>
-          <w:szCs w:val="28"/>
-        </w:rPr>
-        <w:t xml:space="preserve">    explicit BadSensorDevice(const std::string&amp; n);</w:t>
-      </w:r>
-      <w:r/>
-    </w:p>
-    <w:p>
-      <w:pPr>
-        <w:pBdr/>
-        <w:spacing/>
-        <w:ind/>
-        <w:rPr/>
-      </w:pPr>
-      <w:r>
-        <w:rPr>
-          <w:rFonts w:ascii="Times New Roman" w:hAnsi="Times New Roman" w:cs="Times New Roman"/>
-          <w:sz w:val="28"/>
-          <w:szCs w:val="28"/>
-        </w:rPr>
-        <w:t xml:space="preserve">    ~BadSensorDevice();</w:t>
-      </w:r>
-      <w:r/>
-    </w:p>
-    <w:p>
-      <w:pPr>
-        <w:pBdr/>
-        <w:spacing/>
-        <w:ind/>
-        <w:rPr/>
-      </w:pPr>
-      <w:r>
-        <w:rPr>
-          <w:rFonts w:ascii="Times New Roman" w:hAnsi="Times New Roman" w:cs="Times New Roman"/>
-          <w:sz w:val="28"/>
-          <w:szCs w:val="28"/>
-        </w:rPr>
-        <w:t xml:space="preserve">};</w:t>
-      </w:r>
-      <w:r/>
-    </w:p>
-    <w:p>
-      <w:pPr>
-        <w:pBdr/>
-        <w:spacing/>
-        <w:ind/>
-        <w:rPr/>
-      </w:pPr>
-      <w:r>
-        <w:rPr>
-          <w:rFonts w:ascii="Times New Roman" w:hAnsi="Times New Roman" w:cs="Times New Roman"/>
-          <w:sz w:val="28"/>
-          <w:szCs w:val="28"/>
-        </w:rPr>
-      </w:r>
-      <w:r/>
-    </w:p>
-    <w:p>
-      <w:pPr>
-        <w:pBdr/>
-        <w:spacing/>
-        <w:ind/>
-        <w:rPr/>
-      </w:pPr>
-      <w:r>
-        <w:rPr>
-          <w:rFonts w:ascii="Times New Roman" w:hAnsi="Times New Roman" w:cs="Times New Roman"/>
-          <w:sz w:val="28"/>
-          <w:szCs w:val="28"/>
-        </w:rPr>
-        <w:t xml:space="preserve">class BadAlarmHub {</w:t>
-      </w:r>
-      <w:r/>
-    </w:p>
-    <w:p>
-      <w:pPr>
-        <w:pBdr/>
-        <w:spacing/>
-        <w:ind/>
-        <w:rPr/>
-      </w:pPr>
-      <w:r>
-        <w:rPr>
-          <w:rFonts w:ascii="Times New Roman" w:hAnsi="Times New Roman" w:cs="Times New Roman"/>
-          <w:sz w:val="28"/>
-          <w:szCs w:val="28"/>
-        </w:rPr>
-        <w:t xml:space="preserve">public:</w:t>
-      </w:r>
-      <w:r/>
-    </w:p>
-    <w:p>
-      <w:pPr>
-        <w:pBdr/>
-        <w:spacing/>
-        <w:ind/>
-        <w:rPr/>
-      </w:pPr>
-      <w:r>
-        <w:rPr>
-          <w:rFonts w:ascii="Times New Roman" w:hAnsi="Times New Roman" w:cs="Times New Roman"/>
-          <w:sz w:val="28"/>
-          <w:szCs w:val="28"/>
-        </w:rPr>
-        <w:t xml:space="preserve">    std::string name;</w:t>
-      </w:r>
-      <w:r/>
-    </w:p>
-    <w:p>
-      <w:pPr>
-        <w:pBdr/>
-        <w:spacing/>
-        <w:ind/>
-        <w:rPr/>
-      </w:pPr>
-      <w:r>
-        <w:rPr>
-          <w:rFonts w:ascii="Times New Roman" w:hAnsi="Times New Roman" w:cs="Times New Roman"/>
-          <w:sz w:val="28"/>
-          <w:szCs w:val="28"/>
-        </w:rPr>
-        <w:t xml:space="preserve">    std::shared_ptr&lt;BadSensorDevice&gt; sensor;</w:t>
-      </w:r>
-      <w:r/>
-    </w:p>
-    <w:p>
-      <w:pPr>
-        <w:pBdr/>
-        <w:spacing/>
-        <w:ind/>
-        <w:rPr/>
-      </w:pPr>
-      <w:r>
-        <w:rPr>
-          <w:rFonts w:ascii="Times New Roman" w:hAnsi="Times New Roman" w:cs="Times New Roman"/>
-          <w:sz w:val="28"/>
-          <w:szCs w:val="28"/>
-        </w:rPr>
-      </w:r>
-      <w:r/>
-    </w:p>
-    <w:p>
-      <w:pPr>
-        <w:pBdr/>
-        <w:spacing/>
-        <w:ind/>
-        <w:rPr/>
-      </w:pPr>
-      <w:r>
-        <w:rPr>
-          <w:rFonts w:ascii="Times New Roman" w:hAnsi="Times New Roman" w:cs="Times New Roman"/>
-          <w:sz w:val="28"/>
-          <w:szCs w:val="28"/>
-        </w:rPr>
-        <w:t xml:space="preserve">    explicit BadAlarmHub(const std::string&amp; n);</w:t>
-      </w:r>
-      <w:r/>
-    </w:p>
-    <w:p>
-      <w:pPr>
-        <w:pBdr/>
-        <w:spacing/>
-        <w:ind/>
-        <w:rPr/>
-      </w:pPr>
-      <w:r>
-        <w:rPr>
-          <w:rFonts w:ascii="Times New Roman" w:hAnsi="Times New Roman" w:cs="Times New Roman"/>
-          <w:sz w:val="28"/>
-          <w:szCs w:val="28"/>
-        </w:rPr>
-        <w:t xml:space="preserve">    ~BadAlarmHub();</w:t>
-      </w:r>
-      <w:r/>
-    </w:p>
-    <w:p>
-      <w:pPr>
-        <w:pBdr/>
-        <w:spacing/>
-        <w:ind/>
-        <w:rPr/>
-      </w:pPr>
-      <w:r>
-        <w:rPr>
-          <w:rFonts w:ascii="Times New Roman" w:hAnsi="Times New Roman" w:cs="Times New Roman"/>
-          <w:sz w:val="28"/>
-          <w:szCs w:val="28"/>
-        </w:rPr>
-        <w:t xml:space="preserve">};</w:t>
-      </w:r>
-      <w:r/>
-    </w:p>
-    <w:p>
-      <w:pPr>
-        <w:pBdr/>
-        <w:spacing/>
-        <w:ind/>
-        <w:rPr/>
-      </w:pPr>
-      <w:r>
-        <w:rPr>
-          <w:rFonts w:ascii="Times New Roman" w:hAnsi="Times New Roman" w:cs="Times New Roman"/>
-          <w:sz w:val="28"/>
-          <w:szCs w:val="28"/>
-        </w:rPr>
-      </w:r>
-      <w:r/>
-    </w:p>
-    <w:p>
-      <w:pPr>
-        <w:pBdr/>
-        <w:spacing/>
-        <w:ind/>
-        <w:rPr/>
-      </w:pPr>
-      <w:r>
-        <w:rPr>
-          <w:rFonts w:ascii="Times New Roman" w:hAnsi="Times New Roman" w:cs="Times New Roman"/>
-          <w:sz w:val="28"/>
-          <w:szCs w:val="28"/>
-        </w:rPr>
-        <w:t xml:space="preserve">#endif</w:t>
-      </w:r>
-      <w:r/>
-    </w:p>
-    <w:p>
-      <w:pPr>
-        <w:pBdr/>
-        <w:spacing/>
-        <w:ind/>
-        <w:rPr/>
-      </w:pPr>
-      <w:r>
-        <w:rPr>
-          <w:rFonts w:ascii="Times New Roman" w:hAnsi="Times New Roman" w:cs="Times New Roman"/>
-          <w:sz w:val="28"/>
-          <w:szCs w:val="28"/>
-        </w:rPr>
-      </w:r>
-      <w:r/>
-    </w:p>
-    <w:p>
-      <w:pPr>
-        <w:pBdr/>
-        <w:spacing/>
-        <w:ind/>
-        <w:rPr/>
-      </w:pPr>
-      <w:r>
-        <w:rPr>
-          <w:rFonts w:ascii="Times New Roman" w:hAnsi="Times New Roman" w:cs="Times New Roman"/>
-          <w:sz w:val="28"/>
-          <w:szCs w:val="28"/>
-        </w:rPr>
-        <w:t xml:space="preserve">—— Файл: bad_cycle.cpp ———</w:t>
-      </w:r>
-      <w:r/>
-    </w:p>
-    <w:p>
-      <w:pPr>
-        <w:pBdr/>
-        <w:spacing/>
-        <w:ind/>
-        <w:rPr/>
-      </w:pPr>
-      <w:r>
-        <w:rPr>
-          <w:rFonts w:ascii="Times New Roman" w:hAnsi="Times New Roman" w:cs="Times New Roman"/>
-          <w:sz w:val="28"/>
-          <w:szCs w:val="28"/>
-        </w:rPr>
-      </w:r>
-      <w:r/>
-    </w:p>
-    <w:p>
-      <w:pPr>
-        <w:pBdr/>
-        <w:spacing/>
-        <w:ind/>
-        <w:rPr/>
-      </w:pPr>
-      <w:r>
-        <w:rPr>
-          <w:rFonts w:ascii="Times New Roman" w:hAnsi="Times New Roman" w:cs="Times New Roman"/>
-          <w:sz w:val="28"/>
-          <w:szCs w:val="28"/>
-        </w:rPr>
-        <w:t xml:space="preserve">#include "bad_cycle.h"</w:t>
-      </w:r>
-      <w:r/>
-    </w:p>
-    <w:p>
-      <w:pPr>
-        <w:pBdr/>
-        <w:spacing/>
-        <w:ind/>
-        <w:rPr/>
-      </w:pPr>
-      <w:r>
-        <w:rPr>
-          <w:rFonts w:ascii="Times New Roman" w:hAnsi="Times New Roman" w:cs="Times New Roman"/>
-          <w:sz w:val="28"/>
-          <w:szCs w:val="28"/>
-        </w:rPr>
-      </w:r>
-      <w:r/>
-    </w:p>
-    <w:p>
-      <w:pPr>
-        <w:pBdr/>
-        <w:spacing/>
-        <w:ind/>
-        <w:rPr/>
-      </w:pPr>
-      <w:r>
-        <w:rPr>
-          <w:rFonts w:ascii="Times New Roman" w:hAnsi="Times New Roman" w:cs="Times New Roman"/>
-          <w:sz w:val="28"/>
-          <w:szCs w:val="28"/>
-        </w:rPr>
-        <w:t xml:space="preserve">using namespace std;</w:t>
-      </w:r>
-      <w:r/>
-    </w:p>
-    <w:p>
-      <w:pPr>
-        <w:pBdr/>
-        <w:spacing/>
-        <w:ind/>
-        <w:rPr/>
-      </w:pPr>
-      <w:r>
-        <w:rPr>
-          <w:rFonts w:ascii="Times New Roman" w:hAnsi="Times New Roman" w:cs="Times New Roman"/>
-          <w:sz w:val="28"/>
-          <w:szCs w:val="28"/>
-        </w:rPr>
-      </w:r>
-      <w:r/>
-    </w:p>
-    <w:p>
-      <w:pPr>
-        <w:pBdr/>
-        <w:spacing/>
-        <w:ind/>
-        <w:rPr/>
-      </w:pPr>
-      <w:r>
-        <w:rPr>
-          <w:rFonts w:ascii="Times New Roman" w:hAnsi="Times New Roman" w:cs="Times New Roman"/>
-          <w:sz w:val="28"/>
-          <w:szCs w:val="28"/>
-        </w:rPr>
-        <w:t xml:space="preserve">BadSensorDevice::BadSensorDevice(const string&amp; n) : name(n) {</w:t>
-      </w:r>
-      <w:r/>
-    </w:p>
-    <w:p>
-      <w:pPr>
-        <w:pBdr/>
-        <w:spacing/>
-        <w:ind/>
-        <w:rPr/>
-      </w:pPr>
-      <w:r>
-        <w:rPr>
-          <w:rFonts w:ascii="Times New Roman" w:hAnsi="Times New Roman" w:cs="Times New Roman"/>
-          <w:sz w:val="28"/>
-          <w:szCs w:val="28"/>
-        </w:rPr>
-        <w:t xml:space="preserve">    cout &lt;&lt; "[BadSensorDevice] Constructor: " &lt;&lt; name &lt;&lt; "\n";</w:t>
-      </w:r>
-      <w:r/>
-    </w:p>
-    <w:p>
-      <w:pPr>
-        <w:pBdr/>
-        <w:spacing/>
-        <w:ind/>
-        <w:rPr/>
-      </w:pPr>
-      <w:r>
-        <w:rPr>
-          <w:rFonts w:ascii="Times New Roman" w:hAnsi="Times New Roman" w:cs="Times New Roman"/>
-          <w:sz w:val="28"/>
-          <w:szCs w:val="28"/>
-        </w:rPr>
-        <w:t xml:space="preserve">}</w:t>
-      </w:r>
-      <w:r/>
-    </w:p>
-    <w:p>
-      <w:pPr>
-        <w:pBdr/>
-        <w:spacing/>
-        <w:ind/>
-        <w:rPr/>
-      </w:pPr>
-      <w:r>
-        <w:rPr>
-          <w:rFonts w:ascii="Times New Roman" w:hAnsi="Times New Roman" w:cs="Times New Roman"/>
-          <w:sz w:val="28"/>
-          <w:szCs w:val="28"/>
-        </w:rPr>
-      </w:r>
-      <w:r/>
-    </w:p>
-    <w:p>
-      <w:pPr>
-        <w:pBdr/>
-        <w:spacing/>
-        <w:ind/>
-        <w:rPr/>
-      </w:pPr>
-      <w:r>
-        <w:rPr>
-          <w:rFonts w:ascii="Times New Roman" w:hAnsi="Times New Roman" w:cs="Times New Roman"/>
-          <w:sz w:val="28"/>
-          <w:szCs w:val="28"/>
-        </w:rPr>
-        <w:t xml:space="preserve">BadSensorDevice::~BadSensorDevice() {</w:t>
-      </w:r>
-      <w:r/>
-    </w:p>
-    <w:p>
-      <w:pPr>
-        <w:pBdr/>
-        <w:spacing/>
-        <w:ind/>
-        <w:rPr/>
-      </w:pPr>
-      <w:r>
-        <w:rPr>
-          <w:rFonts w:ascii="Times New Roman" w:hAnsi="Times New Roman" w:cs="Times New Roman"/>
-          <w:sz w:val="28"/>
-          <w:szCs w:val="28"/>
-        </w:rPr>
-        <w:t xml:space="preserve">    cout &lt;&lt; "[BadSensorDevice] Destructor: " &lt;&lt; name &lt;&lt; "\n";</w:t>
-      </w:r>
-      <w:r/>
-    </w:p>
-    <w:p>
-      <w:pPr>
-        <w:pBdr/>
-        <w:spacing/>
-        <w:ind/>
-        <w:rPr/>
-      </w:pPr>
-      <w:r>
-        <w:rPr>
-          <w:rFonts w:ascii="Times New Roman" w:hAnsi="Times New Roman" w:cs="Times New Roman"/>
-          <w:sz w:val="28"/>
-          <w:szCs w:val="28"/>
-        </w:rPr>
-        <w:t xml:space="preserve">}</w:t>
-      </w:r>
-      <w:r/>
-    </w:p>
-    <w:p>
-      <w:pPr>
-        <w:pBdr/>
-        <w:spacing/>
-        <w:ind/>
-        <w:rPr/>
-      </w:pPr>
-      <w:r>
-        <w:rPr>
-          <w:rFonts w:ascii="Times New Roman" w:hAnsi="Times New Roman" w:cs="Times New Roman"/>
-          <w:sz w:val="28"/>
-          <w:szCs w:val="28"/>
-        </w:rPr>
-      </w:r>
-      <w:r/>
-    </w:p>
-    <w:p>
-      <w:pPr>
-        <w:pBdr/>
-        <w:spacing/>
-        <w:ind/>
-        <w:rPr/>
-      </w:pPr>
-      <w:r>
-        <w:rPr>
-          <w:rFonts w:ascii="Times New Roman" w:hAnsi="Times New Roman" w:cs="Times New Roman"/>
-          <w:sz w:val="28"/>
-          <w:szCs w:val="28"/>
-        </w:rPr>
-        <w:t xml:space="preserve">BadAlarmHub::BadAlarmHub(const string&amp; n) : name(n) {</w:t>
-      </w:r>
-      <w:r/>
-    </w:p>
-    <w:p>
-      <w:pPr>
-        <w:pBdr/>
-        <w:spacing/>
-        <w:ind/>
-        <w:rPr/>
-      </w:pPr>
-      <w:r>
-        <w:rPr>
-          <w:rFonts w:ascii="Times New Roman" w:hAnsi="Times New Roman" w:cs="Times New Roman"/>
-          <w:sz w:val="28"/>
-          <w:szCs w:val="28"/>
-        </w:rPr>
-        <w:t xml:space="preserve">    cout &lt;&lt; "[BadAlarmHub] Constructor: " &lt;&lt; name &lt;&lt; "\n";</w:t>
-      </w:r>
-      <w:r/>
-    </w:p>
-    <w:p>
-      <w:pPr>
-        <w:pBdr/>
-        <w:spacing/>
-        <w:ind/>
-        <w:rPr/>
-      </w:pPr>
-      <w:r>
-        <w:rPr>
-          <w:rFonts w:ascii="Times New Roman" w:hAnsi="Times New Roman" w:cs="Times New Roman"/>
-          <w:sz w:val="28"/>
-          <w:szCs w:val="28"/>
-        </w:rPr>
-        <w:t xml:space="preserve">}</w:t>
-      </w:r>
-      <w:r/>
-    </w:p>
-    <w:p>
-      <w:pPr>
-        <w:pBdr/>
-        <w:spacing/>
-        <w:ind/>
-        <w:rPr/>
-      </w:pPr>
-      <w:r>
-        <w:rPr>
-          <w:rFonts w:ascii="Times New Roman" w:hAnsi="Times New Roman" w:cs="Times New Roman"/>
-          <w:sz w:val="28"/>
-          <w:szCs w:val="28"/>
-        </w:rPr>
-      </w:r>
-      <w:r/>
-    </w:p>
-    <w:p>
-      <w:pPr>
-        <w:pBdr/>
-        <w:spacing/>
-        <w:ind/>
-        <w:rPr/>
-      </w:pPr>
-      <w:r>
-        <w:rPr>
-          <w:rFonts w:ascii="Times New Roman" w:hAnsi="Times New Roman" w:cs="Times New Roman"/>
-          <w:sz w:val="28"/>
-          <w:szCs w:val="28"/>
-        </w:rPr>
-        <w:t xml:space="preserve">BadAlarmHub::~BadAlarmHub() {</w:t>
-      </w:r>
-      <w:r/>
-    </w:p>
-    <w:p>
-      <w:pPr>
-        <w:pBdr/>
-        <w:spacing/>
-        <w:ind/>
-        <w:rPr/>
-      </w:pPr>
-      <w:r>
-        <w:rPr>
-          <w:rFonts w:ascii="Times New Roman" w:hAnsi="Times New Roman" w:cs="Times New Roman"/>
-          <w:sz w:val="28"/>
-          <w:szCs w:val="28"/>
-        </w:rPr>
-        <w:t xml:space="preserve">    cout &lt;&lt; "[BadAlarmHub] Destructor: " &lt;&lt; name &lt;&lt; "\n";</w:t>
-      </w:r>
-      <w:r/>
-    </w:p>
-    <w:p>
-      <w:pPr>
-        <w:pBdr/>
-        <w:spacing/>
-        <w:ind/>
-        <w:rPr/>
-      </w:pPr>
-      <w:r>
-        <w:rPr>
-          <w:rFonts w:ascii="Times New Roman" w:hAnsi="Times New Roman" w:cs="Times New Roman"/>
-          <w:sz w:val="28"/>
-          <w:szCs w:val="28"/>
-        </w:rPr>
-        <w:t xml:space="preserve">}</w:t>
-      </w:r>
-      <w:r/>
-    </w:p>
-    <w:p>
-      <w:pPr>
-        <w:pBdr/>
-        <w:spacing/>
-        <w:ind/>
-        <w:rPr/>
-      </w:pPr>
-      <w:r>
-        <w:rPr>
-          <w:rFonts w:ascii="Times New Roman" w:hAnsi="Times New Roman" w:cs="Times New Roman"/>
-          <w:sz w:val="28"/>
-          <w:szCs w:val="28"/>
-        </w:rPr>
-      </w:r>
-      <w:r/>
-    </w:p>
-    <w:p>
-      <w:pPr>
-        <w:pBdr/>
-        <w:spacing/>
-        <w:ind/>
-        <w:rPr/>
-      </w:pPr>
-      <w:r>
-        <w:rPr>
-          <w:rFonts w:ascii="Times New Roman" w:hAnsi="Times New Roman" w:cs="Times New Roman"/>
-          <w:sz w:val="28"/>
-          <w:szCs w:val="28"/>
-        </w:rPr>
-        <w:t xml:space="preserve">—— Файл: signaling_node.h ———</w:t>
-      </w:r>
-      <w:r/>
-    </w:p>
-    <w:p>
-      <w:pPr>
-        <w:pBdr/>
-        <w:spacing/>
-        <w:ind/>
-        <w:rPr/>
-      </w:pPr>
-      <w:r>
-        <w:rPr>
-          <w:rFonts w:ascii="Times New Roman" w:hAnsi="Times New Roman" w:cs="Times New Roman"/>
-          <w:sz w:val="28"/>
-          <w:szCs w:val="28"/>
-        </w:rPr>
-      </w:r>
-      <w:r/>
-    </w:p>
-    <w:p>
-      <w:pPr>
-        <w:pBdr/>
-        <w:spacing/>
-        <w:ind/>
-        <w:rPr/>
-      </w:pPr>
-      <w:r>
-        <w:rPr>
-          <w:rFonts w:ascii="Times New Roman" w:hAnsi="Times New Roman" w:cs="Times New Roman"/>
-          <w:sz w:val="28"/>
-          <w:szCs w:val="28"/>
-        </w:rPr>
-        <w:t xml:space="preserve">#ifndef SIGNALING_NODE_H</w:t>
-      </w:r>
-      <w:r/>
-    </w:p>
-    <w:p>
-      <w:pPr>
-        <w:pBdr/>
-        <w:spacing/>
-        <w:ind/>
-        <w:rPr/>
-      </w:pPr>
-      <w:r>
-        <w:rPr>
-          <w:rFonts w:ascii="Times New Roman" w:hAnsi="Times New Roman" w:cs="Times New Roman"/>
-          <w:sz w:val="28"/>
-          <w:szCs w:val="28"/>
-        </w:rPr>
-        <w:t xml:space="preserve">#define SIGNALING_NODE_H</w:t>
-      </w:r>
-      <w:r/>
-    </w:p>
-    <w:p>
-      <w:pPr>
-        <w:pBdr/>
-        <w:spacing/>
-        <w:ind/>
-        <w:rPr/>
-      </w:pPr>
-      <w:r>
-        <w:rPr>
-          <w:rFonts w:ascii="Times New Roman" w:hAnsi="Times New Roman" w:cs="Times New Roman"/>
-          <w:sz w:val="28"/>
-          <w:szCs w:val="28"/>
-        </w:rPr>
-      </w:r>
-      <w:r/>
-    </w:p>
-    <w:p>
-      <w:pPr>
-        <w:pBdr/>
-        <w:spacing/>
-        <w:ind/>
-        <w:rPr/>
-      </w:pPr>
-      <w:r>
-        <w:rPr>
-          <w:rFonts w:ascii="Times New Roman" w:hAnsi="Times New Roman" w:cs="Times New Roman"/>
-          <w:sz w:val="28"/>
-          <w:szCs w:val="28"/>
-        </w:rPr>
-        <w:t xml:space="preserve">#include "signaling.h"</w:t>
-      </w:r>
-      <w:r/>
-    </w:p>
-    <w:p>
-      <w:pPr>
-        <w:pBdr/>
-        <w:spacing/>
-        <w:ind/>
-        <w:rPr/>
-      </w:pPr>
-      <w:r>
-        <w:rPr>
-          <w:rFonts w:ascii="Times New Roman" w:hAnsi="Times New Roman" w:cs="Times New Roman"/>
-          <w:sz w:val="28"/>
-          <w:szCs w:val="28"/>
-        </w:rPr>
-        <w:t xml:space="preserve">#include &lt;memory&gt;</w:t>
-      </w:r>
-      <w:r/>
-    </w:p>
-    <w:p>
-      <w:pPr>
-        <w:pBdr/>
-        <w:spacing/>
-        <w:ind/>
-        <w:rPr/>
-      </w:pPr>
-      <w:r>
-        <w:rPr>
-          <w:rFonts w:ascii="Times New Roman" w:hAnsi="Times New Roman" w:cs="Times New Roman"/>
-          <w:sz w:val="28"/>
-          <w:szCs w:val="28"/>
-        </w:rPr>
-      </w:r>
-      <w:r/>
-    </w:p>
-    <w:p>
-      <w:pPr>
-        <w:pBdr/>
-        <w:spacing/>
-        <w:ind/>
-        <w:rPr/>
-      </w:pPr>
-      <w:r>
-        <w:rPr>
-          <w:rFonts w:ascii="Times New Roman" w:hAnsi="Times New Roman" w:cs="Times New Roman"/>
-          <w:sz w:val="28"/>
-          <w:szCs w:val="28"/>
-        </w:rPr>
-        <w:t xml:space="preserve">class SignalingNode {</w:t>
-      </w:r>
-      <w:r/>
-    </w:p>
-    <w:p>
-      <w:pPr>
-        <w:pBdr/>
-        <w:spacing/>
-        <w:ind/>
-        <w:rPr/>
-      </w:pPr>
-      <w:r>
-        <w:rPr>
-          <w:rFonts w:ascii="Times New Roman" w:hAnsi="Times New Roman" w:cs="Times New Roman"/>
-          <w:sz w:val="28"/>
-          <w:szCs w:val="28"/>
-        </w:rPr>
-        <w:t xml:space="preserve">public:</w:t>
-      </w:r>
-      <w:r/>
-    </w:p>
-    <w:p>
-      <w:pPr>
-        <w:pBdr/>
-        <w:spacing/>
-        <w:ind/>
-        <w:rPr/>
-      </w:pPr>
-      <w:r>
-        <w:rPr>
-          <w:rFonts w:ascii="Times New Roman" w:hAnsi="Times New Roman" w:cs="Times New Roman"/>
-          <w:sz w:val="28"/>
-          <w:szCs w:val="28"/>
-        </w:rPr>
-        <w:t xml:space="preserve">    Signaling data;</w:t>
-      </w:r>
-      <w:r/>
-    </w:p>
-    <w:p>
-      <w:pPr>
-        <w:pBdr/>
-        <w:spacing/>
-        <w:ind/>
-        <w:rPr/>
-      </w:pPr>
-      <w:r>
-        <w:rPr>
-          <w:rFonts w:ascii="Times New Roman" w:hAnsi="Times New Roman" w:cs="Times New Roman"/>
-          <w:sz w:val="28"/>
-          <w:szCs w:val="28"/>
-        </w:rPr>
-        <w:t xml:space="preserve">    std::shared_ptr&lt;SignalingNode&gt; next;</w:t>
-      </w:r>
-      <w:r/>
-    </w:p>
-    <w:p>
-      <w:pPr>
-        <w:pBdr/>
-        <w:spacing/>
-        <w:ind/>
-        <w:rPr/>
-      </w:pPr>
-      <w:r>
-        <w:rPr>
-          <w:rFonts w:ascii="Times New Roman" w:hAnsi="Times New Roman" w:cs="Times New Roman"/>
-          <w:sz w:val="28"/>
-          <w:szCs w:val="28"/>
-        </w:rPr>
-        <w:t xml:space="preserve">    std::weak_ptr&lt;SignalingNode&gt; prev;</w:t>
-      </w:r>
-      <w:r/>
-    </w:p>
-    <w:p>
-      <w:pPr>
-        <w:pBdr/>
-        <w:spacing/>
-        <w:ind/>
-        <w:rPr/>
-      </w:pPr>
-      <w:r>
-        <w:rPr>
-          <w:rFonts w:ascii="Times New Roman" w:hAnsi="Times New Roman" w:cs="Times New Roman"/>
-          <w:sz w:val="28"/>
-          <w:szCs w:val="28"/>
-        </w:rPr>
-      </w:r>
-      <w:r/>
-    </w:p>
-    <w:p>
-      <w:pPr>
-        <w:pBdr/>
-        <w:spacing/>
-        <w:ind/>
-        <w:rPr/>
-      </w:pPr>
-      <w:r>
-        <w:rPr>
-          <w:rFonts w:ascii="Times New Roman" w:hAnsi="Times New Roman" w:cs="Times New Roman"/>
-          <w:sz w:val="28"/>
-          <w:szCs w:val="28"/>
-        </w:rPr>
-        <w:t xml:space="preserve">    SignalingNode(int sensors, bool wireless, const std::string&amp; method);</w:t>
-      </w:r>
-      <w:r/>
-    </w:p>
-    <w:p>
-      <w:pPr>
-        <w:pBdr/>
-        <w:spacing/>
-        <w:ind/>
-        <w:rPr/>
-      </w:pPr>
-      <w:r>
-        <w:rPr>
-          <w:rFonts w:ascii="Times New Roman" w:hAnsi="Times New Roman" w:cs="Times New Roman"/>
-          <w:sz w:val="28"/>
-          <w:szCs w:val="28"/>
-        </w:rPr>
-        <w:t xml:space="preserve">    ~SignalingNode();</w:t>
-      </w:r>
-      <w:r/>
-    </w:p>
-    <w:p>
-      <w:pPr>
-        <w:pBdr/>
-        <w:spacing/>
-        <w:ind/>
-        <w:rPr/>
-      </w:pPr>
-      <w:r>
-        <w:rPr>
-          <w:rFonts w:ascii="Times New Roman" w:hAnsi="Times New Roman" w:cs="Times New Roman"/>
-          <w:sz w:val="28"/>
-          <w:szCs w:val="28"/>
-        </w:rPr>
-      </w:r>
-      <w:r/>
-    </w:p>
-    <w:p>
-      <w:pPr>
-        <w:pBdr/>
-        <w:spacing/>
-        <w:ind/>
-        <w:rPr/>
-      </w:pPr>
-      <w:r>
-        <w:rPr>
-          <w:rFonts w:ascii="Times New Roman" w:hAnsi="Times New Roman" w:cs="Times New Roman"/>
-          <w:sz w:val="28"/>
-          <w:szCs w:val="28"/>
-        </w:rPr>
-        <w:t xml:space="preserve">    void display() const;</w:t>
-      </w:r>
-      <w:r/>
-    </w:p>
-    <w:p>
-      <w:pPr>
-        <w:pBdr/>
-        <w:spacing/>
-        <w:ind/>
-        <w:rPr/>
-      </w:pPr>
-      <w:r>
-        <w:rPr>
-          <w:rFonts w:ascii="Times New Roman" w:hAnsi="Times New Roman" w:cs="Times New Roman"/>
-          <w:sz w:val="28"/>
-          <w:szCs w:val="28"/>
-        </w:rPr>
-        <w:t xml:space="preserve">};</w:t>
-      </w:r>
-      <w:r/>
-    </w:p>
-    <w:p>
-      <w:pPr>
-        <w:pBdr/>
-        <w:spacing/>
-        <w:ind/>
-        <w:rPr/>
-      </w:pPr>
-      <w:r>
-        <w:rPr>
-          <w:rFonts w:ascii="Times New Roman" w:hAnsi="Times New Roman" w:cs="Times New Roman"/>
-          <w:sz w:val="28"/>
-          <w:szCs w:val="28"/>
-        </w:rPr>
-      </w:r>
-      <w:r/>
-    </w:p>
-    <w:p>
-      <w:pPr>
-        <w:pBdr/>
-        <w:spacing/>
-        <w:ind/>
-        <w:rPr/>
-      </w:pPr>
-      <w:r>
-        <w:rPr>
-          <w:rFonts w:ascii="Times New Roman" w:hAnsi="Times New Roman" w:cs="Times New Roman"/>
-          <w:sz w:val="28"/>
-          <w:szCs w:val="28"/>
-        </w:rPr>
-        <w:t xml:space="preserve">#endif</w:t>
-      </w:r>
-      <w:r/>
-    </w:p>
-    <w:p>
-      <w:pPr>
-        <w:pBdr/>
-        <w:spacing/>
-        <w:ind/>
-        <w:rPr/>
-      </w:pPr>
-      <w:r>
-        <w:rPr>
-          <w:rFonts w:ascii="Times New Roman" w:hAnsi="Times New Roman" w:cs="Times New Roman"/>
-          <w:sz w:val="28"/>
-          <w:szCs w:val="28"/>
-        </w:rPr>
-      </w:r>
-      <w:r/>
-    </w:p>
-    <w:p>
-      <w:pPr>
-        <w:pBdr/>
-        <w:spacing/>
-        <w:ind/>
-        <w:rPr/>
-      </w:pPr>
-      <w:r>
-        <w:rPr>
-          <w:rFonts w:ascii="Times New Roman" w:hAnsi="Times New Roman" w:cs="Times New Roman"/>
-          <w:sz w:val="28"/>
-          <w:szCs w:val="28"/>
-        </w:rPr>
-        <w:t xml:space="preserve">—— Файл: signaling_node.cpp ———</w:t>
-      </w:r>
-      <w:r/>
-    </w:p>
-    <w:p>
-      <w:pPr>
-        <w:pBdr/>
-        <w:spacing/>
-        <w:ind/>
-        <w:rPr/>
-      </w:pPr>
-      <w:r>
-        <w:rPr>
-          <w:rFonts w:ascii="Times New Roman" w:hAnsi="Times New Roman" w:cs="Times New Roman"/>
-          <w:sz w:val="28"/>
-          <w:szCs w:val="28"/>
-        </w:rPr>
-      </w:r>
-      <w:r/>
-    </w:p>
-    <w:p>
-      <w:pPr>
-        <w:pBdr/>
-        <w:spacing/>
-        <w:ind/>
-        <w:rPr/>
-      </w:pPr>
-      <w:r>
-        <w:rPr>
-          <w:rFonts w:ascii="Times New Roman" w:hAnsi="Times New Roman" w:cs="Times New Roman"/>
-          <w:sz w:val="28"/>
-          <w:szCs w:val="28"/>
-        </w:rPr>
-        <w:t xml:space="preserve">#include "signaling_node.h"</w:t>
-      </w:r>
-      <w:r/>
-    </w:p>
-    <w:p>
-      <w:pPr>
-        <w:pBdr/>
-        <w:spacing/>
-        <w:ind/>
-        <w:rPr/>
-      </w:pPr>
-      <w:r>
-        <w:rPr>
-          <w:rFonts w:ascii="Times New Roman" w:hAnsi="Times New Roman" w:cs="Times New Roman"/>
-          <w:sz w:val="28"/>
-          <w:szCs w:val="28"/>
-        </w:rPr>
-        <w:t xml:space="preserve">#include &lt;iostream&gt;</w:t>
-      </w:r>
-      <w:r/>
-    </w:p>
-    <w:p>
-      <w:pPr>
-        <w:pBdr/>
-        <w:spacing/>
-        <w:ind/>
-        <w:rPr/>
-      </w:pPr>
-      <w:r>
-        <w:rPr>
-          <w:rFonts w:ascii="Times New Roman" w:hAnsi="Times New Roman" w:cs="Times New Roman"/>
-          <w:sz w:val="28"/>
-          <w:szCs w:val="28"/>
-        </w:rPr>
-      </w:r>
-      <w:r/>
-    </w:p>
-    <w:p>
-      <w:pPr>
-        <w:pBdr/>
-        <w:spacing/>
-        <w:ind/>
-        <w:rPr/>
-      </w:pPr>
-      <w:r>
-        <w:rPr>
-          <w:rFonts w:ascii="Times New Roman" w:hAnsi="Times New Roman" w:cs="Times New Roman"/>
-          <w:sz w:val="28"/>
-          <w:szCs w:val="28"/>
-        </w:rPr>
-        <w:t xml:space="preserve">using namespace std;</w:t>
-      </w:r>
-      <w:r/>
-    </w:p>
-    <w:p>
-      <w:pPr>
-        <w:pBdr/>
-        <w:spacing/>
-        <w:ind/>
-        <w:rPr/>
-      </w:pPr>
-      <w:r>
-        <w:rPr>
-          <w:rFonts w:ascii="Times New Roman" w:hAnsi="Times New Roman" w:cs="Times New Roman"/>
-          <w:sz w:val="28"/>
-          <w:szCs w:val="28"/>
-        </w:rPr>
-      </w:r>
-      <w:r/>
-    </w:p>
-    <w:p>
-      <w:pPr>
-        <w:pBdr/>
-        <w:spacing/>
-        <w:ind/>
-        <w:rPr/>
-      </w:pPr>
-      <w:r>
-        <w:rPr>
-          <w:rFonts w:ascii="Times New Roman" w:hAnsi="Times New Roman" w:cs="Times New Roman"/>
-          <w:sz w:val="28"/>
-          <w:szCs w:val="28"/>
-        </w:rPr>
-        <w:t xml:space="preserve">SignalingNode::SignalingNode(int sensors, bool wireless, const string&amp; method)</w:t>
-      </w:r>
-      <w:r/>
-    </w:p>
-    <w:p>
-      <w:pPr>
-        <w:pBdr/>
-        <w:spacing/>
-        <w:ind/>
-        <w:rPr/>
-      </w:pPr>
-      <w:r>
-        <w:rPr>
-          <w:rFonts w:ascii="Times New Roman" w:hAnsi="Times New Roman" w:cs="Times New Roman"/>
-          <w:sz w:val="28"/>
-          <w:szCs w:val="28"/>
-        </w:rPr>
-        <w:t xml:space="preserve">    : data(sensors, wireless, method) {</w:t>
-      </w:r>
-      <w:r/>
-    </w:p>
-    <w:p>
-      <w:pPr>
-        <w:pBdr/>
-        <w:spacing/>
-        <w:ind/>
-        <w:rPr/>
-      </w:pPr>
-      <w:r>
-        <w:rPr>
-          <w:rFonts w:ascii="Times New Roman" w:hAnsi="Times New Roman" w:cs="Times New Roman"/>
-          <w:sz w:val="28"/>
-          <w:szCs w:val="28"/>
-        </w:rPr>
-        <w:t xml:space="preserve">    cout &lt;&lt; "[SignalingNode] Constructor\n";</w:t>
-      </w:r>
-      <w:r/>
-    </w:p>
-    <w:p>
-      <w:pPr>
-        <w:pBdr/>
-        <w:spacing/>
-        <w:ind/>
-        <w:rPr/>
-      </w:pPr>
-      <w:r>
-        <w:rPr>
-          <w:rFonts w:ascii="Times New Roman" w:hAnsi="Times New Roman" w:cs="Times New Roman"/>
-          <w:sz w:val="28"/>
-          <w:szCs w:val="28"/>
-        </w:rPr>
-        <w:t xml:space="preserve">}</w:t>
-      </w:r>
-      <w:r/>
-    </w:p>
-    <w:p>
-      <w:pPr>
-        <w:pBdr/>
-        <w:spacing/>
-        <w:ind/>
-        <w:rPr/>
-      </w:pPr>
-      <w:r>
-        <w:rPr>
-          <w:rFonts w:ascii="Times New Roman" w:hAnsi="Times New Roman" w:cs="Times New Roman"/>
-          <w:sz w:val="28"/>
-          <w:szCs w:val="28"/>
-        </w:rPr>
-      </w:r>
-      <w:r/>
-    </w:p>
-    <w:p>
-      <w:pPr>
-        <w:pBdr/>
-        <w:spacing/>
-        <w:ind/>
-        <w:rPr/>
-      </w:pPr>
-      <w:r>
-        <w:rPr>
-          <w:rFonts w:ascii="Times New Roman" w:hAnsi="Times New Roman" w:cs="Times New Roman"/>
-          <w:sz w:val="28"/>
-          <w:szCs w:val="28"/>
-        </w:rPr>
-        <w:t xml:space="preserve">SignalingNode::~SignalingNode() {</w:t>
-      </w:r>
-      <w:r/>
-    </w:p>
-    <w:p>
-      <w:pPr>
-        <w:pBdr/>
-        <w:spacing/>
-        <w:ind/>
-        <w:rPr/>
-      </w:pPr>
-      <w:r>
-        <w:rPr>
-          <w:rFonts w:ascii="Times New Roman" w:hAnsi="Times New Roman" w:cs="Times New Roman"/>
-          <w:sz w:val="28"/>
-          <w:szCs w:val="28"/>
-        </w:rPr>
-        <w:t xml:space="preserve">    cout &lt;&lt; "[SignalingNode] Destructor\n";</w:t>
-      </w:r>
-      <w:r/>
-    </w:p>
-    <w:p>
-      <w:pPr>
-        <w:pBdr/>
-        <w:spacing/>
-        <w:ind/>
-        <w:rPr/>
-      </w:pPr>
-      <w:r>
-        <w:rPr>
-          <w:rFonts w:ascii="Times New Roman" w:hAnsi="Times New Roman" w:cs="Times New Roman"/>
-          <w:sz w:val="28"/>
-          <w:szCs w:val="28"/>
-        </w:rPr>
-        <w:t xml:space="preserve">}</w:t>
-      </w:r>
-      <w:r/>
-    </w:p>
-    <w:p>
-      <w:pPr>
-        <w:pBdr/>
-        <w:spacing/>
-        <w:ind/>
-        <w:rPr/>
-      </w:pPr>
-      <w:r>
-        <w:rPr>
-          <w:rFonts w:ascii="Times New Roman" w:hAnsi="Times New Roman" w:cs="Times New Roman"/>
-          <w:sz w:val="28"/>
-          <w:szCs w:val="28"/>
-        </w:rPr>
-      </w:r>
-      <w:r/>
-    </w:p>
-    <w:p>
-      <w:pPr>
-        <w:pBdr/>
-        <w:spacing/>
-        <w:ind/>
-        <w:rPr/>
-      </w:pPr>
-      <w:r>
-        <w:rPr>
-          <w:rFonts w:ascii="Times New Roman" w:hAnsi="Times New Roman" w:cs="Times New Roman"/>
-          <w:sz w:val="28"/>
-          <w:szCs w:val="28"/>
-        </w:rPr>
-        <w:t xml:space="preserve">void SignalingNode::display() const {</w:t>
-      </w:r>
-      <w:r/>
-    </w:p>
-    <w:p>
-      <w:pPr>
-        <w:pBdr/>
-        <w:spacing/>
-        <w:ind/>
-        <w:rPr/>
-      </w:pPr>
-      <w:r>
-        <w:rPr>
-          <w:rFonts w:ascii="Times New Roman" w:hAnsi="Times New Roman" w:cs="Times New Roman"/>
-          <w:sz w:val="28"/>
-          <w:szCs w:val="28"/>
-        </w:rPr>
-        <w:t xml:space="preserve">    data.display();</w:t>
-      </w:r>
-      <w:r/>
-    </w:p>
-    <w:p>
-      <w:pPr>
-        <w:pBdr/>
-        <w:spacing/>
-        <w:ind/>
-        <w:rPr/>
-      </w:pPr>
-      <w:r>
-        <w:rPr>
-          <w:rFonts w:ascii="Times New Roman" w:hAnsi="Times New Roman" w:cs="Times New Roman"/>
-          <w:sz w:val="28"/>
-          <w:szCs w:val="28"/>
-        </w:rPr>
-        <w:t xml:space="preserve">}</w:t>
-      </w:r>
-      <w:r/>
-    </w:p>
-    <w:p>
-      <w:pPr>
-        <w:pBdr/>
-        <w:spacing/>
-        <w:ind/>
-        <w:rPr/>
-      </w:pPr>
-      <w:r>
-        <w:rPr>
-          <w:rFonts w:ascii="Times New Roman" w:hAnsi="Times New Roman" w:cs="Times New Roman"/>
-          <w:sz w:val="28"/>
-          <w:szCs w:val="28"/>
-        </w:rPr>
-      </w:r>
-      <w:r/>
-    </w:p>
-    <w:p>
-      <w:pPr>
-        <w:pBdr/>
-        <w:spacing/>
-        <w:ind/>
-        <w:rPr/>
-      </w:pPr>
-      <w:r>
-        <w:rPr>
-          <w:rFonts w:ascii="Times New Roman" w:hAnsi="Times New Roman" w:cs="Times New Roman"/>
-          <w:sz w:val="28"/>
-          <w:szCs w:val="28"/>
-        </w:rPr>
-        <w:t xml:space="preserve">—— Файл: main.cpp ———</w:t>
-      </w:r>
-      <w:r/>
-    </w:p>
-    <w:p>
-      <w:pPr>
-        <w:pBdr/>
-        <w:spacing/>
-        <w:ind/>
-        <w:rPr/>
-      </w:pPr>
-      <w:r>
-        <w:rPr>
-          <w:rFonts w:ascii="Times New Roman" w:hAnsi="Times New Roman" w:cs="Times New Roman"/>
-          <w:sz w:val="28"/>
-          <w:szCs w:val="28"/>
-        </w:rPr>
-      </w:r>
-      <w:r/>
-    </w:p>
-    <w:p>
-      <w:pPr>
-        <w:pBdr/>
-        <w:spacing/>
-        <w:ind/>
-        <w:rPr/>
-      </w:pPr>
-      <w:r>
-        <w:rPr>
-          <w:rFonts w:ascii="Times New Roman" w:hAnsi="Times New Roman" w:cs="Times New Roman"/>
-          <w:sz w:val="28"/>
-          <w:szCs w:val="28"/>
-        </w:rPr>
-        <w:t xml:space="preserve">#include &lt;iostream&gt;</w:t>
-      </w:r>
-      <w:r/>
-    </w:p>
-    <w:p>
-      <w:pPr>
-        <w:pBdr/>
-        <w:spacing/>
-        <w:ind/>
-        <w:rPr/>
-      </w:pPr>
-      <w:r>
-        <w:rPr>
-          <w:rFonts w:ascii="Times New Roman" w:hAnsi="Times New Roman" w:cs="Times New Roman"/>
-          <w:sz w:val="28"/>
-          <w:szCs w:val="28"/>
-        </w:rPr>
-        <w:t xml:space="preserve">#include &lt;memory&gt;</w:t>
-      </w:r>
-      <w:r/>
-    </w:p>
-    <w:p>
-      <w:pPr>
-        <w:pBdr/>
-        <w:spacing/>
-        <w:ind/>
-        <w:rPr/>
-      </w:pPr>
-      <w:r>
-        <w:rPr>
-          <w:rFonts w:ascii="Times New Roman" w:hAnsi="Times New Roman" w:cs="Times New Roman"/>
-          <w:sz w:val="28"/>
-          <w:szCs w:val="28"/>
-        </w:rPr>
-        <w:t xml:space="preserve">#include "signaling.h"</w:t>
-      </w:r>
-      <w:r/>
-    </w:p>
-    <w:p>
-      <w:pPr>
-        <w:pBdr/>
-        <w:spacing/>
-        <w:ind/>
-        <w:rPr/>
-      </w:pPr>
-      <w:r>
-        <w:rPr>
-          <w:rFonts w:ascii="Times New Roman" w:hAnsi="Times New Roman" w:cs="Times New Roman"/>
-          <w:sz w:val="28"/>
-          <w:szCs w:val="28"/>
-        </w:rPr>
-        <w:t xml:space="preserve">#include "alarm_hub.h"</w:t>
-      </w:r>
-      <w:r/>
-    </w:p>
-    <w:p>
-      <w:pPr>
-        <w:pBdr/>
-        <w:spacing/>
-        <w:ind/>
-        <w:rPr/>
-      </w:pPr>
-      <w:r>
-        <w:rPr>
-          <w:rFonts w:ascii="Times New Roman" w:hAnsi="Times New Roman" w:cs="Times New Roman"/>
-          <w:sz w:val="28"/>
-          <w:szCs w:val="28"/>
-        </w:rPr>
-        <w:t xml:space="preserve">#include "sensor_device.h"</w:t>
-      </w:r>
-      <w:r/>
-    </w:p>
-    <w:p>
-      <w:pPr>
-        <w:pBdr/>
-        <w:spacing/>
-        <w:ind/>
-        <w:rPr/>
-      </w:pPr>
-      <w:r>
-        <w:rPr>
-          <w:rFonts w:ascii="Times New Roman" w:hAnsi="Times New Roman" w:cs="Times New Roman"/>
-          <w:sz w:val="28"/>
-          <w:szCs w:val="28"/>
-        </w:rPr>
-        <w:t xml:space="preserve">#include "bad_cycle.h"</w:t>
-      </w:r>
-      <w:r/>
-    </w:p>
-    <w:p>
-      <w:pPr>
-        <w:pBdr/>
-        <w:spacing/>
-        <w:ind/>
-        <w:rPr/>
-      </w:pPr>
-      <w:r>
-        <w:rPr>
-          <w:rFonts w:ascii="Times New Roman" w:hAnsi="Times New Roman" w:cs="Times New Roman"/>
-          <w:sz w:val="28"/>
-          <w:szCs w:val="28"/>
-        </w:rPr>
-        <w:t xml:space="preserve">#include "signaling_node.h"</w:t>
-      </w:r>
-      <w:r/>
-    </w:p>
-    <w:p>
-      <w:pPr>
-        <w:pBdr/>
-        <w:spacing/>
-        <w:ind/>
-        <w:rPr/>
-      </w:pPr>
-      <w:r>
-        <w:rPr>
-          <w:rFonts w:ascii="Times New Roman" w:hAnsi="Times New Roman" w:cs="Times New Roman"/>
-          <w:sz w:val="28"/>
-          <w:szCs w:val="28"/>
-        </w:rPr>
-      </w:r>
-      <w:r/>
-    </w:p>
-    <w:p>
-      <w:pPr>
-        <w:pBdr/>
-        <w:spacing/>
-        <w:ind/>
-        <w:rPr/>
-      </w:pPr>
-      <w:r>
-        <w:rPr>
-          <w:rFonts w:ascii="Times New Roman" w:hAnsi="Times New Roman" w:cs="Times New Roman"/>
-          <w:sz w:val="28"/>
-          <w:szCs w:val="28"/>
-        </w:rPr>
-        <w:t xml:space="preserve">using namespace std;</w:t>
-      </w:r>
-      <w:r/>
-    </w:p>
-    <w:p>
-      <w:pPr>
-        <w:pBdr/>
-        <w:spacing/>
-        <w:ind/>
-        <w:rPr/>
-      </w:pPr>
-      <w:r>
-        <w:rPr>
-          <w:rFonts w:ascii="Times New Roman" w:hAnsi="Times New Roman" w:cs="Times New Roman"/>
-          <w:sz w:val="28"/>
-          <w:szCs w:val="28"/>
-        </w:rPr>
-      </w:r>
-      <w:r/>
-    </w:p>
-    <w:p>
-      <w:pPr>
-        <w:pBdr/>
-        <w:spacing/>
-        <w:ind/>
-        <w:rPr/>
-      </w:pPr>
-      <w:r>
-        <w:rPr>
-          <w:rFonts w:ascii="Times New Roman" w:hAnsi="Times New Roman" w:cs="Times New Roman"/>
-          <w:sz w:val="28"/>
-          <w:szCs w:val="28"/>
-        </w:rPr>
-        <w:t xml:space="preserve">void demoUniquePtr() {</w:t>
-      </w:r>
-      <w:r/>
-    </w:p>
-    <w:p>
-      <w:pPr>
-        <w:pBdr/>
-        <w:spacing/>
-        <w:ind/>
-        <w:rPr/>
-      </w:pPr>
-      <w:r>
-        <w:rPr>
-          <w:rFonts w:ascii="Times New Roman" w:hAnsi="Times New Roman" w:cs="Times New Roman"/>
-          <w:sz w:val="28"/>
-          <w:szCs w:val="28"/>
-        </w:rPr>
-        <w:t xml:space="preserve">    cout &lt;&lt; "=== 1. std::unique_ptr ===\n\n";</w:t>
-      </w:r>
-      <w:r/>
-    </w:p>
-    <w:p>
-      <w:pPr>
-        <w:pBdr/>
-        <w:spacing/>
-        <w:ind/>
-        <w:rPr/>
-      </w:pPr>
-      <w:r>
-        <w:rPr>
-          <w:rFonts w:ascii="Times New Roman" w:hAnsi="Times New Roman" w:cs="Times New Roman"/>
-          <w:sz w:val="28"/>
-          <w:szCs w:val="28"/>
-        </w:rPr>
-      </w:r>
-      <w:r/>
-    </w:p>
-    <w:p>
-      <w:pPr>
-        <w:pBdr/>
-        <w:spacing/>
-        <w:ind/>
-        <w:rPr/>
-      </w:pPr>
-      <w:r>
-        <w:rPr>
-          <w:rFonts w:ascii="Times New Roman" w:hAnsi="Times New Roman" w:cs="Times New Roman"/>
-          <w:sz w:val="28"/>
-          <w:szCs w:val="28"/>
-        </w:rPr>
-        <w:t xml:space="preserve">    unique_ptr&lt;Signaling&gt; item1 = make_unique&lt;Signaling&gt;(8, true, "сирена");</w:t>
-      </w:r>
-      <w:r/>
-    </w:p>
-    <w:p>
-      <w:pPr>
-        <w:pBdr/>
-        <w:spacing/>
-        <w:ind/>
-        <w:rPr/>
-      </w:pPr>
-      <w:r>
-        <w:rPr>
-          <w:rFonts w:ascii="Times New Roman" w:hAnsi="Times New Roman" w:cs="Times New Roman"/>
-          <w:sz w:val="28"/>
-          <w:szCs w:val="28"/>
-        </w:rPr>
-        <w:t xml:space="preserve">    cout &lt;&lt; "item1.get() = " &lt;&lt; item1.get() &lt;&lt; "\n";</w:t>
-      </w:r>
-      <w:r/>
-    </w:p>
-    <w:p>
-      <w:pPr>
-        <w:pBdr/>
-        <w:spacing/>
-        <w:ind/>
-        <w:rPr/>
-      </w:pPr>
-      <w:r>
-        <w:rPr>
-          <w:rFonts w:ascii="Times New Roman" w:hAnsi="Times New Roman" w:cs="Times New Roman"/>
-          <w:sz w:val="28"/>
-          <w:szCs w:val="28"/>
-        </w:rPr>
-        <w:t xml:space="preserve">    item1-&gt;display();</w:t>
-      </w:r>
-      <w:r/>
-    </w:p>
-    <w:p>
-      <w:pPr>
-        <w:pBdr/>
-        <w:spacing/>
-        <w:ind/>
-        <w:rPr/>
-      </w:pPr>
-      <w:r>
-        <w:rPr>
-          <w:rFonts w:ascii="Times New Roman" w:hAnsi="Times New Roman" w:cs="Times New Roman"/>
-          <w:sz w:val="28"/>
-          <w:szCs w:val="28"/>
-        </w:rPr>
-      </w:r>
-      <w:r/>
-    </w:p>
-    <w:p>
-      <w:pPr>
-        <w:pBdr/>
-        <w:spacing/>
-        <w:ind/>
-        <w:rPr/>
-      </w:pPr>
-      <w:r>
-        <w:rPr>
-          <w:rFonts w:ascii="Times New Roman" w:hAnsi="Times New Roman" w:cs="Times New Roman"/>
-          <w:sz w:val="28"/>
-          <w:szCs w:val="28"/>
-        </w:rPr>
-        <w:t xml:space="preserve">    cout &lt;&lt; "\nКопіювання unique_ptr заборонене:\n";</w:t>
-      </w:r>
-      <w:r/>
-    </w:p>
-    <w:p>
-      <w:pPr>
-        <w:pBdr/>
-        <w:spacing/>
-        <w:ind/>
-        <w:rPr/>
-      </w:pPr>
-      <w:r>
-        <w:rPr>
-          <w:rFonts w:ascii="Times New Roman" w:hAnsi="Times New Roman" w:cs="Times New Roman"/>
-          <w:sz w:val="28"/>
-          <w:szCs w:val="28"/>
-        </w:rPr>
-        <w:t xml:space="preserve">    cout &lt;&lt; "  // unique_ptr&lt;Signaling&gt; item2 = item1;  // помилка компіляції\n";</w:t>
-      </w:r>
-      <w:r/>
-    </w:p>
-    <w:p>
-      <w:pPr>
-        <w:pBdr/>
-        <w:spacing/>
-        <w:ind/>
-        <w:rPr/>
-      </w:pPr>
-      <w:r>
-        <w:rPr>
-          <w:rFonts w:ascii="Times New Roman" w:hAnsi="Times New Roman" w:cs="Times New Roman"/>
-          <w:sz w:val="28"/>
-          <w:szCs w:val="28"/>
-        </w:rPr>
-        <w:t xml:space="preserve">    cout &lt;&lt; "  Причина: unique_ptr не можна копіювати — лише одне володіння.\n\n";</w:t>
-      </w:r>
-      <w:r/>
-    </w:p>
-    <w:p>
-      <w:pPr>
-        <w:pBdr/>
-        <w:spacing/>
-        <w:ind/>
-        <w:rPr/>
-      </w:pPr>
-      <w:r>
-        <w:rPr>
-          <w:rFonts w:ascii="Times New Roman" w:hAnsi="Times New Roman" w:cs="Times New Roman"/>
-          <w:sz w:val="28"/>
-          <w:szCs w:val="28"/>
-        </w:rPr>
-      </w:r>
-      <w:r/>
-    </w:p>
-    <w:p>
-      <w:pPr>
-        <w:pBdr/>
-        <w:spacing/>
-        <w:ind/>
-        <w:rPr/>
-      </w:pPr>
-      <w:r>
-        <w:rPr>
-          <w:rFonts w:ascii="Times New Roman" w:hAnsi="Times New Roman" w:cs="Times New Roman"/>
-          <w:sz w:val="28"/>
-          <w:szCs w:val="28"/>
-        </w:rPr>
-        <w:t xml:space="preserve">    unique_ptr&lt;Signaling&gt; item2 = move(item1);</w:t>
-      </w:r>
-      <w:r/>
-    </w:p>
-    <w:p>
-      <w:pPr>
-        <w:pBdr/>
-        <w:spacing/>
-        <w:ind/>
-        <w:rPr/>
-      </w:pPr>
-      <w:r>
-        <w:rPr>
-          <w:rFonts w:ascii="Times New Roman" w:hAnsi="Times New Roman" w:cs="Times New Roman"/>
-          <w:sz w:val="28"/>
-          <w:szCs w:val="28"/>
-        </w:rPr>
-        <w:t xml:space="preserve">    cout &lt;&lt; "Після std::move(item1) -&gt; item2:\n";</w:t>
-      </w:r>
-      <w:r/>
-    </w:p>
-    <w:p>
-      <w:pPr>
-        <w:pBdr/>
-        <w:spacing/>
-        <w:ind/>
-        <w:rPr/>
-      </w:pPr>
-      <w:r>
-        <w:rPr>
-          <w:rFonts w:ascii="Times New Roman" w:hAnsi="Times New Roman" w:cs="Times New Roman"/>
-          <w:sz w:val="28"/>
-          <w:szCs w:val="28"/>
-        </w:rPr>
-        <w:t xml:space="preserve">    cout &lt;&lt; "  item1.get() = " &lt;&lt; item1.get() &lt;&lt; " (nullptr)\n";</w:t>
-      </w:r>
-      <w:r/>
-    </w:p>
-    <w:p>
-      <w:pPr>
-        <w:pBdr/>
-        <w:spacing/>
-        <w:ind/>
-        <w:rPr/>
-      </w:pPr>
-      <w:r>
-        <w:rPr>
-          <w:rFonts w:ascii="Times New Roman" w:hAnsi="Times New Roman" w:cs="Times New Roman"/>
-          <w:sz w:val="28"/>
-          <w:szCs w:val="28"/>
-        </w:rPr>
-        <w:t xml:space="preserve">    cout &lt;&lt; "  item2.get() = " &lt;&lt; item2.get() &lt;&lt; "\n";</w:t>
-      </w:r>
-      <w:r/>
-    </w:p>
-    <w:p>
-      <w:pPr>
-        <w:pBdr/>
-        <w:spacing/>
-        <w:ind/>
-        <w:rPr/>
-      </w:pPr>
-      <w:r>
-        <w:rPr>
-          <w:rFonts w:ascii="Times New Roman" w:hAnsi="Times New Roman" w:cs="Times New Roman"/>
-          <w:sz w:val="28"/>
-          <w:szCs w:val="28"/>
-        </w:rPr>
-        <w:t xml:space="preserve">    if (item2) {</w:t>
-      </w:r>
-      <w:r/>
-    </w:p>
-    <w:p>
-      <w:pPr>
-        <w:pBdr/>
-        <w:spacing/>
-        <w:ind/>
-        <w:rPr/>
-      </w:pPr>
-      <w:r>
-        <w:rPr>
-          <w:rFonts w:ascii="Times New Roman" w:hAnsi="Times New Roman" w:cs="Times New Roman"/>
-          <w:sz w:val="28"/>
-          <w:szCs w:val="28"/>
-        </w:rPr>
-        <w:t xml:space="preserve">        item2-&gt;display();</w:t>
-      </w:r>
-      <w:r/>
-    </w:p>
-    <w:p>
-      <w:pPr>
-        <w:pBdr/>
-        <w:spacing/>
-        <w:ind/>
-        <w:rPr/>
-      </w:pPr>
-      <w:r>
-        <w:rPr>
-          <w:rFonts w:ascii="Times New Roman" w:hAnsi="Times New Roman" w:cs="Times New Roman"/>
-          <w:sz w:val="28"/>
-          <w:szCs w:val="28"/>
-        </w:rPr>
-        <w:t xml:space="preserve">    }</w:t>
-      </w:r>
-      <w:r/>
-    </w:p>
-    <w:p>
-      <w:pPr>
-        <w:pBdr/>
-        <w:spacing/>
-        <w:ind/>
-        <w:rPr/>
-      </w:pPr>
-      <w:r>
-        <w:rPr>
-          <w:rFonts w:ascii="Times New Roman" w:hAnsi="Times New Roman" w:cs="Times New Roman"/>
-          <w:sz w:val="28"/>
-          <w:szCs w:val="28"/>
-        </w:rPr>
-      </w:r>
-      <w:r/>
-    </w:p>
-    <w:p>
-      <w:pPr>
-        <w:pBdr/>
-        <w:spacing/>
-        <w:ind/>
-        <w:rPr/>
-      </w:pPr>
-      <w:r>
-        <w:rPr>
-          <w:rFonts w:ascii="Times New Roman" w:hAnsi="Times New Roman" w:cs="Times New Roman"/>
-          <w:sz w:val="28"/>
-          <w:szCs w:val="28"/>
-        </w:rPr>
-        <w:t xml:space="preserve">    cout &lt;&lt; "\nВихід з блоку — item2 знищиться автоматично:\n";</w:t>
-      </w:r>
-      <w:r/>
-    </w:p>
-    <w:p>
-      <w:pPr>
-        <w:pBdr/>
-        <w:spacing/>
-        <w:ind/>
-        <w:rPr/>
-      </w:pPr>
-      <w:r>
-        <w:rPr>
-          <w:rFonts w:ascii="Times New Roman" w:hAnsi="Times New Roman" w:cs="Times New Roman"/>
-          <w:sz w:val="28"/>
-          <w:szCs w:val="28"/>
-        </w:rPr>
-        <w:t xml:space="preserve">    {</w:t>
-      </w:r>
-      <w:r/>
-    </w:p>
-    <w:p>
-      <w:pPr>
-        <w:pBdr/>
-        <w:spacing/>
-        <w:ind/>
-        <w:rPr/>
-      </w:pPr>
-      <w:r>
-        <w:rPr>
-          <w:rFonts w:ascii="Times New Roman" w:hAnsi="Times New Roman" w:cs="Times New Roman"/>
-          <w:sz w:val="28"/>
-          <w:szCs w:val="28"/>
-        </w:rPr>
-        <w:t xml:space="preserve">        unique_ptr&lt;Signaling&gt; scoped = make_unique&lt;Signaling&gt;(3, false, "SMS");</w:t>
-      </w:r>
-      <w:r/>
-    </w:p>
-    <w:p>
-      <w:pPr>
-        <w:pBdr/>
-        <w:spacing/>
-        <w:ind/>
-        <w:rPr/>
-      </w:pPr>
-      <w:r>
-        <w:rPr>
-          <w:rFonts w:ascii="Times New Roman" w:hAnsi="Times New Roman" w:cs="Times New Roman"/>
-          <w:sz w:val="28"/>
-          <w:szCs w:val="28"/>
-        </w:rPr>
-        <w:t xml:space="preserve">        cout &lt;&lt; "  scoped всередині блоку: ";</w:t>
-      </w:r>
-      <w:r/>
-    </w:p>
-    <w:p>
-      <w:pPr>
-        <w:pBdr/>
-        <w:spacing/>
-        <w:ind/>
-        <w:rPr/>
-      </w:pPr>
-      <w:r>
-        <w:rPr>
-          <w:rFonts w:ascii="Times New Roman" w:hAnsi="Times New Roman" w:cs="Times New Roman"/>
-          <w:sz w:val="28"/>
-          <w:szCs w:val="28"/>
-        </w:rPr>
-        <w:t xml:space="preserve">        scoped-&gt;display();</w:t>
-      </w:r>
-      <w:r/>
-    </w:p>
-    <w:p>
-      <w:pPr>
-        <w:pBdr/>
-        <w:spacing/>
-        <w:ind/>
-        <w:rPr/>
-      </w:pPr>
-      <w:r>
-        <w:rPr>
-          <w:rFonts w:ascii="Times New Roman" w:hAnsi="Times New Roman" w:cs="Times New Roman"/>
-          <w:sz w:val="28"/>
-          <w:szCs w:val="28"/>
-        </w:rPr>
-        <w:t xml:space="preserve">    }</w:t>
-      </w:r>
-      <w:r/>
-    </w:p>
-    <w:p>
-      <w:pPr>
-        <w:pBdr/>
-        <w:spacing/>
-        <w:ind/>
-        <w:rPr/>
-      </w:pPr>
-      <w:r>
-        <w:rPr>
-          <w:rFonts w:ascii="Times New Roman" w:hAnsi="Times New Roman" w:cs="Times New Roman"/>
-          <w:sz w:val="28"/>
-          <w:szCs w:val="28"/>
-        </w:rPr>
-        <w:t xml:space="preserve">    cout &lt;&lt; "  (scoped вже знищено)\n\n";</w:t>
-      </w:r>
-      <w:r/>
-    </w:p>
-    <w:p>
-      <w:pPr>
-        <w:pBdr/>
-        <w:spacing/>
-        <w:ind/>
-        <w:rPr/>
-      </w:pPr>
-      <w:r>
-        <w:rPr>
-          <w:rFonts w:ascii="Times New Roman" w:hAnsi="Times New Roman" w:cs="Times New Roman"/>
-          <w:sz w:val="28"/>
-          <w:szCs w:val="28"/>
-        </w:rPr>
-        <w:t xml:space="preserve">}</w:t>
-      </w:r>
-      <w:r/>
-    </w:p>
-    <w:p>
-      <w:pPr>
-        <w:pBdr/>
-        <w:spacing/>
-        <w:ind/>
-        <w:rPr/>
-      </w:pPr>
-      <w:r>
-        <w:rPr>
-          <w:rFonts w:ascii="Times New Roman" w:hAnsi="Times New Roman" w:cs="Times New Roman"/>
-          <w:sz w:val="28"/>
-          <w:szCs w:val="28"/>
-        </w:rPr>
-      </w:r>
-      <w:r/>
-    </w:p>
-    <w:p>
-      <w:pPr>
-        <w:pBdr/>
-        <w:spacing/>
-        <w:ind/>
-        <w:rPr/>
-      </w:pPr>
-      <w:r>
-        <w:rPr>
-          <w:rFonts w:ascii="Times New Roman" w:hAnsi="Times New Roman" w:cs="Times New Roman"/>
-          <w:sz w:val="28"/>
-          <w:szCs w:val="28"/>
-        </w:rPr>
-        <w:t xml:space="preserve">void demoSharedPtr() {</w:t>
-      </w:r>
-      <w:r/>
-    </w:p>
-    <w:p>
-      <w:pPr>
-        <w:pBdr/>
-        <w:spacing/>
-        <w:ind/>
-        <w:rPr/>
-      </w:pPr>
-      <w:r>
-        <w:rPr>
-          <w:rFonts w:ascii="Times New Roman" w:hAnsi="Times New Roman" w:cs="Times New Roman"/>
-          <w:sz w:val="28"/>
-          <w:szCs w:val="28"/>
-        </w:rPr>
-        <w:t xml:space="preserve">    cout &lt;&lt; "=== 2. std::shared_ptr ===\n\n";</w:t>
-      </w:r>
-      <w:r/>
-    </w:p>
-    <w:p>
-      <w:pPr>
-        <w:pBdr/>
-        <w:spacing/>
-        <w:ind/>
-        <w:rPr/>
-      </w:pPr>
-      <w:r>
-        <w:rPr>
-          <w:rFonts w:ascii="Times New Roman" w:hAnsi="Times New Roman" w:cs="Times New Roman"/>
-          <w:sz w:val="28"/>
-          <w:szCs w:val="28"/>
-        </w:rPr>
-      </w:r>
-      <w:r/>
-    </w:p>
-    <w:p>
-      <w:pPr>
-        <w:pBdr/>
-        <w:spacing/>
-        <w:ind/>
-        <w:rPr/>
-      </w:pPr>
-      <w:r>
-        <w:rPr>
-          <w:rFonts w:ascii="Times New Roman" w:hAnsi="Times New Roman" w:cs="Times New Roman"/>
-          <w:sz w:val="28"/>
-          <w:szCs w:val="28"/>
-        </w:rPr>
-        <w:t xml:space="preserve">    shared_ptr&lt;Signaling&gt; sp1 = make_shared&lt;Signaling&gt;(12, true, "додаток");</w:t>
-      </w:r>
-      <w:r/>
-    </w:p>
-    <w:p>
-      <w:pPr>
-        <w:pBdr/>
-        <w:spacing/>
-        <w:ind/>
-        <w:rPr/>
-      </w:pPr>
-      <w:r>
-        <w:rPr>
-          <w:rFonts w:ascii="Times New Roman" w:hAnsi="Times New Roman" w:cs="Times New Roman"/>
-          <w:sz w:val="28"/>
-          <w:szCs w:val="28"/>
-        </w:rPr>
-        <w:t xml:space="preserve">    shared_ptr&lt;Signaling&gt; sp2 = sp1;</w:t>
-      </w:r>
-      <w:r/>
-    </w:p>
-    <w:p>
-      <w:pPr>
-        <w:pBdr/>
-        <w:spacing/>
-        <w:ind/>
-        <w:rPr/>
-      </w:pPr>
-      <w:r>
-        <w:rPr>
-          <w:rFonts w:ascii="Times New Roman" w:hAnsi="Times New Roman" w:cs="Times New Roman"/>
-          <w:sz w:val="28"/>
-          <w:szCs w:val="28"/>
-        </w:rPr>
-        <w:t xml:space="preserve">    shared_ptr&lt;Signaling&gt; sp3 = sp1;</w:t>
-      </w:r>
-      <w:r/>
-    </w:p>
-    <w:p>
-      <w:pPr>
-        <w:pBdr/>
-        <w:spacing/>
-        <w:ind/>
-        <w:rPr/>
-      </w:pPr>
-      <w:r>
-        <w:rPr>
-          <w:rFonts w:ascii="Times New Roman" w:hAnsi="Times New Roman" w:cs="Times New Roman"/>
-          <w:sz w:val="28"/>
-          <w:szCs w:val="28"/>
-        </w:rPr>
-      </w:r>
-      <w:r/>
-    </w:p>
-    <w:p>
-      <w:pPr>
-        <w:pBdr/>
-        <w:spacing/>
-        <w:ind/>
-        <w:rPr/>
-      </w:pPr>
-      <w:r>
-        <w:rPr>
-          <w:rFonts w:ascii="Times New Roman" w:hAnsi="Times New Roman" w:cs="Times New Roman"/>
-          <w:sz w:val="28"/>
-          <w:szCs w:val="28"/>
-        </w:rPr>
-        <w:t xml:space="preserve">    cout &lt;&lt; "Після 3 shared_ptr: use_count = " &lt;&lt; sp1.use_count() &lt;&lt; "\n";</w:t>
-      </w:r>
-      <w:r/>
-    </w:p>
-    <w:p>
-      <w:pPr>
-        <w:pBdr/>
-        <w:spacing/>
-        <w:ind/>
-        <w:rPr/>
-      </w:pPr>
-      <w:r>
-        <w:rPr>
-          <w:rFonts w:ascii="Times New Roman" w:hAnsi="Times New Roman" w:cs="Times New Roman"/>
-          <w:sz w:val="28"/>
-          <w:szCs w:val="28"/>
-        </w:rPr>
-      </w:r>
-      <w:r/>
-    </w:p>
-    <w:p>
-      <w:pPr>
-        <w:pBdr/>
-        <w:spacing/>
-        <w:ind/>
-        <w:rPr/>
-      </w:pPr>
-      <w:r>
-        <w:rPr>
-          <w:rFonts w:ascii="Times New Roman" w:hAnsi="Times New Roman" w:cs="Times New Roman"/>
-          <w:sz w:val="28"/>
-          <w:szCs w:val="28"/>
-        </w:rPr>
-        <w:t xml:space="preserve">    {</w:t>
-      </w:r>
-      <w:r/>
-    </w:p>
-    <w:p>
-      <w:pPr>
-        <w:pBdr/>
-        <w:spacing/>
-        <w:ind/>
-        <w:rPr/>
-      </w:pPr>
-      <w:r>
-        <w:rPr>
-          <w:rFonts w:ascii="Times New Roman" w:hAnsi="Times New Roman" w:cs="Times New Roman"/>
-          <w:sz w:val="28"/>
-          <w:szCs w:val="28"/>
-        </w:rPr>
-        <w:t xml:space="preserve">        shared_ptr&lt;Signaling&gt; sp4 = sp1;</w:t>
-      </w:r>
-      <w:r/>
-    </w:p>
-    <w:p>
-      <w:pPr>
-        <w:pBdr/>
-        <w:spacing/>
-        <w:ind/>
-        <w:rPr/>
-      </w:pPr>
-      <w:r>
-        <w:rPr>
-          <w:rFonts w:ascii="Times New Roman" w:hAnsi="Times New Roman" w:cs="Times New Roman"/>
-          <w:sz w:val="28"/>
-          <w:szCs w:val="28"/>
-        </w:rPr>
-        <w:t xml:space="preserve">        cout &lt;&lt; "Всередині блоку (+sp4): use_count = " &lt;&lt; sp1.use_count() &lt;&lt; "\n";</w:t>
-      </w:r>
-      <w:r/>
-    </w:p>
-    <w:p>
-      <w:pPr>
-        <w:pBdr/>
-        <w:spacing/>
-        <w:ind/>
-        <w:rPr/>
-      </w:pPr>
-      <w:r>
-        <w:rPr>
-          <w:rFonts w:ascii="Times New Roman" w:hAnsi="Times New Roman" w:cs="Times New Roman"/>
-          <w:sz w:val="28"/>
-          <w:szCs w:val="28"/>
-        </w:rPr>
-        <w:t xml:space="preserve">    }</w:t>
-      </w:r>
-      <w:r/>
-    </w:p>
-    <w:p>
-      <w:pPr>
-        <w:pBdr/>
-        <w:spacing/>
-        <w:ind/>
-        <w:rPr/>
-      </w:pPr>
-      <w:r>
-        <w:rPr>
-          <w:rFonts w:ascii="Times New Roman" w:hAnsi="Times New Roman" w:cs="Times New Roman"/>
-          <w:sz w:val="28"/>
-          <w:szCs w:val="28"/>
-        </w:rPr>
-      </w:r>
-      <w:r/>
-    </w:p>
-    <w:p>
-      <w:pPr>
-        <w:pBdr/>
-        <w:spacing/>
-        <w:ind/>
-        <w:rPr/>
-      </w:pPr>
-      <w:r>
-        <w:rPr>
-          <w:rFonts w:ascii="Times New Roman" w:hAnsi="Times New Roman" w:cs="Times New Roman"/>
-          <w:sz w:val="28"/>
-          <w:szCs w:val="28"/>
-        </w:rPr>
-        <w:t xml:space="preserve">    cout &lt;&lt; "Після виходу з блоку: use_count = " &lt;&lt; sp1.use_count() &lt;&lt; "\n";</w:t>
-      </w:r>
-      <w:r/>
-    </w:p>
-    <w:p>
-      <w:pPr>
-        <w:pBdr/>
-        <w:spacing/>
-        <w:ind/>
-        <w:rPr/>
-      </w:pPr>
-      <w:r>
-        <w:rPr>
-          <w:rFonts w:ascii="Times New Roman" w:hAnsi="Times New Roman" w:cs="Times New Roman"/>
-          <w:sz w:val="28"/>
-          <w:szCs w:val="28"/>
-        </w:rPr>
-        <w:t xml:space="preserve">    cout &lt;&lt; "Лічильник зменшився: sp4 знищено, об'єкт ще живий (є sp1..sp3).\n\n";</w:t>
-      </w:r>
-      <w:r/>
-    </w:p>
-    <w:p>
-      <w:pPr>
-        <w:pBdr/>
-        <w:spacing/>
-        <w:ind/>
-        <w:rPr/>
-      </w:pPr>
-      <w:r>
-        <w:rPr>
-          <w:rFonts w:ascii="Times New Roman" w:hAnsi="Times New Roman" w:cs="Times New Roman"/>
-          <w:sz w:val="28"/>
-          <w:szCs w:val="28"/>
-        </w:rPr>
-        <w:t xml:space="preserve">}</w:t>
-      </w:r>
-      <w:r/>
-    </w:p>
-    <w:p>
-      <w:pPr>
-        <w:pBdr/>
-        <w:spacing/>
-        <w:ind/>
-        <w:rPr/>
-      </w:pPr>
-      <w:r>
-        <w:rPr>
-          <w:rFonts w:ascii="Times New Roman" w:hAnsi="Times New Roman" w:cs="Times New Roman"/>
-          <w:sz w:val="28"/>
-          <w:szCs w:val="28"/>
-        </w:rPr>
-      </w:r>
-      <w:r/>
-    </w:p>
-    <w:p>
-      <w:pPr>
-        <w:pBdr/>
-        <w:spacing/>
-        <w:ind/>
-        <w:rPr/>
-      </w:pPr>
-      <w:r>
-        <w:rPr>
-          <w:rFonts w:ascii="Times New Roman" w:hAnsi="Times New Roman" w:cs="Times New Roman"/>
-          <w:sz w:val="28"/>
-          <w:szCs w:val="28"/>
-        </w:rPr>
-        <w:t xml:space="preserve">void demoWeakPtrCycle() {</w:t>
-      </w:r>
-      <w:r/>
-    </w:p>
-    <w:p>
-      <w:pPr>
-        <w:pBdr/>
-        <w:spacing/>
-        <w:ind/>
-        <w:rPr/>
-      </w:pPr>
-      <w:r>
-        <w:rPr>
-          <w:rFonts w:ascii="Times New Roman" w:hAnsi="Times New Roman" w:cs="Times New Roman"/>
-          <w:sz w:val="28"/>
-          <w:szCs w:val="28"/>
-        </w:rPr>
-        <w:t xml:space="preserve">    cout &lt;&lt; "=== 3. std::weak_ptr (без циклу) ===\n\n";</w:t>
-      </w:r>
-      <w:r/>
-    </w:p>
-    <w:p>
-      <w:pPr>
-        <w:pBdr/>
-        <w:spacing/>
-        <w:ind/>
-        <w:rPr/>
-      </w:pPr>
-      <w:r>
-        <w:rPr>
-          <w:rFonts w:ascii="Times New Roman" w:hAnsi="Times New Roman" w:cs="Times New Roman"/>
-          <w:sz w:val="28"/>
-          <w:szCs w:val="28"/>
-        </w:rPr>
-      </w:r>
-      <w:r/>
-    </w:p>
-    <w:p>
-      <w:pPr>
-        <w:pBdr/>
-        <w:spacing/>
-        <w:ind/>
-        <w:rPr/>
-      </w:pPr>
-      <w:r>
-        <w:rPr>
-          <w:rFonts w:ascii="Times New Roman" w:hAnsi="Times New Roman" w:cs="Times New Roman"/>
-          <w:sz w:val="28"/>
-          <w:szCs w:val="28"/>
-        </w:rPr>
-        <w:t xml:space="preserve">    {</w:t>
-      </w:r>
-      <w:r/>
-    </w:p>
-    <w:p>
-      <w:pPr>
-        <w:pBdr/>
-        <w:spacing/>
-        <w:ind/>
-        <w:rPr/>
-      </w:pPr>
-      <w:r>
-        <w:rPr>
-          <w:rFonts w:ascii="Times New Roman" w:hAnsi="Times New Roman" w:cs="Times New Roman"/>
-          <w:sz w:val="28"/>
-          <w:szCs w:val="28"/>
-        </w:rPr>
-        <w:t xml:space="preserve">        shared_ptr&lt;AlarmHub&gt; hub = make_shared&lt;AlarmHub&gt;("Централь");</w:t>
-      </w:r>
-      <w:r/>
-    </w:p>
-    <w:p>
-      <w:pPr>
-        <w:pBdr/>
-        <w:spacing/>
-        <w:ind/>
-        <w:rPr/>
-      </w:pPr>
-      <w:r>
-        <w:rPr>
-          <w:rFonts w:ascii="Times New Roman" w:hAnsi="Times New Roman" w:cs="Times New Roman"/>
-          <w:sz w:val="28"/>
-          <w:szCs w:val="28"/>
-        </w:rPr>
-        <w:t xml:space="preserve">        shared_ptr&lt;SensorDevice&gt; sensor = make_shared&lt;SensorDevice&gt;("Зона-1");</w:t>
-      </w:r>
-      <w:r/>
-    </w:p>
-    <w:p>
-      <w:pPr>
-        <w:pBdr/>
-        <w:spacing/>
-        <w:ind/>
-        <w:rPr/>
-      </w:pPr>
-      <w:r>
-        <w:rPr>
-          <w:rFonts w:ascii="Times New Roman" w:hAnsi="Times New Roman" w:cs="Times New Roman"/>
-          <w:sz w:val="28"/>
-          <w:szCs w:val="28"/>
-        </w:rPr>
-      </w:r>
-      <w:r/>
-    </w:p>
-    <w:p>
-      <w:pPr>
-        <w:pBdr/>
-        <w:spacing/>
-        <w:ind/>
-        <w:rPr/>
-      </w:pPr>
-      <w:r>
-        <w:rPr>
-          <w:rFonts w:ascii="Times New Roman" w:hAnsi="Times New Roman" w:cs="Times New Roman"/>
-          <w:sz w:val="28"/>
-          <w:szCs w:val="28"/>
-        </w:rPr>
-        <w:t xml:space="preserve">        hub-&gt;sensor = sensor;</w:t>
-      </w:r>
-      <w:r/>
-    </w:p>
-    <w:p>
-      <w:pPr>
-        <w:pBdr/>
-        <w:spacing/>
-        <w:ind/>
-        <w:rPr/>
-      </w:pPr>
-      <w:r>
-        <w:rPr>
-          <w:rFonts w:ascii="Times New Roman" w:hAnsi="Times New Roman" w:cs="Times New Roman"/>
-          <w:sz w:val="28"/>
-          <w:szCs w:val="28"/>
-        </w:rPr>
-        <w:t xml:space="preserve">        sensor-&gt;hub = hub;</w:t>
-      </w:r>
-      <w:r/>
-    </w:p>
-    <w:p>
-      <w:pPr>
-        <w:pBdr/>
-        <w:spacing/>
-        <w:ind/>
-        <w:rPr/>
-      </w:pPr>
-      <w:r>
-        <w:rPr>
-          <w:rFonts w:ascii="Times New Roman" w:hAnsi="Times New Roman" w:cs="Times New Roman"/>
-          <w:sz w:val="28"/>
-          <w:szCs w:val="28"/>
-        </w:rPr>
-      </w:r>
-      <w:r/>
-    </w:p>
-    <w:p>
-      <w:pPr>
-        <w:pBdr/>
-        <w:spacing/>
-        <w:ind/>
-        <w:rPr/>
-      </w:pPr>
-      <w:r>
-        <w:rPr>
-          <w:rFonts w:ascii="Times New Roman" w:hAnsi="Times New Roman" w:cs="Times New Roman"/>
-          <w:sz w:val="28"/>
-          <w:szCs w:val="28"/>
-        </w:rPr>
-        <w:t xml:space="preserve">        cout &lt;&lt; "hub.use_count() = " &lt;&lt; hub.use_count()</w:t>
-      </w:r>
-      <w:r/>
-    </w:p>
-    <w:p>
-      <w:pPr>
-        <w:pBdr/>
-        <w:spacing/>
-        <w:ind/>
-        <w:rPr/>
-      </w:pPr>
-      <w:r>
-        <w:rPr>
-          <w:rFonts w:ascii="Times New Roman" w:hAnsi="Times New Roman" w:cs="Times New Roman"/>
-          <w:sz w:val="28"/>
-          <w:szCs w:val="28"/>
-        </w:rPr>
-        <w:t xml:space="preserve">             &lt;&lt; " (очікуємо 1: лише локальний hub)\n";</w:t>
-      </w:r>
-      <w:r/>
-    </w:p>
-    <w:p>
-      <w:pPr>
-        <w:pBdr/>
-        <w:spacing/>
-        <w:ind/>
-        <w:rPr/>
-      </w:pPr>
-      <w:r>
-        <w:rPr>
-          <w:rFonts w:ascii="Times New Roman" w:hAnsi="Times New Roman" w:cs="Times New Roman"/>
-          <w:sz w:val="28"/>
-          <w:szCs w:val="28"/>
-        </w:rPr>
-        <w:t xml:space="preserve">        cout &lt;&lt; "sensor.use_count() = " &lt;&lt; sensor.use_count()</w:t>
-      </w:r>
-      <w:r/>
-    </w:p>
-    <w:p>
-      <w:pPr>
-        <w:pBdr/>
-        <w:spacing/>
-        <w:ind/>
-        <w:rPr/>
-      </w:pPr>
-      <w:r>
-        <w:rPr>
-          <w:rFonts w:ascii="Times New Roman" w:hAnsi="Times New Roman" w:cs="Times New Roman"/>
-          <w:sz w:val="28"/>
-          <w:szCs w:val="28"/>
-        </w:rPr>
-        <w:t xml:space="preserve">             &lt;&lt; " (очікуємо 2: локальний + hub-&gt;sensor)\n";</w:t>
-      </w:r>
-      <w:r/>
-    </w:p>
-    <w:p>
-      <w:pPr>
-        <w:pBdr/>
-        <w:spacing/>
-        <w:ind/>
-        <w:rPr/>
-      </w:pPr>
-      <w:r>
-        <w:rPr>
-          <w:rFonts w:ascii="Times New Roman" w:hAnsi="Times New Roman" w:cs="Times New Roman"/>
-          <w:sz w:val="28"/>
-          <w:szCs w:val="28"/>
-        </w:rPr>
-      </w:r>
-      <w:r/>
-    </w:p>
-    <w:p>
-      <w:pPr>
-        <w:pBdr/>
-        <w:spacing/>
-        <w:ind/>
-        <w:rPr/>
-      </w:pPr>
-      <w:r>
-        <w:rPr>
-          <w:rFonts w:ascii="Times New Roman" w:hAnsi="Times New Roman" w:cs="Times New Roman"/>
-          <w:sz w:val="28"/>
-          <w:szCs w:val="28"/>
-        </w:rPr>
-        <w:t xml:space="preserve">        if (auto locked = sensor-&gt;hub.lock()) {</w:t>
-      </w:r>
-      <w:r/>
-    </w:p>
-    <w:p>
-      <w:pPr>
-        <w:pBdr/>
-        <w:spacing/>
-        <w:ind/>
-        <w:rPr/>
-      </w:pPr>
-      <w:r>
-        <w:rPr>
-          <w:rFonts w:ascii="Times New Roman" w:hAnsi="Times New Roman" w:cs="Times New Roman"/>
-          <w:sz w:val="28"/>
-          <w:szCs w:val="28"/>
-        </w:rPr>
-        <w:t xml:space="preserve">            cout &lt;&lt; "sensor-&gt;hub.lock() OK: " &lt;&lt; locked-&gt;name &lt;&lt; "\n";</w:t>
-      </w:r>
-      <w:r/>
-    </w:p>
-    <w:p>
-      <w:pPr>
-        <w:pBdr/>
-        <w:spacing/>
-        <w:ind/>
-        <w:rPr/>
-      </w:pPr>
-      <w:r>
-        <w:rPr>
-          <w:rFonts w:ascii="Times New Roman" w:hAnsi="Times New Roman" w:cs="Times New Roman"/>
-          <w:sz w:val="28"/>
-          <w:szCs w:val="28"/>
-        </w:rPr>
-        <w:t xml:space="preserve">        }</w:t>
-      </w:r>
-      <w:r/>
-    </w:p>
-    <w:p>
-      <w:pPr>
-        <w:pBdr/>
-        <w:spacing/>
-        <w:ind/>
-        <w:rPr/>
-      </w:pPr>
-      <w:r>
-        <w:rPr>
-          <w:rFonts w:ascii="Times New Roman" w:hAnsi="Times New Roman" w:cs="Times New Roman"/>
-          <w:sz w:val="28"/>
-          <w:szCs w:val="28"/>
-        </w:rPr>
-        <w:t xml:space="preserve">    }</w:t>
-      </w:r>
-      <w:r/>
-    </w:p>
-    <w:p>
-      <w:pPr>
-        <w:pBdr/>
-        <w:spacing/>
-        <w:ind/>
-        <w:rPr/>
-      </w:pPr>
-      <w:r>
-        <w:rPr>
-          <w:rFonts w:ascii="Times New Roman" w:hAnsi="Times New Roman" w:cs="Times New Roman"/>
-          <w:sz w:val="28"/>
-          <w:szCs w:val="28"/>
-        </w:rPr>
-        <w:t xml:space="preserve">    cout &lt;&lt; "Після блоку деструктори викликались — витоку немає.\n\n";</w:t>
-      </w:r>
-      <w:r/>
-    </w:p>
-    <w:p>
-      <w:pPr>
-        <w:pBdr/>
-        <w:spacing/>
-        <w:ind/>
-        <w:rPr/>
-      </w:pPr>
-      <w:r>
-        <w:rPr>
-          <w:rFonts w:ascii="Times New Roman" w:hAnsi="Times New Roman" w:cs="Times New Roman"/>
-          <w:sz w:val="28"/>
-          <w:szCs w:val="28"/>
-        </w:rPr>
-      </w:r>
-      <w:r/>
-    </w:p>
-    <w:p>
-      <w:pPr>
-        <w:pBdr/>
-        <w:spacing/>
-        <w:ind/>
-        <w:rPr/>
-      </w:pPr>
-      <w:r>
-        <w:rPr>
-          <w:rFonts w:ascii="Times New Roman" w:hAnsi="Times New Roman" w:cs="Times New Roman"/>
-          <w:sz w:val="28"/>
-          <w:szCs w:val="28"/>
-        </w:rPr>
-        <w:t xml:space="preserve">    cout &lt;&lt; "=== 3b. Цикл shared_ptr + shared_ptr (витік) ===\n\n";</w:t>
-      </w:r>
-      <w:r/>
-    </w:p>
-    <w:p>
-      <w:pPr>
-        <w:pBdr/>
-        <w:spacing/>
-        <w:ind/>
-        <w:rPr/>
-      </w:pPr>
-      <w:r>
-        <w:rPr>
-          <w:rFonts w:ascii="Times New Roman" w:hAnsi="Times New Roman" w:cs="Times New Roman"/>
-          <w:sz w:val="28"/>
-          <w:szCs w:val="28"/>
-        </w:rPr>
-        <w:t xml:space="preserve">    {</w:t>
-      </w:r>
-      <w:r/>
-    </w:p>
-    <w:p>
-      <w:pPr>
-        <w:pBdr/>
-        <w:spacing/>
-        <w:ind/>
-        <w:rPr/>
-      </w:pPr>
-      <w:r>
-        <w:rPr>
-          <w:rFonts w:ascii="Times New Roman" w:hAnsi="Times New Roman" w:cs="Times New Roman"/>
-          <w:sz w:val="28"/>
-          <w:szCs w:val="28"/>
-        </w:rPr>
-        <w:t xml:space="preserve">        shared_ptr&lt;BadAlarmHub&gt; hub = make_shared&lt;BadAlarmHub&gt;("BadHub");</w:t>
-      </w:r>
-      <w:r/>
-    </w:p>
-    <w:p>
-      <w:pPr>
-        <w:pBdr/>
-        <w:spacing/>
-        <w:ind/>
-        <w:rPr/>
-      </w:pPr>
-      <w:r>
-        <w:rPr>
-          <w:rFonts w:ascii="Times New Roman" w:hAnsi="Times New Roman" w:cs="Times New Roman"/>
-          <w:sz w:val="28"/>
-          <w:szCs w:val="28"/>
-        </w:rPr>
-        <w:t xml:space="preserve">        shared_ptr&lt;BadSensorDevice&gt; sensor = make_shared&lt;BadSensorDevice&gt;("BadSensor");</w:t>
-      </w:r>
-      <w:r/>
-    </w:p>
-    <w:p>
-      <w:pPr>
-        <w:pBdr/>
-        <w:spacing/>
-        <w:ind/>
-        <w:rPr/>
-      </w:pPr>
-      <w:r>
-        <w:rPr>
-          <w:rFonts w:ascii="Times New Roman" w:hAnsi="Times New Roman" w:cs="Times New Roman"/>
-          <w:sz w:val="28"/>
-          <w:szCs w:val="28"/>
-        </w:rPr>
-      </w:r>
-      <w:r/>
-    </w:p>
-    <w:p>
-      <w:pPr>
-        <w:pBdr/>
-        <w:spacing/>
-        <w:ind/>
-        <w:rPr/>
-      </w:pPr>
-      <w:r>
-        <w:rPr>
-          <w:rFonts w:ascii="Times New Roman" w:hAnsi="Times New Roman" w:cs="Times New Roman"/>
-          <w:sz w:val="28"/>
-          <w:szCs w:val="28"/>
-        </w:rPr>
-        <w:t xml:space="preserve">        hub-&gt;sensor = sensor;</w:t>
-      </w:r>
-      <w:r/>
-    </w:p>
-    <w:p>
-      <w:pPr>
-        <w:pBdr/>
-        <w:spacing/>
-        <w:ind/>
-        <w:rPr/>
-      </w:pPr>
-      <w:r>
-        <w:rPr>
-          <w:rFonts w:ascii="Times New Roman" w:hAnsi="Times New Roman" w:cs="Times New Roman"/>
-          <w:sz w:val="28"/>
-          <w:szCs w:val="28"/>
-        </w:rPr>
-        <w:t xml:space="preserve">        sensor-&gt;hub = hub;</w:t>
-      </w:r>
-      <w:r/>
-    </w:p>
-    <w:p>
-      <w:pPr>
-        <w:pBdr/>
-        <w:spacing/>
-        <w:ind/>
-        <w:rPr/>
-      </w:pPr>
-      <w:r>
-        <w:rPr>
-          <w:rFonts w:ascii="Times New Roman" w:hAnsi="Times New Roman" w:cs="Times New Roman"/>
-          <w:sz w:val="28"/>
-          <w:szCs w:val="28"/>
-        </w:rPr>
-      </w:r>
-      <w:r/>
-    </w:p>
-    <w:p>
-      <w:pPr>
-        <w:pBdr/>
-        <w:spacing/>
-        <w:ind/>
-        <w:rPr/>
-      </w:pPr>
-      <w:r>
-        <w:rPr>
-          <w:rFonts w:ascii="Times New Roman" w:hAnsi="Times New Roman" w:cs="Times New Roman"/>
-          <w:sz w:val="28"/>
-          <w:szCs w:val="28"/>
-        </w:rPr>
-        <w:t xml:space="preserve">        cout &lt;&lt; "hub.use_count() = " &lt;&lt; hub.use_count()</w:t>
-      </w:r>
-      <w:r/>
-    </w:p>
-    <w:p>
-      <w:pPr>
-        <w:pBdr/>
-        <w:spacing/>
-        <w:ind/>
-        <w:rPr/>
-      </w:pPr>
-      <w:r>
-        <w:rPr>
-          <w:rFonts w:ascii="Times New Roman" w:hAnsi="Times New Roman" w:cs="Times New Roman"/>
-          <w:sz w:val="28"/>
-          <w:szCs w:val="28"/>
-        </w:rPr>
-        <w:t xml:space="preserve">             &lt;&lt; " (2: локальний + sensor-&gt;hub)\n";</w:t>
-      </w:r>
-      <w:r/>
-    </w:p>
-    <w:p>
-      <w:pPr>
-        <w:pBdr/>
-        <w:spacing/>
-        <w:ind/>
-        <w:rPr/>
-      </w:pPr>
-      <w:r>
-        <w:rPr>
-          <w:rFonts w:ascii="Times New Roman" w:hAnsi="Times New Roman" w:cs="Times New Roman"/>
-          <w:sz w:val="28"/>
-          <w:szCs w:val="28"/>
-        </w:rPr>
-        <w:t xml:space="preserve">        cout &lt;&lt; "sensor.use_count() = " &lt;&lt; sensor.use_count()</w:t>
-      </w:r>
-      <w:r/>
-    </w:p>
-    <w:p>
-      <w:pPr>
-        <w:pBdr/>
-        <w:spacing/>
-        <w:ind/>
-        <w:rPr/>
-      </w:pPr>
-      <w:r>
-        <w:rPr>
-          <w:rFonts w:ascii="Times New Roman" w:hAnsi="Times New Roman" w:cs="Times New Roman"/>
-          <w:sz w:val="28"/>
-          <w:szCs w:val="28"/>
-        </w:rPr>
-        <w:t xml:space="preserve">             &lt;&lt; " (2: локальний + hub-&gt;sensor)\n";</w:t>
-      </w:r>
-      <w:r/>
-    </w:p>
-    <w:p>
-      <w:pPr>
-        <w:pBdr/>
-        <w:spacing/>
-        <w:ind/>
-        <w:rPr/>
-      </w:pPr>
-      <w:r>
-        <w:rPr>
-          <w:rFonts w:ascii="Times New Roman" w:hAnsi="Times New Roman" w:cs="Times New Roman"/>
-          <w:sz w:val="28"/>
-          <w:szCs w:val="28"/>
-        </w:rPr>
-        <w:t xml:space="preserve">        cout &lt;&lt; "Після блоку use_count лишиться 1+1 — деструктори НЕ викличуться.\n";</w:t>
-      </w:r>
-      <w:r/>
-    </w:p>
-    <w:p>
-      <w:pPr>
-        <w:pBdr/>
-        <w:spacing/>
-        <w:ind/>
-        <w:rPr/>
-      </w:pPr>
-      <w:r>
-        <w:rPr>
-          <w:rFonts w:ascii="Times New Roman" w:hAnsi="Times New Roman" w:cs="Times New Roman"/>
-          <w:sz w:val="28"/>
-          <w:szCs w:val="28"/>
-        </w:rPr>
-        <w:t xml:space="preserve">    }</w:t>
-      </w:r>
-      <w:r/>
-    </w:p>
-    <w:p>
-      <w:pPr>
-        <w:pBdr/>
-        <w:spacing/>
-        <w:ind/>
-        <w:rPr/>
-      </w:pPr>
-      <w:r>
-        <w:rPr>
-          <w:rFonts w:ascii="Times New Roman" w:hAnsi="Times New Roman" w:cs="Times New Roman"/>
-          <w:sz w:val="28"/>
-          <w:szCs w:val="28"/>
-        </w:rPr>
-        <w:t xml:space="preserve">    cout &lt;&lt; "(Якщо вище не було Destructor — це витік через циклічні shared_ptr)\n\n";</w:t>
-      </w:r>
-      <w:r/>
-    </w:p>
-    <w:p>
-      <w:pPr>
-        <w:pBdr/>
-        <w:spacing/>
-        <w:ind/>
-        <w:rPr/>
-      </w:pPr>
-      <w:r>
-        <w:rPr>
-          <w:rFonts w:ascii="Times New Roman" w:hAnsi="Times New Roman" w:cs="Times New Roman"/>
-          <w:sz w:val="28"/>
-          <w:szCs w:val="28"/>
-        </w:rPr>
-        <w:t xml:space="preserve">}</w:t>
-      </w:r>
-      <w:r/>
-    </w:p>
-    <w:p>
-      <w:pPr>
-        <w:pBdr/>
-        <w:spacing/>
-        <w:ind/>
-        <w:rPr/>
-      </w:pPr>
-      <w:r>
-        <w:rPr>
-          <w:rFonts w:ascii="Times New Roman" w:hAnsi="Times New Roman" w:cs="Times New Roman"/>
-          <w:sz w:val="28"/>
-          <w:szCs w:val="28"/>
-        </w:rPr>
-      </w:r>
-      <w:r/>
-    </w:p>
-    <w:p>
-      <w:pPr>
-        <w:pBdr/>
-        <w:spacing/>
-        <w:ind/>
-        <w:rPr/>
-      </w:pPr>
-      <w:r>
-        <w:rPr>
-          <w:rFonts w:ascii="Times New Roman" w:hAnsi="Times New Roman" w:cs="Times New Roman"/>
-          <w:sz w:val="28"/>
-          <w:szCs w:val="28"/>
-        </w:rPr>
-        <w:t xml:space="preserve">void demoList() {</w:t>
-      </w:r>
-      <w:r/>
-    </w:p>
-    <w:p>
-      <w:pPr>
-        <w:pBdr/>
-        <w:spacing/>
-        <w:ind/>
-        <w:rPr/>
-      </w:pPr>
-      <w:r>
-        <w:rPr>
-          <w:rFonts w:ascii="Times New Roman" w:hAnsi="Times New Roman" w:cs="Times New Roman"/>
-          <w:sz w:val="28"/>
-          <w:szCs w:val="28"/>
-        </w:rPr>
-        <w:t xml:space="preserve">    cout &lt;&lt; "=== 4. Двозв'язний список (shared next + weak prev) ===\n\n";</w:t>
-      </w:r>
-      <w:r/>
-    </w:p>
-    <w:p>
-      <w:pPr>
-        <w:pBdr/>
-        <w:spacing/>
-        <w:ind/>
-        <w:rPr/>
-      </w:pPr>
-      <w:r>
-        <w:rPr>
-          <w:rFonts w:ascii="Times New Roman" w:hAnsi="Times New Roman" w:cs="Times New Roman"/>
-          <w:sz w:val="28"/>
-          <w:szCs w:val="28"/>
-        </w:rPr>
-      </w:r>
-      <w:r/>
-    </w:p>
-    <w:p>
-      <w:pPr>
-        <w:pBdr/>
-        <w:spacing/>
-        <w:ind/>
-        <w:rPr/>
-      </w:pPr>
-      <w:r>
-        <w:rPr>
-          <w:rFonts w:ascii="Times New Roman" w:hAnsi="Times New Roman" w:cs="Times New Roman"/>
-          <w:sz w:val="28"/>
-          <w:szCs w:val="28"/>
-        </w:rPr>
-        <w:t xml:space="preserve">    auto n1 = make_shared&lt;SignalingNode&gt;(5, true, "сирена");</w:t>
-      </w:r>
-      <w:r/>
-    </w:p>
-    <w:p>
-      <w:pPr>
-        <w:pBdr/>
-        <w:spacing/>
-        <w:ind/>
-        <w:rPr/>
-      </w:pPr>
-      <w:r>
-        <w:rPr>
-          <w:rFonts w:ascii="Times New Roman" w:hAnsi="Times New Roman" w:cs="Times New Roman"/>
-          <w:sz w:val="28"/>
-          <w:szCs w:val="28"/>
-        </w:rPr>
-        <w:t xml:space="preserve">    auto n2 = make_shared&lt;SignalingNode&gt;(8, false, "SMS");</w:t>
-      </w:r>
-      <w:r/>
-    </w:p>
-    <w:p>
-      <w:pPr>
-        <w:pBdr/>
-        <w:spacing/>
-        <w:ind/>
-        <w:rPr/>
-      </w:pPr>
-      <w:r>
-        <w:rPr>
-          <w:rFonts w:ascii="Times New Roman" w:hAnsi="Times New Roman" w:cs="Times New Roman"/>
-          <w:sz w:val="28"/>
-          <w:szCs w:val="28"/>
-        </w:rPr>
-        <w:t xml:space="preserve">    auto n3 = make_shared&lt;SignalingNode&gt;(10, true, "email");</w:t>
-      </w:r>
-      <w:r/>
-    </w:p>
-    <w:p>
-      <w:pPr>
-        <w:pBdr/>
-        <w:spacing/>
-        <w:ind/>
-        <w:rPr/>
-      </w:pPr>
-      <w:r>
-        <w:rPr>
-          <w:rFonts w:ascii="Times New Roman" w:hAnsi="Times New Roman" w:cs="Times New Roman"/>
-          <w:sz w:val="28"/>
-          <w:szCs w:val="28"/>
-        </w:rPr>
-      </w:r>
-      <w:r/>
-    </w:p>
-    <w:p>
-      <w:pPr>
-        <w:pBdr/>
-        <w:spacing/>
-        <w:ind/>
-        <w:rPr/>
-      </w:pPr>
-      <w:r>
-        <w:rPr>
-          <w:rFonts w:ascii="Times New Roman" w:hAnsi="Times New Roman" w:cs="Times New Roman"/>
-          <w:sz w:val="28"/>
-          <w:szCs w:val="28"/>
-        </w:rPr>
-        <w:t xml:space="preserve">    n1-&gt;next = n2;</w:t>
-      </w:r>
-      <w:r/>
-    </w:p>
-    <w:p>
-      <w:pPr>
-        <w:pBdr/>
-        <w:spacing/>
-        <w:ind/>
-        <w:rPr/>
-      </w:pPr>
-      <w:r>
-        <w:rPr>
-          <w:rFonts w:ascii="Times New Roman" w:hAnsi="Times New Roman" w:cs="Times New Roman"/>
-          <w:sz w:val="28"/>
-          <w:szCs w:val="28"/>
-        </w:rPr>
-        <w:t xml:space="preserve">    n2-&gt;prev = n1;</w:t>
-      </w:r>
-      <w:r/>
-    </w:p>
-    <w:p>
-      <w:pPr>
-        <w:pBdr/>
-        <w:spacing/>
-        <w:ind/>
-        <w:rPr/>
-      </w:pPr>
-      <w:r>
-        <w:rPr>
-          <w:rFonts w:ascii="Times New Roman" w:hAnsi="Times New Roman" w:cs="Times New Roman"/>
-          <w:sz w:val="28"/>
-          <w:szCs w:val="28"/>
-        </w:rPr>
-      </w:r>
-      <w:r/>
-    </w:p>
-    <w:p>
-      <w:pPr>
-        <w:pBdr/>
-        <w:spacing/>
-        <w:ind/>
-        <w:rPr/>
-      </w:pPr>
-      <w:r>
-        <w:rPr>
-          <w:rFonts w:ascii="Times New Roman" w:hAnsi="Times New Roman" w:cs="Times New Roman"/>
-          <w:sz w:val="28"/>
-          <w:szCs w:val="28"/>
-        </w:rPr>
-        <w:t xml:space="preserve">    n2-&gt;next = n3;</w:t>
-      </w:r>
-      <w:r/>
-    </w:p>
-    <w:p>
-      <w:pPr>
-        <w:pBdr/>
-        <w:spacing/>
-        <w:ind/>
-        <w:rPr/>
-      </w:pPr>
-      <w:r>
-        <w:rPr>
-          <w:rFonts w:ascii="Times New Roman" w:hAnsi="Times New Roman" w:cs="Times New Roman"/>
-          <w:sz w:val="28"/>
-          <w:szCs w:val="28"/>
-        </w:rPr>
-        <w:t xml:space="preserve">    n3-&gt;prev = n2;</w:t>
-      </w:r>
-      <w:r/>
-    </w:p>
-    <w:p>
-      <w:pPr>
-        <w:pBdr/>
-        <w:spacing/>
-        <w:ind/>
-        <w:rPr/>
-      </w:pPr>
-      <w:r>
-        <w:rPr>
-          <w:rFonts w:ascii="Times New Roman" w:hAnsi="Times New Roman" w:cs="Times New Roman"/>
-          <w:sz w:val="28"/>
-          <w:szCs w:val="28"/>
-        </w:rPr>
-      </w:r>
-      <w:r/>
-    </w:p>
-    <w:p>
-      <w:pPr>
-        <w:pBdr/>
-        <w:spacing/>
-        <w:ind/>
-        <w:rPr/>
-      </w:pPr>
-      <w:r>
-        <w:rPr>
-          <w:rFonts w:ascii="Times New Roman" w:hAnsi="Times New Roman" w:cs="Times New Roman"/>
-          <w:sz w:val="28"/>
-          <w:szCs w:val="28"/>
-        </w:rPr>
-        <w:t xml:space="preserve">    cout &lt;&lt; "Прямий прохід (next):\n";</w:t>
-      </w:r>
-      <w:r/>
-    </w:p>
-    <w:p>
-      <w:pPr>
-        <w:pBdr/>
-        <w:spacing/>
-        <w:ind/>
-        <w:rPr/>
-      </w:pPr>
-      <w:r>
-        <w:rPr>
-          <w:rFonts w:ascii="Times New Roman" w:hAnsi="Times New Roman" w:cs="Times New Roman"/>
-          <w:sz w:val="28"/>
-          <w:szCs w:val="28"/>
-        </w:rPr>
-        <w:t xml:space="preserve">    for (auto cur = n1; cur; cur = cur-&gt;next) {</w:t>
-      </w:r>
-      <w:r/>
-    </w:p>
-    <w:p>
-      <w:pPr>
-        <w:pBdr/>
-        <w:spacing/>
-        <w:ind/>
-        <w:rPr/>
-      </w:pPr>
-      <w:r>
-        <w:rPr>
-          <w:rFonts w:ascii="Times New Roman" w:hAnsi="Times New Roman" w:cs="Times New Roman"/>
-          <w:sz w:val="28"/>
-          <w:szCs w:val="28"/>
-        </w:rPr>
-        <w:t xml:space="preserve">        cout &lt;&lt; "  ";</w:t>
-      </w:r>
-      <w:r/>
-    </w:p>
-    <w:p>
-      <w:pPr>
-        <w:pBdr/>
-        <w:spacing/>
-        <w:ind/>
-        <w:rPr/>
-      </w:pPr>
-      <w:r>
-        <w:rPr>
-          <w:rFonts w:ascii="Times New Roman" w:hAnsi="Times New Roman" w:cs="Times New Roman"/>
-          <w:sz w:val="28"/>
-          <w:szCs w:val="28"/>
-        </w:rPr>
-        <w:t xml:space="preserve">        cur-&gt;display();</w:t>
-      </w:r>
-      <w:r/>
-    </w:p>
-    <w:p>
-      <w:pPr>
-        <w:pBdr/>
-        <w:spacing/>
-        <w:ind/>
-        <w:rPr/>
-      </w:pPr>
-      <w:r>
-        <w:rPr>
-          <w:rFonts w:ascii="Times New Roman" w:hAnsi="Times New Roman" w:cs="Times New Roman"/>
-          <w:sz w:val="28"/>
-          <w:szCs w:val="28"/>
-        </w:rPr>
-        <w:t xml:space="preserve">    }</w:t>
-      </w:r>
-      <w:r/>
-    </w:p>
-    <w:p>
-      <w:pPr>
-        <w:pBdr/>
-        <w:spacing/>
-        <w:ind/>
-        <w:rPr/>
-      </w:pPr>
-      <w:r>
-        <w:rPr>
-          <w:rFonts w:ascii="Times New Roman" w:hAnsi="Times New Roman" w:cs="Times New Roman"/>
-          <w:sz w:val="28"/>
-          <w:szCs w:val="28"/>
-        </w:rPr>
-      </w:r>
-      <w:r/>
-    </w:p>
-    <w:p>
-      <w:pPr>
-        <w:pBdr/>
-        <w:spacing/>
-        <w:ind/>
-        <w:rPr/>
-      </w:pPr>
-      <w:r>
-        <w:rPr>
-          <w:rFonts w:ascii="Times New Roman" w:hAnsi="Times New Roman" w:cs="Times New Roman"/>
-          <w:sz w:val="28"/>
-          <w:szCs w:val="28"/>
-        </w:rPr>
-        <w:t xml:space="preserve">    cout &lt;&lt; "Зворотний прохід від n3 (prev.lock()):\n";</w:t>
-      </w:r>
-      <w:r/>
-    </w:p>
-    <w:p>
-      <w:pPr>
-        <w:pBdr/>
-        <w:spacing/>
-        <w:ind/>
-        <w:rPr/>
-      </w:pPr>
-      <w:r>
-        <w:rPr>
-          <w:rFonts w:ascii="Times New Roman" w:hAnsi="Times New Roman" w:cs="Times New Roman"/>
-          <w:sz w:val="28"/>
-          <w:szCs w:val="28"/>
-        </w:rPr>
-        <w:t xml:space="preserve">    for (shared_ptr&lt;SignalingNode&gt; cur = n3; cur; ) {</w:t>
-      </w:r>
-      <w:r/>
-    </w:p>
-    <w:p>
-      <w:pPr>
-        <w:pBdr/>
-        <w:spacing/>
-        <w:ind/>
-        <w:rPr/>
-      </w:pPr>
-      <w:r>
-        <w:rPr>
-          <w:rFonts w:ascii="Times New Roman" w:hAnsi="Times New Roman" w:cs="Times New Roman"/>
-          <w:sz w:val="28"/>
-          <w:szCs w:val="28"/>
-        </w:rPr>
-        <w:t xml:space="preserve">        cout &lt;&lt; "  ";</w:t>
-      </w:r>
-      <w:r/>
-    </w:p>
-    <w:p>
-      <w:pPr>
-        <w:pBdr/>
-        <w:spacing/>
-        <w:ind/>
-        <w:rPr/>
-      </w:pPr>
-      <w:r>
-        <w:rPr>
-          <w:rFonts w:ascii="Times New Roman" w:hAnsi="Times New Roman" w:cs="Times New Roman"/>
-          <w:sz w:val="28"/>
-          <w:szCs w:val="28"/>
-        </w:rPr>
-        <w:t xml:space="preserve">        cur-&gt;display();</w:t>
-      </w:r>
-      <w:r/>
-    </w:p>
-    <w:p>
-      <w:pPr>
-        <w:pBdr/>
-        <w:spacing/>
-        <w:ind/>
-        <w:rPr/>
-      </w:pPr>
-      <w:r>
-        <w:rPr>
-          <w:rFonts w:ascii="Times New Roman" w:hAnsi="Times New Roman" w:cs="Times New Roman"/>
-          <w:sz w:val="28"/>
-          <w:szCs w:val="28"/>
-        </w:rPr>
-        <w:t xml:space="preserve">        cur = cur-&gt;prev.lock();</w:t>
-      </w:r>
-      <w:r/>
-    </w:p>
-    <w:p>
-      <w:pPr>
-        <w:pBdr/>
-        <w:spacing/>
-        <w:ind/>
-        <w:rPr/>
-      </w:pPr>
-      <w:r>
-        <w:rPr>
-          <w:rFonts w:ascii="Times New Roman" w:hAnsi="Times New Roman" w:cs="Times New Roman"/>
-          <w:sz w:val="28"/>
-          <w:szCs w:val="28"/>
-        </w:rPr>
-        <w:t xml:space="preserve">    }</w:t>
-      </w:r>
-      <w:r/>
-    </w:p>
-    <w:p>
-      <w:pPr>
-        <w:pBdr/>
-        <w:spacing/>
-        <w:ind/>
-        <w:rPr/>
-      </w:pPr>
-      <w:r>
-        <w:rPr>
-          <w:rFonts w:ascii="Times New Roman" w:hAnsi="Times New Roman" w:cs="Times New Roman"/>
-          <w:sz w:val="28"/>
-          <w:szCs w:val="28"/>
-        </w:rPr>
-      </w:r>
-      <w:r/>
-    </w:p>
-    <w:p>
-      <w:pPr>
-        <w:pBdr/>
-        <w:spacing/>
-        <w:ind/>
-        <w:rPr/>
-      </w:pPr>
-      <w:r>
-        <w:rPr>
-          <w:rFonts w:ascii="Times New Roman" w:hAnsi="Times New Roman" w:cs="Times New Roman"/>
-          <w:sz w:val="28"/>
-          <w:szCs w:val="28"/>
-        </w:rPr>
-        <w:t xml:space="preserve">    cout &lt;&lt; "\nuse_count: n1=" &lt;&lt; n1.use_count()</w:t>
-      </w:r>
-      <w:r/>
-    </w:p>
-    <w:p>
-      <w:pPr>
-        <w:pBdr/>
-        <w:spacing/>
-        <w:ind/>
-        <w:rPr/>
-      </w:pPr>
-      <w:r>
-        <w:rPr>
-          <w:rFonts w:ascii="Times New Roman" w:hAnsi="Times New Roman" w:cs="Times New Roman"/>
-          <w:sz w:val="28"/>
-          <w:szCs w:val="28"/>
-        </w:rPr>
-        <w:t xml:space="preserve">         &lt;&lt; ", n2=" &lt;&lt; n2.use_count()</w:t>
-      </w:r>
-      <w:r/>
-    </w:p>
-    <w:p>
-      <w:pPr>
-        <w:pBdr/>
-        <w:spacing/>
-        <w:ind/>
-        <w:rPr/>
-      </w:pPr>
-      <w:r>
-        <w:rPr>
-          <w:rFonts w:ascii="Times New Roman" w:hAnsi="Times New Roman" w:cs="Times New Roman"/>
-          <w:sz w:val="28"/>
-          <w:szCs w:val="28"/>
-        </w:rPr>
-        <w:t xml:space="preserve">         &lt;&lt; ", n3=" &lt;&lt; n3.use_count() &lt;&lt; "\n";</w:t>
-      </w:r>
-      <w:r/>
-    </w:p>
-    <w:p>
-      <w:pPr>
-        <w:pBdr/>
-        <w:spacing/>
-        <w:ind/>
-        <w:rPr/>
-      </w:pPr>
-      <w:r>
-        <w:rPr>
-          <w:rFonts w:ascii="Times New Roman" w:hAnsi="Times New Roman" w:cs="Times New Roman"/>
-          <w:sz w:val="28"/>
-          <w:szCs w:val="28"/>
-        </w:rPr>
-        <w:t xml:space="preserve">    cout &lt;&lt; "Вихід з demoList — вузли знищаться без циклічного витоку.\n\n";</w:t>
-      </w:r>
-      <w:r/>
-    </w:p>
-    <w:p>
-      <w:pPr>
-        <w:pBdr/>
-        <w:spacing/>
-        <w:ind/>
-        <w:rPr/>
-      </w:pPr>
-      <w:r>
-        <w:rPr>
-          <w:rFonts w:ascii="Times New Roman" w:hAnsi="Times New Roman" w:cs="Times New Roman"/>
-          <w:sz w:val="28"/>
-          <w:szCs w:val="28"/>
-        </w:rPr>
-        <w:t xml:space="preserve">}</w:t>
-      </w:r>
-      <w:r/>
-    </w:p>
-    <w:p>
-      <w:pPr>
-        <w:pBdr/>
-        <w:spacing/>
-        <w:ind/>
-        <w:rPr/>
-      </w:pPr>
-      <w:r>
-        <w:rPr>
-          <w:rFonts w:ascii="Times New Roman" w:hAnsi="Times New Roman" w:cs="Times New Roman"/>
-          <w:sz w:val="28"/>
-          <w:szCs w:val="28"/>
-        </w:rPr>
-      </w:r>
-      <w:r/>
-    </w:p>
-    <w:p>
-      <w:pPr>
-        <w:pBdr/>
-        <w:spacing/>
-        <w:ind/>
-        <w:rPr/>
-      </w:pPr>
-      <w:r>
-        <w:rPr>
-          <w:rFonts w:ascii="Times New Roman" w:hAnsi="Times New Roman" w:cs="Times New Roman"/>
-          <w:sz w:val="28"/>
-          <w:szCs w:val="28"/>
-        </w:rPr>
-        <w:t xml:space="preserve">int main() {</w:t>
-      </w:r>
-      <w:r/>
-    </w:p>
-    <w:p>
-      <w:pPr>
-        <w:pBdr/>
-        <w:spacing/>
-        <w:ind/>
-        <w:rPr/>
-      </w:pPr>
-      <w:r>
-        <w:rPr>
-          <w:rFonts w:ascii="Times New Roman" w:hAnsi="Times New Roman" w:cs="Times New Roman"/>
-          <w:sz w:val="28"/>
-          <w:szCs w:val="28"/>
-        </w:rPr>
-        <w:t xml:space="preserve">    cout &lt;&lt; "=== Лаб. №17: Розумні вказівники (Сигналізація) ===\n\n";</w:t>
-      </w:r>
-      <w:r/>
-    </w:p>
-    <w:p>
-      <w:pPr>
-        <w:pBdr/>
-        <w:spacing/>
-        <w:ind/>
-        <w:rPr/>
-      </w:pPr>
-      <w:r>
-        <w:rPr>
-          <w:rFonts w:ascii="Times New Roman" w:hAnsi="Times New Roman" w:cs="Times New Roman"/>
-          <w:sz w:val="28"/>
-          <w:szCs w:val="28"/>
-        </w:rPr>
-      </w:r>
-      <w:r/>
-    </w:p>
-    <w:p>
-      <w:pPr>
-        <w:pBdr/>
-        <w:spacing/>
-        <w:ind/>
-        <w:rPr/>
-      </w:pPr>
-      <w:r>
-        <w:rPr>
-          <w:rFonts w:ascii="Times New Roman" w:hAnsi="Times New Roman" w:cs="Times New Roman"/>
-          <w:sz w:val="28"/>
-          <w:szCs w:val="28"/>
-        </w:rPr>
-        <w:t xml:space="preserve">    demoUniquePtr();</w:t>
-      </w:r>
-      <w:r/>
-    </w:p>
-    <w:p>
-      <w:pPr>
-        <w:pBdr/>
-        <w:spacing/>
-        <w:ind/>
-        <w:rPr/>
-      </w:pPr>
-      <w:r>
-        <w:rPr>
-          <w:rFonts w:ascii="Times New Roman" w:hAnsi="Times New Roman" w:cs="Times New Roman"/>
-          <w:sz w:val="28"/>
-          <w:szCs w:val="28"/>
-        </w:rPr>
-        <w:t xml:space="preserve">    demoSharedPtr();</w:t>
-      </w:r>
-      <w:r/>
-    </w:p>
-    <w:p>
-      <w:pPr>
-        <w:pBdr/>
-        <w:spacing/>
-        <w:ind/>
-        <w:rPr/>
-      </w:pPr>
-      <w:r>
-        <w:rPr>
-          <w:rFonts w:ascii="Times New Roman" w:hAnsi="Times New Roman" w:cs="Times New Roman"/>
-          <w:sz w:val="28"/>
-          <w:szCs w:val="28"/>
-        </w:rPr>
-        <w:t xml:space="preserve">    demoWeakPtrCycle();</w:t>
-      </w:r>
-      <w:r/>
-    </w:p>
-    <w:p>
-      <w:pPr>
-        <w:pBdr/>
-        <w:spacing/>
-        <w:ind/>
-        <w:rPr/>
-      </w:pPr>
-      <w:r>
-        <w:rPr>
-          <w:rFonts w:ascii="Times New Roman" w:hAnsi="Times New Roman" w:cs="Times New Roman"/>
-          <w:sz w:val="28"/>
-          <w:szCs w:val="28"/>
-        </w:rPr>
-        <w:t xml:space="preserve">    demoList();</w:t>
-      </w:r>
-      <w:r/>
-    </w:p>
-    <w:p>
-      <w:pPr>
-        <w:pBdr/>
-        <w:spacing/>
-        <w:ind/>
-        <w:rPr/>
-      </w:pPr>
-      <w:r>
-        <w:rPr>
-          <w:rFonts w:ascii="Times New Roman" w:hAnsi="Times New Roman" w:cs="Times New Roman"/>
-          <w:sz w:val="28"/>
-          <w:szCs w:val="28"/>
-        </w:rPr>
-      </w:r>
-      <w:r/>
-    </w:p>
-    <w:p>
-      <w:pPr>
-        <w:pBdr/>
-        <w:spacing/>
-        <w:ind/>
-        <w:rPr/>
-      </w:pPr>
-      <w:r>
-        <w:rPr>
-          <w:rFonts w:ascii="Times New Roman" w:hAnsi="Times New Roman" w:cs="Times New Roman"/>
-          <w:sz w:val="28"/>
-          <w:szCs w:val="28"/>
-        </w:rPr>
-        <w:t xml:space="preserve">    cout &lt;&lt; "=== Кінець програми ===\n";</w:t>
-      </w:r>
-      <w:r/>
-    </w:p>
-    <w:p>
-      <w:pPr>
-        <w:pBdr/>
-        <w:spacing/>
-        <w:ind/>
-        <w:rPr/>
-      </w:pPr>
-      <w:r>
-        <w:rPr>
-          <w:rFonts w:ascii="Times New Roman" w:hAnsi="Times New Roman" w:cs="Times New Roman"/>
-          <w:sz w:val="28"/>
-          <w:szCs w:val="28"/>
-        </w:rPr>
-        <w:t xml:space="preserve">    return 0;</w:t>
-      </w:r>
-      <w:r/>
-    </w:p>
-    <w:p>
-      <w:pPr>
-        <w:pBdr/>
-        <w:spacing/>
-        <w:ind/>
-        <w:rPr/>
-      </w:pPr>
-      <w:r>
-        <w:rPr>
-          <w:rFonts w:ascii="Times New Roman" w:hAnsi="Times New Roman" w:cs="Times New Roman"/>
-          <w:sz w:val="28"/>
-          <w:szCs w:val="28"/>
-        </w:rPr>
-        <w:t xml:space="preserve">}</w:t>
-      </w:r>
-      <w:r/>
     </w:p>
     <w:p>
       <w:pPr>
@@ -7636,6 +1214,254 @@
           <w:bCs/>
           <w:sz w:val="28"/>
           <w:szCs w:val="28"/>
+        </w:rPr>
+      </w:r>
+      <w:hyperlink r:id="rId13" w:tooltip="alarm_hub.cpp" w:history="1">
+        <w:r>
+          <w:rPr>
+            <w:rStyle w:val="899"/>
+            <w:rFonts w:ascii="Segoe UI" w:hAnsi="Segoe UI" w:eastAsia="Segoe UI" w:cs="Segoe UI"/>
+            <w:b/>
+            <w:color w:val="445799"/>
+            <w:sz w:val="28"/>
+          </w:rPr>
+          <w:t xml:space="preserve">alarm_hub.cpp</w:t>
+        </w:r>
+      </w:hyperlink>
+      <w:r>
+        <w:rPr>
+          <w:rFonts w:ascii="Times New Roman" w:hAnsi="Times New Roman" w:cs="Times New Roman"/>
+          <w:b/>
+          <w:bCs/>
+          <w:sz w:val="28"/>
+          <w:szCs w:val="28"/>
+        </w:rPr>
+        <w:br/>
+      </w:r>
+      <w:hyperlink r:id="rId14" w:tooltip="alarm_hub.h" w:history="1">
+        <w:r>
+          <w:rPr>
+            <w:rStyle w:val="899"/>
+            <w:rFonts w:ascii="Segoe UI" w:hAnsi="Segoe UI" w:eastAsia="Segoe UI" w:cs="Segoe UI"/>
+            <w:b/>
+            <w:color w:val="445799"/>
+            <w:sz w:val="28"/>
+          </w:rPr>
+          <w:t xml:space="preserve">alarm_hub.h</w:t>
+        </w:r>
+      </w:hyperlink>
+      <w:r>
+        <w:rPr>
+          <w:rFonts w:ascii="Times New Roman" w:hAnsi="Times New Roman" w:cs="Times New Roman"/>
+          <w:b/>
+          <w:bCs/>
+          <w:sz w:val="28"/>
+          <w:szCs w:val="28"/>
+        </w:rPr>
+        <w:br/>
+      </w:r>
+      <w:hyperlink r:id="rId15" w:tooltip="bad_cycle.cpp" w:history="1">
+        <w:r>
+          <w:rPr>
+            <w:rStyle w:val="899"/>
+            <w:rFonts w:ascii="Segoe UI" w:hAnsi="Segoe UI" w:eastAsia="Segoe UI" w:cs="Segoe UI"/>
+            <w:b/>
+            <w:color w:val="445799"/>
+            <w:sz w:val="28"/>
+          </w:rPr>
+          <w:t xml:space="preserve">bad_cycle.cpp</w:t>
+        </w:r>
+      </w:hyperlink>
+      <w:r>
+        <w:rPr>
+          <w:rFonts w:ascii="Times New Roman" w:hAnsi="Times New Roman" w:cs="Times New Roman"/>
+          <w:b/>
+          <w:bCs/>
+          <w:sz w:val="28"/>
+          <w:szCs w:val="28"/>
+        </w:rPr>
+        <w:br/>
+      </w:r>
+      <w:hyperlink r:id="rId16" w:tooltip="bad_cycle.h" w:history="1">
+        <w:r>
+          <w:rPr>
+            <w:rStyle w:val="899"/>
+            <w:rFonts w:ascii="Segoe UI" w:hAnsi="Segoe UI" w:eastAsia="Segoe UI" w:cs="Segoe UI"/>
+            <w:b/>
+            <w:color w:val="445799"/>
+            <w:sz w:val="28"/>
+          </w:rPr>
+          <w:t xml:space="preserve">bad_cycle.h</w:t>
+        </w:r>
+      </w:hyperlink>
+      <w:r>
+        <w:rPr>
+          <w:rFonts w:ascii="Times New Roman" w:hAnsi="Times New Roman" w:cs="Times New Roman"/>
+          <w:b/>
+          <w:bCs/>
+          <w:sz w:val="28"/>
+          <w:szCs w:val="28"/>
+        </w:rPr>
+        <w:br/>
+      </w:r>
+      <w:hyperlink r:id="rId17" w:tooltip="main.cpp" w:history="1">
+        <w:r>
+          <w:rPr>
+            <w:rStyle w:val="899"/>
+            <w:rFonts w:ascii="Segoe UI" w:hAnsi="Segoe UI" w:eastAsia="Segoe UI" w:cs="Segoe UI"/>
+            <w:b/>
+            <w:color w:val="445799"/>
+            <w:sz w:val="28"/>
+          </w:rPr>
+          <w:t xml:space="preserve">main.cpp</w:t>
+        </w:r>
+      </w:hyperlink>
+      <w:r>
+        <w:rPr>
+          <w:rFonts w:ascii="Times New Roman" w:hAnsi="Times New Roman" w:cs="Times New Roman"/>
+          <w:b/>
+          <w:bCs/>
+          <w:sz w:val="28"/>
+          <w:szCs w:val="28"/>
+        </w:rPr>
+        <w:br/>
+      </w:r>
+      <w:hyperlink r:id="rId18" w:tooltip="sensor_device.cpp" w:history="1">
+        <w:r>
+          <w:rPr>
+            <w:rStyle w:val="899"/>
+            <w:rFonts w:ascii="Segoe UI" w:hAnsi="Segoe UI" w:eastAsia="Segoe UI" w:cs="Segoe UI"/>
+            <w:b/>
+            <w:color w:val="445799"/>
+            <w:sz w:val="28"/>
+          </w:rPr>
+          <w:t xml:space="preserve">sensor_device.cpp</w:t>
+        </w:r>
+      </w:hyperlink>
+      <w:r>
+        <w:rPr>
+          <w:rFonts w:ascii="Times New Roman" w:hAnsi="Times New Roman" w:cs="Times New Roman"/>
+          <w:b/>
+          <w:bCs/>
+          <w:sz w:val="28"/>
+          <w:szCs w:val="28"/>
+        </w:rPr>
+        <w:br/>
+      </w:r>
+      <w:hyperlink r:id="rId19" w:tooltip="sensor_device.h" w:history="1">
+        <w:r>
+          <w:rPr>
+            <w:rStyle w:val="899"/>
+            <w:rFonts w:ascii="Segoe UI" w:hAnsi="Segoe UI" w:eastAsia="Segoe UI" w:cs="Segoe UI"/>
+            <w:b/>
+            <w:color w:val="445799"/>
+            <w:sz w:val="28"/>
+          </w:rPr>
+          <w:t xml:space="preserve">sensor_device.h</w:t>
+        </w:r>
+      </w:hyperlink>
+      <w:r>
+        <w:rPr>
+          <w:rFonts w:ascii="Times New Roman" w:hAnsi="Times New Roman" w:cs="Times New Roman"/>
+          <w:b/>
+          <w:bCs/>
+          <w:sz w:val="28"/>
+          <w:szCs w:val="28"/>
+        </w:rPr>
+        <w:br/>
+      </w:r>
+      <w:hyperlink r:id="rId20" w:tooltip="signaling.cpp" w:history="1">
+        <w:r>
+          <w:rPr>
+            <w:rStyle w:val="899"/>
+            <w:rFonts w:ascii="Segoe UI" w:hAnsi="Segoe UI" w:eastAsia="Segoe UI" w:cs="Segoe UI"/>
+            <w:b/>
+            <w:color w:val="445799"/>
+            <w:sz w:val="28"/>
+          </w:rPr>
+          <w:t xml:space="preserve">signaling.cpp</w:t>
+        </w:r>
+      </w:hyperlink>
+      <w:r>
+        <w:rPr>
+          <w:rFonts w:ascii="Times New Roman" w:hAnsi="Times New Roman" w:cs="Times New Roman"/>
+          <w:b/>
+          <w:bCs/>
+          <w:sz w:val="28"/>
+          <w:szCs w:val="28"/>
+        </w:rPr>
+        <w:br/>
+      </w:r>
+      <w:hyperlink r:id="rId21" w:tooltip="signaling.h" w:history="1">
+        <w:r>
+          <w:rPr>
+            <w:rStyle w:val="899"/>
+            <w:rFonts w:ascii="Segoe UI" w:hAnsi="Segoe UI" w:eastAsia="Segoe UI" w:cs="Segoe UI"/>
+            <w:b/>
+            <w:color w:val="445799"/>
+            <w:sz w:val="28"/>
+          </w:rPr>
+          <w:t xml:space="preserve">signaling.h</w:t>
+        </w:r>
+      </w:hyperlink>
+      <w:r>
+        <w:rPr>
+          <w:rFonts w:ascii="Times New Roman" w:hAnsi="Times New Roman" w:cs="Times New Roman"/>
+          <w:b/>
+          <w:bCs/>
+          <w:sz w:val="28"/>
+          <w:szCs w:val="28"/>
+        </w:rPr>
+        <w:br/>
+      </w:r>
+      <w:hyperlink r:id="rId22" w:tooltip="signaling_node.cpp" w:history="1">
+        <w:r>
+          <w:rPr>
+            <w:rStyle w:val="899"/>
+            <w:rFonts w:ascii="Segoe UI" w:hAnsi="Segoe UI" w:eastAsia="Segoe UI" w:cs="Segoe UI"/>
+            <w:b/>
+            <w:color w:val="445799"/>
+            <w:sz w:val="28"/>
+          </w:rPr>
+          <w:t xml:space="preserve">signaling_node.cpp</w:t>
+        </w:r>
+      </w:hyperlink>
+      <w:r>
+        <w:rPr>
+          <w:rFonts w:ascii="Times New Roman" w:hAnsi="Times New Roman" w:cs="Times New Roman"/>
+          <w:b/>
+          <w:bCs/>
+          <w:sz w:val="28"/>
+          <w:szCs w:val="28"/>
+        </w:rPr>
+        <w:br/>
+      </w:r>
+      <w:hyperlink r:id="rId23" w:tooltip="signaling_node.h" w:history="1">
+        <w:r>
+          <w:rPr>
+            <w:rStyle w:val="899"/>
+            <w:rFonts w:ascii="Segoe UI" w:hAnsi="Segoe UI" w:eastAsia="Segoe UI" w:cs="Segoe UI"/>
+            <w:b/>
+            <w:color w:val="445799"/>
+            <w:sz w:val="28"/>
+          </w:rPr>
+          <w:t xml:space="preserve">signaling_node.h</w:t>
+        </w:r>
+      </w:hyperlink>
+      <w:r>
+        <w:rPr>
+          <w:rFonts w:ascii="Times New Roman" w:hAnsi="Times New Roman" w:cs="Times New Roman"/>
+          <w:b/>
+          <w:bCs/>
+          <w:sz w:val="28"/>
+          <w:szCs w:val="28"/>
+        </w:rPr>
+        <w:br/>
+      </w:r>
+      <w:r>
+        <w:rPr>
+          <w:b/>
+          <w:bCs/>
         </w:rPr>
       </w:r>
       <w:r>
@@ -7671,6 +1497,12 @@
           <w:bCs/>
         </w:rPr>
       </w:r>
+      <w:r>
+        <w:rPr>
+          <w:b/>
+          <w:bCs/>
+        </w:rPr>
+      </w:r>
     </w:p>
     <w:p>
       <w:pPr>
@@ -7744,1672 +1576,80 @@
         <w:pBdr/>
         <w:spacing/>
         <w:ind/>
-        <w:rPr/>
-      </w:pPr>
-      <w:r>
-        <w:rPr>
-          <w:rFonts w:ascii="Times New Roman" w:hAnsi="Times New Roman" w:cs="Times New Roman"/>
-          <w:sz w:val="28"/>
-          <w:szCs w:val="28"/>
-        </w:rPr>
-      </w:r>
-      <w:r/>
-    </w:p>
-    <w:p>
-      <w:pPr>
-        <w:pBdr/>
-        <w:spacing/>
-        <w:ind/>
-        <w:rPr/>
-      </w:pPr>
-      <w:r>
-        <w:rPr>
-          <w:rFonts w:ascii="Times New Roman" w:hAnsi="Times New Roman" w:cs="Times New Roman"/>
-          <w:sz w:val="28"/>
-          <w:szCs w:val="28"/>
-        </w:rPr>
-        <w:t xml:space="preserve">----- Тест 1. unique_ptr -----</w:t>
-      </w:r>
-      <w:r/>
-    </w:p>
-    <w:p>
-      <w:pPr>
-        <w:pBdr/>
-        <w:spacing/>
-        <w:ind/>
-        <w:rPr/>
-      </w:pPr>
-      <w:r>
-        <w:rPr>
-          <w:rFonts w:ascii="Times New Roman" w:hAnsi="Times New Roman" w:cs="Times New Roman"/>
-          <w:sz w:val="28"/>
-          <w:szCs w:val="28"/>
-        </w:rPr>
-        <w:t xml:space="preserve">make_unique створює об’єкт; копіювання заборонене; після std::move item1.get()=0;</w:t>
-      </w:r>
-      <w:r/>
-    </w:p>
-    <w:p>
-      <w:pPr>
-        <w:pBdr/>
-        <w:spacing/>
-        <w:ind/>
-        <w:rPr/>
-      </w:pPr>
-      <w:r>
-        <w:rPr>
-          <w:rFonts w:ascii="Times New Roman" w:hAnsi="Times New Roman" w:cs="Times New Roman"/>
-          <w:sz w:val="28"/>
-          <w:szCs w:val="28"/>
-        </w:rPr>
-        <w:t xml:space="preserve">при виході з блоку викликається деструктор автоматично.</w:t>
-      </w:r>
-      <w:r/>
-    </w:p>
-    <w:p>
-      <w:pPr>
-        <w:pBdr/>
-        <w:spacing/>
-        <w:ind/>
-        <w:rPr/>
-      </w:pPr>
-      <w:r>
-        <w:rPr>
-          <w:rFonts w:ascii="Times New Roman" w:hAnsi="Times New Roman" w:cs="Times New Roman"/>
-          <w:sz w:val="28"/>
-          <w:szCs w:val="28"/>
-        </w:rPr>
-      </w:r>
-      <w:r/>
-    </w:p>
-    <w:p>
-      <w:pPr>
-        <w:pBdr/>
-        <w:spacing/>
-        <w:ind/>
-        <w:rPr/>
-      </w:pPr>
-      <w:r>
-        <w:rPr>
-          <w:rFonts w:ascii="Times New Roman" w:hAnsi="Times New Roman" w:cs="Times New Roman"/>
-          <w:sz w:val="28"/>
-          <w:szCs w:val="28"/>
-        </w:rPr>
-        <w:t xml:space="preserve">----- Тест 2. shared_ptr -----</w:t>
-      </w:r>
-      <w:r/>
-    </w:p>
-    <w:p>
-      <w:pPr>
-        <w:pBdr/>
-        <w:spacing/>
-        <w:ind/>
-        <w:rPr/>
-      </w:pPr>
-      <w:r>
-        <w:rPr>
-          <w:rFonts w:ascii="Times New Roman" w:hAnsi="Times New Roman" w:cs="Times New Roman"/>
-          <w:sz w:val="28"/>
-          <w:szCs w:val="28"/>
-        </w:rPr>
-        <w:t xml:space="preserve">use_count: 3 → 4 (у блоці) → 3 (після блоку). Об’єкт живе, поки є власники.</w:t>
-      </w:r>
-      <w:r/>
-    </w:p>
-    <w:p>
-      <w:pPr>
-        <w:pBdr/>
-        <w:spacing/>
-        <w:ind/>
-        <w:rPr/>
-      </w:pPr>
-      <w:r>
-        <w:rPr>
-          <w:rFonts w:ascii="Times New Roman" w:hAnsi="Times New Roman" w:cs="Times New Roman"/>
-          <w:sz w:val="28"/>
-          <w:szCs w:val="28"/>
-        </w:rPr>
-      </w:r>
-      <w:r/>
-    </w:p>
-    <w:p>
-      <w:pPr>
-        <w:pBdr/>
-        <w:spacing/>
-        <w:ind/>
-        <w:rPr/>
-      </w:pPr>
-      <w:r>
-        <w:rPr>
-          <w:rFonts w:ascii="Times New Roman" w:hAnsi="Times New Roman" w:cs="Times New Roman"/>
-          <w:sz w:val="28"/>
-          <w:szCs w:val="28"/>
-        </w:rPr>
-        <w:t xml:space="preserve">----- Тест 3. weak_ptr без циклу -----</w:t>
-      </w:r>
-      <w:r/>
-    </w:p>
-    <w:p>
-      <w:pPr>
-        <w:pBdr/>
-        <w:spacing/>
-        <w:ind/>
-        <w:rPr/>
-      </w:pPr>
-      <w:r>
-        <w:rPr>
-          <w:rFonts w:ascii="Times New Roman" w:hAnsi="Times New Roman" w:cs="Times New Roman"/>
-          <w:sz w:val="28"/>
-          <w:szCs w:val="28"/>
-        </w:rPr>
-        <w:t xml:space="preserve">hub.use_count=1, sensor.use_count=2; після блоку обидва деструктори викликались.</w:t>
-      </w:r>
-      <w:r/>
-    </w:p>
-    <w:p>
-      <w:pPr>
-        <w:pBdr/>
-        <w:spacing/>
-        <w:ind/>
-        <w:rPr/>
-      </w:pPr>
-      <w:r>
-        <w:rPr>
-          <w:rFonts w:ascii="Times New Roman" w:hAnsi="Times New Roman" w:cs="Times New Roman"/>
-          <w:sz w:val="28"/>
-          <w:szCs w:val="28"/>
-        </w:rPr>
-      </w:r>
-      <w:r/>
-    </w:p>
-    <w:p>
-      <w:pPr>
-        <w:pBdr/>
-        <w:spacing/>
-        <w:ind/>
-        <w:rPr/>
-      </w:pPr>
-      <w:r>
-        <w:rPr>
-          <w:rFonts w:ascii="Times New Roman" w:hAnsi="Times New Roman" w:cs="Times New Roman"/>
-          <w:sz w:val="28"/>
-          <w:szCs w:val="28"/>
-        </w:rPr>
-        <w:t xml:space="preserve">----- Тест 4. Цикл shared+shared -----</w:t>
-      </w:r>
-      <w:r/>
-    </w:p>
-    <w:p>
-      <w:pPr>
-        <w:pBdr/>
-        <w:spacing/>
-        <w:ind/>
-        <w:rPr/>
-      </w:pPr>
-      <w:r>
-        <w:rPr>
-          <w:rFonts w:ascii="Times New Roman" w:hAnsi="Times New Roman" w:cs="Times New Roman"/>
-          <w:sz w:val="28"/>
-          <w:szCs w:val="28"/>
-        </w:rPr>
-        <w:t xml:space="preserve">use_count=2 у обох; деструктори НЕ викликались — демонстрація витоку.</w:t>
-      </w:r>
-      <w:r/>
-    </w:p>
-    <w:p>
-      <w:pPr>
-        <w:pBdr/>
-        <w:spacing/>
-        <w:ind/>
-        <w:rPr/>
-      </w:pPr>
-      <w:r>
-        <w:rPr>
-          <w:rFonts w:ascii="Times New Roman" w:hAnsi="Times New Roman" w:cs="Times New Roman"/>
-          <w:sz w:val="28"/>
-          <w:szCs w:val="28"/>
-        </w:rPr>
-      </w:r>
-      <w:r/>
-    </w:p>
-    <w:p>
-      <w:pPr>
-        <w:pBdr/>
-        <w:spacing/>
-        <w:ind/>
-        <w:rPr/>
-      </w:pPr>
-      <w:r>
-        <w:rPr>
-          <w:rFonts w:ascii="Times New Roman" w:hAnsi="Times New Roman" w:cs="Times New Roman"/>
-          <w:sz w:val="28"/>
-          <w:szCs w:val="28"/>
-        </w:rPr>
-        <w:t xml:space="preserve">----- Тест 5. Список shared next + weak prev -----</w:t>
-      </w:r>
-      <w:r/>
-    </w:p>
-    <w:p>
-      <w:pPr>
-        <w:pBdr/>
-        <w:spacing/>
-        <w:ind/>
-        <w:rPr/>
-      </w:pPr>
-      <w:r>
-        <w:rPr>
-          <w:rFonts w:ascii="Times New Roman" w:hAnsi="Times New Roman" w:cs="Times New Roman"/>
-          <w:sz w:val="28"/>
-          <w:szCs w:val="28"/>
-        </w:rPr>
-        <w:t xml:space="preserve">Прямий і зворотний прохід працюють; після demoList усі вузли знищені.</w:t>
-      </w:r>
-      <w:r/>
-    </w:p>
-    <w:p>
-      <w:pPr>
-        <w:pBdr/>
-        <w:spacing/>
-        <w:ind/>
-        <w:rPr/>
-      </w:pPr>
-      <w:r>
-        <w:rPr>
-          <w:rFonts w:ascii="Times New Roman" w:hAnsi="Times New Roman" w:cs="Times New Roman"/>
-          <w:sz w:val="28"/>
-          <w:szCs w:val="28"/>
-        </w:rPr>
-      </w:r>
-      <w:r/>
-    </w:p>
-    <w:p>
-      <w:pPr>
-        <w:pBdr/>
-        <w:spacing/>
-        <w:ind/>
-        <w:rPr/>
-      </w:pPr>
-      <w:r>
-        <w:rPr>
-          <w:rFonts w:ascii="Times New Roman" w:hAnsi="Times New Roman" w:cs="Times New Roman"/>
-          <w:sz w:val="28"/>
-          <w:szCs w:val="28"/>
-        </w:rPr>
-        <w:t xml:space="preserve">Повний вивід програми:</w:t>
-      </w:r>
-      <w:r/>
-    </w:p>
-    <w:p>
-      <w:pPr>
-        <w:pBdr/>
-        <w:spacing/>
-        <w:ind/>
-        <w:rPr/>
-      </w:pPr>
-      <w:r>
-        <w:rPr>
-          <w:rFonts w:ascii="Times New Roman" w:hAnsi="Times New Roman" w:cs="Times New Roman"/>
-          <w:sz w:val="28"/>
-          <w:szCs w:val="28"/>
-        </w:rPr>
-        <w:t xml:space="preserve">=== Лаб. №17: Розумні вказівники (Сигналізація) ===</w:t>
-      </w:r>
-      <w:r/>
-    </w:p>
-    <w:p>
-      <w:pPr>
-        <w:pBdr/>
-        <w:spacing/>
-        <w:ind/>
-        <w:rPr/>
-      </w:pPr>
-      <w:r>
-        <w:rPr>
-          <w:rFonts w:ascii="Times New Roman" w:hAnsi="Times New Roman" w:cs="Times New Roman"/>
-          <w:sz w:val="28"/>
-          <w:szCs w:val="28"/>
-        </w:rPr>
-      </w:r>
-      <w:r/>
-    </w:p>
-    <w:p>
-      <w:pPr>
-        <w:pBdr/>
-        <w:spacing/>
-        <w:ind/>
-        <w:rPr/>
-      </w:pPr>
-      <w:r>
-        <w:rPr>
-          <w:rFonts w:ascii="Times New Roman" w:hAnsi="Times New Roman" w:cs="Times New Roman"/>
-          <w:sz w:val="28"/>
-          <w:szCs w:val="28"/>
-        </w:rPr>
-        <w:t xml:space="preserve">=== 1. std::unique_ptr ===</w:t>
-      </w:r>
-      <w:r/>
-    </w:p>
-    <w:p>
-      <w:pPr>
-        <w:pBdr/>
-        <w:spacing/>
-        <w:ind/>
-        <w:rPr/>
-      </w:pPr>
-      <w:r>
-        <w:rPr>
-          <w:rFonts w:ascii="Times New Roman" w:hAnsi="Times New Roman" w:cs="Times New Roman"/>
-          <w:sz w:val="28"/>
-          <w:szCs w:val="28"/>
-        </w:rPr>
-      </w:r>
-      <w:r/>
-    </w:p>
-    <w:p>
-      <w:pPr>
-        <w:pBdr/>
-        <w:spacing/>
-        <w:ind/>
-        <w:rPr/>
-      </w:pPr>
-      <w:r>
-        <w:rPr>
-          <w:rFonts w:ascii="Times New Roman" w:hAnsi="Times New Roman" w:cs="Times New Roman"/>
-          <w:sz w:val="28"/>
-          <w:szCs w:val="28"/>
-        </w:rPr>
-        <w:t xml:space="preserve">[Signaling] Constructor: датчиків=8, бездротові=так, оповіщення=сирена</w:t>
-      </w:r>
-      <w:r/>
-    </w:p>
-    <w:p>
-      <w:pPr>
-        <w:pBdr/>
-        <w:spacing/>
-        <w:ind/>
-        <w:rPr/>
-      </w:pPr>
-      <w:r>
-        <w:rPr>
-          <w:rFonts w:ascii="Times New Roman" w:hAnsi="Times New Roman" w:cs="Times New Roman"/>
-          <w:sz w:val="28"/>
-          <w:szCs w:val="28"/>
-        </w:rPr>
-        <w:t xml:space="preserve">item1.get() = 0x55cb3fa352c0</w:t>
-      </w:r>
-      <w:r/>
-    </w:p>
-    <w:p>
-      <w:pPr>
-        <w:pBdr/>
-        <w:spacing/>
-        <w:ind/>
-        <w:rPr/>
-      </w:pPr>
-      <w:r>
-        <w:rPr>
-          <w:rFonts w:ascii="Times New Roman" w:hAnsi="Times New Roman" w:cs="Times New Roman"/>
-          <w:sz w:val="28"/>
-          <w:szCs w:val="28"/>
-        </w:rPr>
-        <w:t xml:space="preserve">датчиків: 8, бездротові: так, оповіщення: сирена</w:t>
-      </w:r>
-      <w:r/>
-    </w:p>
-    <w:p>
-      <w:pPr>
-        <w:pBdr/>
-        <w:spacing/>
-        <w:ind/>
-        <w:rPr/>
-      </w:pPr>
-      <w:r>
-        <w:rPr>
-          <w:rFonts w:ascii="Times New Roman" w:hAnsi="Times New Roman" w:cs="Times New Roman"/>
-          <w:sz w:val="28"/>
-          <w:szCs w:val="28"/>
-        </w:rPr>
-      </w:r>
-      <w:r/>
-    </w:p>
-    <w:p>
-      <w:pPr>
-        <w:pBdr/>
-        <w:spacing/>
-        <w:ind/>
-        <w:rPr/>
-      </w:pPr>
-      <w:r>
-        <w:rPr>
-          <w:rFonts w:ascii="Times New Roman" w:hAnsi="Times New Roman" w:cs="Times New Roman"/>
-          <w:sz w:val="28"/>
-          <w:szCs w:val="28"/>
-        </w:rPr>
-        <w:t xml:space="preserve">Копіювання unique_ptr заборонене:</w:t>
-      </w:r>
-      <w:r/>
-    </w:p>
-    <w:p>
-      <w:pPr>
-        <w:pBdr/>
-        <w:spacing/>
-        <w:ind/>
-        <w:rPr/>
-      </w:pPr>
-      <w:r>
-        <w:rPr>
-          <w:rFonts w:ascii="Times New Roman" w:hAnsi="Times New Roman" w:cs="Times New Roman"/>
-          <w:sz w:val="28"/>
-          <w:szCs w:val="28"/>
-        </w:rPr>
-        <w:t xml:space="preserve">  // unique_ptr&lt;Signaling&gt; item2 = item1;  // помилка компіляції</w:t>
-      </w:r>
-      <w:r/>
-    </w:p>
-    <w:p>
-      <w:pPr>
-        <w:pBdr/>
-        <w:spacing/>
-        <w:ind/>
-        <w:rPr/>
-      </w:pPr>
-      <w:r>
-        <w:rPr>
-          <w:rFonts w:ascii="Times New Roman" w:hAnsi="Times New Roman" w:cs="Times New Roman"/>
-          <w:sz w:val="28"/>
-          <w:szCs w:val="28"/>
-        </w:rPr>
-        <w:t xml:space="preserve">  Причина: unique_ptr не можна копіювати — лише одне володіння.</w:t>
-      </w:r>
-      <w:r/>
-    </w:p>
-    <w:p>
-      <w:pPr>
-        <w:pBdr/>
-        <w:spacing/>
-        <w:ind/>
-        <w:rPr/>
-      </w:pPr>
-      <w:r>
-        <w:rPr>
-          <w:rFonts w:ascii="Times New Roman" w:hAnsi="Times New Roman" w:cs="Times New Roman"/>
-          <w:sz w:val="28"/>
-          <w:szCs w:val="28"/>
-        </w:rPr>
-      </w:r>
-      <w:r/>
-    </w:p>
-    <w:p>
-      <w:pPr>
-        <w:pBdr/>
-        <w:spacing/>
-        <w:ind/>
-        <w:rPr/>
-      </w:pPr>
-      <w:r>
-        <w:rPr>
-          <w:rFonts w:ascii="Times New Roman" w:hAnsi="Times New Roman" w:cs="Times New Roman"/>
-          <w:sz w:val="28"/>
-          <w:szCs w:val="28"/>
-        </w:rPr>
-        <w:t xml:space="preserve">Після std::move(item1) -&gt; item2:</w:t>
-      </w:r>
-      <w:r/>
-    </w:p>
-    <w:p>
-      <w:pPr>
-        <w:pBdr/>
-        <w:spacing/>
-        <w:ind/>
-        <w:rPr/>
-      </w:pPr>
-      <w:r>
-        <w:rPr>
-          <w:rFonts w:ascii="Times New Roman" w:hAnsi="Times New Roman" w:cs="Times New Roman"/>
-          <w:sz w:val="28"/>
-          <w:szCs w:val="28"/>
-        </w:rPr>
-        <w:t xml:space="preserve">  item1.get() = 0 (nullptr)</w:t>
-      </w:r>
-      <w:r/>
-    </w:p>
-    <w:p>
-      <w:pPr>
-        <w:pBdr/>
-        <w:spacing/>
-        <w:ind/>
-        <w:rPr/>
-      </w:pPr>
-      <w:r>
-        <w:rPr>
-          <w:rFonts w:ascii="Times New Roman" w:hAnsi="Times New Roman" w:cs="Times New Roman"/>
-          <w:sz w:val="28"/>
-          <w:szCs w:val="28"/>
-        </w:rPr>
-        <w:t xml:space="preserve">  item2.get() = 0x55cb3fa352c0</w:t>
-      </w:r>
-      <w:r/>
-    </w:p>
-    <w:p>
-      <w:pPr>
-        <w:pBdr/>
-        <w:spacing/>
-        <w:ind/>
-        <w:rPr/>
-      </w:pPr>
-      <w:r>
-        <w:rPr>
-          <w:rFonts w:ascii="Times New Roman" w:hAnsi="Times New Roman" w:cs="Times New Roman"/>
-          <w:sz w:val="28"/>
-          <w:szCs w:val="28"/>
-        </w:rPr>
-        <w:t xml:space="preserve">датчиків: 8, бездротові: так, оповіщення: сирена</w:t>
-      </w:r>
-      <w:r/>
-    </w:p>
-    <w:p>
-      <w:pPr>
-        <w:pBdr/>
-        <w:spacing/>
-        <w:ind/>
-        <w:rPr/>
-      </w:pPr>
-      <w:r>
-        <w:rPr>
-          <w:rFonts w:ascii="Times New Roman" w:hAnsi="Times New Roman" w:cs="Times New Roman"/>
-          <w:sz w:val="28"/>
-          <w:szCs w:val="28"/>
-        </w:rPr>
-      </w:r>
-      <w:r/>
-    </w:p>
-    <w:p>
-      <w:pPr>
-        <w:pBdr/>
-        <w:spacing/>
-        <w:ind/>
-        <w:rPr/>
-      </w:pPr>
-      <w:r>
-        <w:rPr>
-          <w:rFonts w:ascii="Times New Roman" w:hAnsi="Times New Roman" w:cs="Times New Roman"/>
-          <w:sz w:val="28"/>
-          <w:szCs w:val="28"/>
-        </w:rPr>
-        <w:t xml:space="preserve">Вихід з блоку — item2 знищиться автоматично:</w:t>
-      </w:r>
-      <w:r/>
-    </w:p>
-    <w:p>
-      <w:pPr>
-        <w:pBdr/>
-        <w:spacing/>
-        <w:ind/>
-        <w:rPr/>
-      </w:pPr>
-      <w:r>
-        <w:rPr>
-          <w:rFonts w:ascii="Times New Roman" w:hAnsi="Times New Roman" w:cs="Times New Roman"/>
-          <w:sz w:val="28"/>
-          <w:szCs w:val="28"/>
-        </w:rPr>
-        <w:t xml:space="preserve">[Signaling] Constructor: датчиків=3, бездротові=ні, оповіщення=SMS</w:t>
-      </w:r>
-      <w:r/>
-    </w:p>
-    <w:p>
-      <w:pPr>
-        <w:pBdr/>
-        <w:spacing/>
-        <w:ind/>
-        <w:rPr/>
-      </w:pPr>
-      <w:r>
-        <w:rPr>
-          <w:rFonts w:ascii="Times New Roman" w:hAnsi="Times New Roman" w:cs="Times New Roman"/>
-          <w:sz w:val="28"/>
-          <w:szCs w:val="28"/>
-        </w:rPr>
-        <w:t xml:space="preserve">  scoped всередині блоку: датчиків: 3, бездротові: ні, оповіщення: SMS</w:t>
-      </w:r>
-      <w:r/>
-    </w:p>
-    <w:p>
-      <w:pPr>
-        <w:pBdr/>
-        <w:spacing/>
-        <w:ind/>
-        <w:rPr/>
-      </w:pPr>
-      <w:r>
-        <w:rPr>
-          <w:rFonts w:ascii="Times New Roman" w:hAnsi="Times New Roman" w:cs="Times New Roman"/>
-          <w:sz w:val="28"/>
-          <w:szCs w:val="28"/>
-        </w:rPr>
-        <w:t xml:space="preserve">[Signaling] Destructor: оповіщення=SMS</w:t>
-      </w:r>
-      <w:r/>
-    </w:p>
-    <w:p>
-      <w:pPr>
-        <w:pBdr/>
-        <w:spacing/>
-        <w:ind/>
-        <w:rPr/>
-      </w:pPr>
-      <w:r>
-        <w:rPr>
-          <w:rFonts w:ascii="Times New Roman" w:hAnsi="Times New Roman" w:cs="Times New Roman"/>
-          <w:sz w:val="28"/>
-          <w:szCs w:val="28"/>
-        </w:rPr>
-        <w:t xml:space="preserve">  (scoped вже знищено)</w:t>
-      </w:r>
-      <w:r/>
-    </w:p>
-    <w:p>
-      <w:pPr>
-        <w:pBdr/>
-        <w:spacing/>
-        <w:ind/>
-        <w:rPr/>
-      </w:pPr>
-      <w:r>
-        <w:rPr>
-          <w:rFonts w:ascii="Times New Roman" w:hAnsi="Times New Roman" w:cs="Times New Roman"/>
-          <w:sz w:val="28"/>
-          <w:szCs w:val="28"/>
-        </w:rPr>
-      </w:r>
-      <w:r/>
-    </w:p>
-    <w:p>
-      <w:pPr>
-        <w:pBdr/>
-        <w:spacing/>
-        <w:ind/>
-        <w:rPr/>
-      </w:pPr>
-      <w:r>
-        <w:rPr>
-          <w:rFonts w:ascii="Times New Roman" w:hAnsi="Times New Roman" w:cs="Times New Roman"/>
-          <w:sz w:val="28"/>
-          <w:szCs w:val="28"/>
-        </w:rPr>
-        <w:t xml:space="preserve">[Signaling] Destructor: оповіщення=сирена</w:t>
-      </w:r>
-      <w:r/>
-    </w:p>
-    <w:p>
-      <w:pPr>
-        <w:pBdr/>
-        <w:spacing/>
-        <w:ind/>
-        <w:rPr/>
-      </w:pPr>
-      <w:r>
-        <w:rPr>
-          <w:rFonts w:ascii="Times New Roman" w:hAnsi="Times New Roman" w:cs="Times New Roman"/>
-          <w:sz w:val="28"/>
-          <w:szCs w:val="28"/>
-        </w:rPr>
-        <w:t xml:space="preserve">=== 2. std::shared_ptr ===</w:t>
-      </w:r>
-      <w:r/>
-    </w:p>
-    <w:p>
-      <w:pPr>
-        <w:pBdr/>
-        <w:spacing/>
-        <w:ind/>
-        <w:rPr/>
-      </w:pPr>
-      <w:r>
-        <w:rPr>
-          <w:rFonts w:ascii="Times New Roman" w:hAnsi="Times New Roman" w:cs="Times New Roman"/>
-          <w:sz w:val="28"/>
-          <w:szCs w:val="28"/>
-        </w:rPr>
-      </w:r>
-      <w:r/>
-    </w:p>
-    <w:p>
-      <w:pPr>
-        <w:pBdr/>
-        <w:spacing/>
-        <w:ind/>
-        <w:rPr/>
-      </w:pPr>
-      <w:r>
-        <w:rPr>
-          <w:rFonts w:ascii="Times New Roman" w:hAnsi="Times New Roman" w:cs="Times New Roman"/>
-          <w:sz w:val="28"/>
-          <w:szCs w:val="28"/>
-        </w:rPr>
-        <w:t xml:space="preserve">[Signaling] Constructor: датчиків=12, бездротові=так, оповіщення=додаток</w:t>
-      </w:r>
-      <w:r/>
-    </w:p>
-    <w:p>
-      <w:pPr>
-        <w:pBdr/>
-        <w:spacing/>
-        <w:ind/>
-        <w:rPr/>
-      </w:pPr>
-      <w:r>
-        <w:rPr>
-          <w:rFonts w:ascii="Times New Roman" w:hAnsi="Times New Roman" w:cs="Times New Roman"/>
-          <w:sz w:val="28"/>
-          <w:szCs w:val="28"/>
-        </w:rPr>
-        <w:t xml:space="preserve">Після 3 shared_ptr: use_count = 3</w:t>
-      </w:r>
-      <w:r/>
-    </w:p>
-    <w:p>
-      <w:pPr>
-        <w:pBdr/>
-        <w:spacing/>
-        <w:ind/>
-        <w:rPr/>
-      </w:pPr>
-      <w:r>
-        <w:rPr>
-          <w:rFonts w:ascii="Times New Roman" w:hAnsi="Times New Roman" w:cs="Times New Roman"/>
-          <w:sz w:val="28"/>
-          <w:szCs w:val="28"/>
-        </w:rPr>
-        <w:t xml:space="preserve">Всередині блоку (+sp4): use_count = 4</w:t>
-      </w:r>
-      <w:r/>
-    </w:p>
-    <w:p>
-      <w:pPr>
-        <w:pBdr/>
-        <w:spacing/>
-        <w:ind/>
-        <w:rPr/>
-      </w:pPr>
-      <w:r>
-        <w:rPr>
-          <w:rFonts w:ascii="Times New Roman" w:hAnsi="Times New Roman" w:cs="Times New Roman"/>
-          <w:sz w:val="28"/>
-          <w:szCs w:val="28"/>
-        </w:rPr>
-        <w:t xml:space="preserve">Після виходу з блоку: use_count = 3</w:t>
-      </w:r>
-      <w:r/>
-    </w:p>
-    <w:p>
-      <w:pPr>
-        <w:pBdr/>
-        <w:spacing/>
-        <w:ind/>
-        <w:rPr/>
-      </w:pPr>
-      <w:r>
-        <w:rPr>
-          <w:rFonts w:ascii="Times New Roman" w:hAnsi="Times New Roman" w:cs="Times New Roman"/>
-          <w:sz w:val="28"/>
-          <w:szCs w:val="28"/>
-        </w:rPr>
-        <w:t xml:space="preserve">Лічильник зменшився: sp4 знищено, об'єкт ще живий (є sp1..sp3).</w:t>
-      </w:r>
-      <w:r/>
-    </w:p>
-    <w:p>
-      <w:pPr>
-        <w:pBdr/>
-        <w:spacing/>
-        <w:ind/>
-        <w:rPr/>
-      </w:pPr>
-      <w:r>
-        <w:rPr>
-          <w:rFonts w:ascii="Times New Roman" w:hAnsi="Times New Roman" w:cs="Times New Roman"/>
-          <w:sz w:val="28"/>
-          <w:szCs w:val="28"/>
-        </w:rPr>
-      </w:r>
-      <w:r/>
-    </w:p>
-    <w:p>
-      <w:pPr>
-        <w:pBdr/>
-        <w:spacing/>
-        <w:ind/>
-        <w:rPr/>
-      </w:pPr>
-      <w:r>
-        <w:rPr>
-          <w:rFonts w:ascii="Times New Roman" w:hAnsi="Times New Roman" w:cs="Times New Roman"/>
-          <w:sz w:val="28"/>
-          <w:szCs w:val="28"/>
-        </w:rPr>
-        <w:t xml:space="preserve">[Signaling] Destructor: оповіщення=додаток</w:t>
-      </w:r>
-      <w:r/>
-    </w:p>
-    <w:p>
-      <w:pPr>
-        <w:pBdr/>
-        <w:spacing/>
-        <w:ind/>
-        <w:rPr/>
-      </w:pPr>
-      <w:r>
-        <w:rPr>
-          <w:rFonts w:ascii="Times New Roman" w:hAnsi="Times New Roman" w:cs="Times New Roman"/>
-          <w:sz w:val="28"/>
-          <w:szCs w:val="28"/>
-        </w:rPr>
-        <w:t xml:space="preserve">=== 3. std::weak_ptr (без циклу) ===</w:t>
-      </w:r>
-      <w:r/>
-    </w:p>
-    <w:p>
-      <w:pPr>
-        <w:pBdr/>
-        <w:spacing/>
-        <w:ind/>
-        <w:rPr/>
-      </w:pPr>
-      <w:r>
-        <w:rPr>
-          <w:rFonts w:ascii="Times New Roman" w:hAnsi="Times New Roman" w:cs="Times New Roman"/>
-          <w:sz w:val="28"/>
-          <w:szCs w:val="28"/>
-        </w:rPr>
-      </w:r>
-      <w:r/>
-    </w:p>
-    <w:p>
-      <w:pPr>
-        <w:pBdr/>
-        <w:spacing/>
-        <w:ind/>
-        <w:rPr/>
-      </w:pPr>
-      <w:r>
-        <w:rPr>
-          <w:rFonts w:ascii="Times New Roman" w:hAnsi="Times New Roman" w:cs="Times New Roman"/>
-          <w:sz w:val="28"/>
-          <w:szCs w:val="28"/>
-        </w:rPr>
-        <w:t xml:space="preserve">[AlarmHub] Constructor: Централь</w:t>
-      </w:r>
-      <w:r/>
-    </w:p>
-    <w:p>
-      <w:pPr>
-        <w:pBdr/>
-        <w:spacing/>
-        <w:ind/>
-        <w:rPr/>
-      </w:pPr>
-      <w:r>
-        <w:rPr>
-          <w:rFonts w:ascii="Times New Roman" w:hAnsi="Times New Roman" w:cs="Times New Roman"/>
-          <w:sz w:val="28"/>
-          <w:szCs w:val="28"/>
-        </w:rPr>
-        <w:t xml:space="preserve">[SensorDevice] Constructor: Зона-1</w:t>
-      </w:r>
-      <w:r/>
-    </w:p>
-    <w:p>
-      <w:pPr>
-        <w:pBdr/>
-        <w:spacing/>
-        <w:ind/>
-        <w:rPr/>
-      </w:pPr>
-      <w:r>
-        <w:rPr>
-          <w:rFonts w:ascii="Times New Roman" w:hAnsi="Times New Roman" w:cs="Times New Roman"/>
-          <w:sz w:val="28"/>
-          <w:szCs w:val="28"/>
-        </w:rPr>
-        <w:t xml:space="preserve">hub.use_count() = 1 (очікуємо 1: лише локальний hub)</w:t>
-      </w:r>
-      <w:r/>
-    </w:p>
-    <w:p>
-      <w:pPr>
-        <w:pBdr/>
-        <w:spacing/>
-        <w:ind/>
-        <w:rPr/>
-      </w:pPr>
-      <w:r>
-        <w:rPr>
-          <w:rFonts w:ascii="Times New Roman" w:hAnsi="Times New Roman" w:cs="Times New Roman"/>
-          <w:sz w:val="28"/>
-          <w:szCs w:val="28"/>
-        </w:rPr>
-        <w:t xml:space="preserve">sensor.use_count() = 2 (очікуємо 2: локальний + hub-&gt;sensor)</w:t>
-      </w:r>
-      <w:r/>
-    </w:p>
-    <w:p>
-      <w:pPr>
-        <w:pBdr/>
-        <w:spacing/>
-        <w:ind/>
-        <w:rPr/>
-      </w:pPr>
-      <w:r>
-        <w:rPr>
-          <w:rFonts w:ascii="Times New Roman" w:hAnsi="Times New Roman" w:cs="Times New Roman"/>
-          <w:sz w:val="28"/>
-          <w:szCs w:val="28"/>
-        </w:rPr>
-        <w:t xml:space="preserve">sensor-&gt;hub.lock() OK: Централь</w:t>
-      </w:r>
-      <w:r/>
-    </w:p>
-    <w:p>
-      <w:pPr>
-        <w:pBdr/>
-        <w:spacing/>
-        <w:ind/>
-        <w:rPr/>
-      </w:pPr>
-      <w:r>
-        <w:rPr>
-          <w:rFonts w:ascii="Times New Roman" w:hAnsi="Times New Roman" w:cs="Times New Roman"/>
-          <w:sz w:val="28"/>
-          <w:szCs w:val="28"/>
-        </w:rPr>
-        <w:t xml:space="preserve">[AlarmHub] Destructor: Централь</w:t>
-      </w:r>
-      <w:r/>
-    </w:p>
-    <w:p>
-      <w:pPr>
-        <w:pBdr/>
-        <w:spacing/>
-        <w:ind/>
-        <w:rPr/>
-      </w:pPr>
-      <w:r>
-        <w:rPr>
-          <w:rFonts w:ascii="Times New Roman" w:hAnsi="Times New Roman" w:cs="Times New Roman"/>
-          <w:sz w:val="28"/>
-          <w:szCs w:val="28"/>
-        </w:rPr>
-        <w:t xml:space="preserve">[SensorDevice] Destructor: Зона-1</w:t>
-      </w:r>
-      <w:r/>
-    </w:p>
-    <w:p>
-      <w:pPr>
-        <w:pBdr/>
-        <w:spacing/>
-        <w:ind/>
-        <w:rPr/>
-      </w:pPr>
-      <w:r>
-        <w:rPr>
-          <w:rFonts w:ascii="Times New Roman" w:hAnsi="Times New Roman" w:cs="Times New Roman"/>
-          <w:sz w:val="28"/>
-          <w:szCs w:val="28"/>
-        </w:rPr>
-        <w:t xml:space="preserve">Після блоку деструктори викликались — витоку немає.</w:t>
-      </w:r>
-      <w:r/>
-    </w:p>
-    <w:p>
-      <w:pPr>
-        <w:pBdr/>
-        <w:spacing/>
-        <w:ind/>
-        <w:rPr/>
-      </w:pPr>
-      <w:r>
-        <w:rPr>
-          <w:rFonts w:ascii="Times New Roman" w:hAnsi="Times New Roman" w:cs="Times New Roman"/>
-          <w:sz w:val="28"/>
-          <w:szCs w:val="28"/>
-        </w:rPr>
-      </w:r>
-      <w:r/>
-    </w:p>
-    <w:p>
-      <w:pPr>
-        <w:pBdr/>
-        <w:spacing/>
-        <w:ind/>
-        <w:rPr/>
-      </w:pPr>
-      <w:r>
-        <w:rPr>
-          <w:rFonts w:ascii="Times New Roman" w:hAnsi="Times New Roman" w:cs="Times New Roman"/>
-          <w:sz w:val="28"/>
-          <w:szCs w:val="28"/>
-        </w:rPr>
-        <w:t xml:space="preserve">=== 3b. Цикл shared_ptr + shared_ptr (витік) ===</w:t>
-      </w:r>
-      <w:r/>
-    </w:p>
-    <w:p>
-      <w:pPr>
-        <w:pBdr/>
-        <w:spacing/>
-        <w:ind/>
-        <w:rPr/>
-      </w:pPr>
-      <w:r>
-        <w:rPr>
-          <w:rFonts w:ascii="Times New Roman" w:hAnsi="Times New Roman" w:cs="Times New Roman"/>
-          <w:sz w:val="28"/>
-          <w:szCs w:val="28"/>
-        </w:rPr>
-      </w:r>
-      <w:r/>
-    </w:p>
-    <w:p>
-      <w:pPr>
-        <w:pBdr/>
-        <w:spacing/>
-        <w:ind/>
-        <w:rPr/>
-      </w:pPr>
-      <w:r>
-        <w:rPr>
-          <w:rFonts w:ascii="Times New Roman" w:hAnsi="Times New Roman" w:cs="Times New Roman"/>
-          <w:sz w:val="28"/>
-          <w:szCs w:val="28"/>
-        </w:rPr>
-        <w:t xml:space="preserve">[BadAlarmHub] Constructor: BadHub</w:t>
-      </w:r>
-      <w:r/>
-    </w:p>
-    <w:p>
-      <w:pPr>
-        <w:pBdr/>
-        <w:spacing/>
-        <w:ind/>
-        <w:rPr/>
-      </w:pPr>
-      <w:r>
-        <w:rPr>
-          <w:rFonts w:ascii="Times New Roman" w:hAnsi="Times New Roman" w:cs="Times New Roman"/>
-          <w:sz w:val="28"/>
-          <w:szCs w:val="28"/>
-        </w:rPr>
-        <w:t xml:space="preserve">[BadSensorDevice] Constructor: BadSensor</w:t>
-      </w:r>
-      <w:r/>
-    </w:p>
-    <w:p>
-      <w:pPr>
-        <w:pBdr/>
-        <w:spacing/>
-        <w:ind/>
-        <w:rPr/>
-      </w:pPr>
-      <w:r>
-        <w:rPr>
-          <w:rFonts w:ascii="Times New Roman" w:hAnsi="Times New Roman" w:cs="Times New Roman"/>
-          <w:sz w:val="28"/>
-          <w:szCs w:val="28"/>
-        </w:rPr>
-        <w:t xml:space="preserve">hub.use_count() = 2 (2: локальний + sensor-&gt;hub)</w:t>
-      </w:r>
-      <w:r/>
-    </w:p>
-    <w:p>
-      <w:pPr>
-        <w:pBdr/>
-        <w:spacing/>
-        <w:ind/>
-        <w:rPr/>
-      </w:pPr>
-      <w:r>
-        <w:rPr>
-          <w:rFonts w:ascii="Times New Roman" w:hAnsi="Times New Roman" w:cs="Times New Roman"/>
-          <w:sz w:val="28"/>
-          <w:szCs w:val="28"/>
-        </w:rPr>
-        <w:t xml:space="preserve">sensor.use_count() = 2 (2: локальний + hub-&gt;sensor)</w:t>
-      </w:r>
-      <w:r/>
-    </w:p>
-    <w:p>
-      <w:pPr>
-        <w:pBdr/>
-        <w:spacing/>
-        <w:ind/>
-        <w:rPr/>
-      </w:pPr>
-      <w:r>
-        <w:rPr>
-          <w:rFonts w:ascii="Times New Roman" w:hAnsi="Times New Roman" w:cs="Times New Roman"/>
-          <w:sz w:val="28"/>
-          <w:szCs w:val="28"/>
-        </w:rPr>
-        <w:t xml:space="preserve">Після блоку use_count лишиться 1+1 — деструктори НЕ викличуться.</w:t>
-      </w:r>
-      <w:r/>
-    </w:p>
-    <w:p>
-      <w:pPr>
-        <w:pBdr/>
-        <w:spacing/>
-        <w:ind/>
-        <w:rPr/>
-      </w:pPr>
-      <w:r>
-        <w:rPr>
-          <w:rFonts w:ascii="Times New Roman" w:hAnsi="Times New Roman" w:cs="Times New Roman"/>
-          <w:sz w:val="28"/>
-          <w:szCs w:val="28"/>
-        </w:rPr>
-        <w:t xml:space="preserve">(Якщо вище не було Destructor — це витік через циклічні shared_ptr)</w:t>
-      </w:r>
-      <w:r/>
-    </w:p>
-    <w:p>
-      <w:pPr>
-        <w:pBdr/>
-        <w:spacing/>
-        <w:ind/>
-        <w:rPr/>
-      </w:pPr>
-      <w:r>
-        <w:rPr>
-          <w:rFonts w:ascii="Times New Roman" w:hAnsi="Times New Roman" w:cs="Times New Roman"/>
-          <w:sz w:val="28"/>
-          <w:szCs w:val="28"/>
-        </w:rPr>
-      </w:r>
-      <w:r/>
-    </w:p>
-    <w:p>
-      <w:pPr>
-        <w:pBdr/>
-        <w:spacing/>
-        <w:ind/>
-        <w:rPr/>
-      </w:pPr>
-      <w:r>
-        <w:rPr>
-          <w:rFonts w:ascii="Times New Roman" w:hAnsi="Times New Roman" w:cs="Times New Roman"/>
-          <w:sz w:val="28"/>
-          <w:szCs w:val="28"/>
-        </w:rPr>
-        <w:t xml:space="preserve">=== 4. Двозв'язний список (shared next + weak prev) ===</w:t>
-      </w:r>
-      <w:r/>
-    </w:p>
-    <w:p>
-      <w:pPr>
-        <w:pBdr/>
-        <w:spacing/>
-        <w:ind/>
-        <w:rPr/>
-      </w:pPr>
-      <w:r>
-        <w:rPr>
-          <w:rFonts w:ascii="Times New Roman" w:hAnsi="Times New Roman" w:cs="Times New Roman"/>
-          <w:sz w:val="28"/>
-          <w:szCs w:val="28"/>
-        </w:rPr>
-      </w:r>
-      <w:r/>
-    </w:p>
-    <w:p>
-      <w:pPr>
-        <w:pBdr/>
-        <w:spacing/>
-        <w:ind/>
-        <w:rPr/>
-      </w:pPr>
-      <w:r>
-        <w:rPr>
-          <w:rFonts w:ascii="Times New Roman" w:hAnsi="Times New Roman" w:cs="Times New Roman"/>
-          <w:sz w:val="28"/>
-          <w:szCs w:val="28"/>
-        </w:rPr>
-        <w:t xml:space="preserve">[Signaling] Constructor: датчиків=5, бездротові=так, оповіщення=сирена</w:t>
-      </w:r>
-      <w:r/>
-    </w:p>
-    <w:p>
-      <w:pPr>
-        <w:pBdr/>
-        <w:spacing/>
-        <w:ind/>
-        <w:rPr/>
-      </w:pPr>
-      <w:r>
-        <w:rPr>
-          <w:rFonts w:ascii="Times New Roman" w:hAnsi="Times New Roman" w:cs="Times New Roman"/>
-          <w:sz w:val="28"/>
-          <w:szCs w:val="28"/>
-        </w:rPr>
-        <w:t xml:space="preserve">[SignalingNode] Constructor</w:t>
-      </w:r>
-      <w:r/>
-    </w:p>
-    <w:p>
-      <w:pPr>
-        <w:pBdr/>
-        <w:spacing/>
-        <w:ind/>
-        <w:rPr/>
-      </w:pPr>
-      <w:r>
-        <w:rPr>
-          <w:rFonts w:ascii="Times New Roman" w:hAnsi="Times New Roman" w:cs="Times New Roman"/>
-          <w:sz w:val="28"/>
-          <w:szCs w:val="28"/>
-        </w:rPr>
-        <w:t xml:space="preserve">[Signaling] Constructor: датчиків=8, бездротові=ні, оповіщення=SMS</w:t>
-      </w:r>
-      <w:r/>
-    </w:p>
-    <w:p>
-      <w:pPr>
-        <w:pBdr/>
-        <w:spacing/>
-        <w:ind/>
-        <w:rPr/>
-      </w:pPr>
-      <w:r>
-        <w:rPr>
-          <w:rFonts w:ascii="Times New Roman" w:hAnsi="Times New Roman" w:cs="Times New Roman"/>
-          <w:sz w:val="28"/>
-          <w:szCs w:val="28"/>
-        </w:rPr>
-        <w:t xml:space="preserve">[SignalingNode] Constructor</w:t>
-      </w:r>
-      <w:r/>
-    </w:p>
-    <w:p>
-      <w:pPr>
-        <w:pBdr/>
-        <w:spacing/>
-        <w:ind/>
-        <w:rPr/>
-      </w:pPr>
-      <w:r>
-        <w:rPr>
-          <w:rFonts w:ascii="Times New Roman" w:hAnsi="Times New Roman" w:cs="Times New Roman"/>
-          <w:sz w:val="28"/>
-          <w:szCs w:val="28"/>
-        </w:rPr>
-        <w:t xml:space="preserve">[Signaling] Constructor: датчиків=10, бездротові=так, оповіщення=email</w:t>
-      </w:r>
-      <w:r/>
-    </w:p>
-    <w:p>
-      <w:pPr>
-        <w:pBdr/>
-        <w:spacing/>
-        <w:ind/>
-        <w:rPr/>
-      </w:pPr>
-      <w:r>
-        <w:rPr>
-          <w:rFonts w:ascii="Times New Roman" w:hAnsi="Times New Roman" w:cs="Times New Roman"/>
-          <w:sz w:val="28"/>
-          <w:szCs w:val="28"/>
-        </w:rPr>
-        <w:t xml:space="preserve">[SignalingNode] Constructor</w:t>
-      </w:r>
-      <w:r/>
-    </w:p>
-    <w:p>
-      <w:pPr>
-        <w:pBdr/>
-        <w:spacing/>
-        <w:ind/>
-        <w:rPr/>
-      </w:pPr>
-      <w:r>
-        <w:rPr>
-          <w:rFonts w:ascii="Times New Roman" w:hAnsi="Times New Roman" w:cs="Times New Roman"/>
-          <w:sz w:val="28"/>
-          <w:szCs w:val="28"/>
-        </w:rPr>
-        <w:t xml:space="preserve">Прямий прохід (next):</w:t>
-      </w:r>
-      <w:r/>
-    </w:p>
-    <w:p>
-      <w:pPr>
-        <w:pBdr/>
-        <w:spacing/>
-        <w:ind/>
-        <w:rPr/>
-      </w:pPr>
-      <w:r>
-        <w:rPr>
-          <w:rFonts w:ascii="Times New Roman" w:hAnsi="Times New Roman" w:cs="Times New Roman"/>
-          <w:sz w:val="28"/>
-          <w:szCs w:val="28"/>
-        </w:rPr>
-        <w:t xml:space="preserve">  датчиків: 5, бездротові: так, оповіщення: сирена</w:t>
-      </w:r>
-      <w:r/>
-    </w:p>
-    <w:p>
-      <w:pPr>
-        <w:pBdr/>
-        <w:spacing/>
-        <w:ind/>
-        <w:rPr/>
-      </w:pPr>
-      <w:r>
-        <w:rPr>
-          <w:rFonts w:ascii="Times New Roman" w:hAnsi="Times New Roman" w:cs="Times New Roman"/>
-          <w:sz w:val="28"/>
-          <w:szCs w:val="28"/>
-        </w:rPr>
-        <w:t xml:space="preserve">  датчиків: 8, бездротові: ні, оповіщення: SMS</w:t>
-      </w:r>
-      <w:r/>
-    </w:p>
-    <w:p>
-      <w:pPr>
-        <w:pBdr/>
-        <w:spacing/>
-        <w:ind/>
-        <w:rPr/>
-      </w:pPr>
-      <w:r>
-        <w:rPr>
-          <w:rFonts w:ascii="Times New Roman" w:hAnsi="Times New Roman" w:cs="Times New Roman"/>
-          <w:sz w:val="28"/>
-          <w:szCs w:val="28"/>
-        </w:rPr>
-        <w:t xml:space="preserve">  датчиків: 10, бездротові: так, оповіщення: email</w:t>
-      </w:r>
-      <w:r/>
-    </w:p>
-    <w:p>
-      <w:pPr>
-        <w:pBdr/>
-        <w:spacing/>
-        <w:ind/>
-        <w:rPr/>
-      </w:pPr>
-      <w:r>
-        <w:rPr>
-          <w:rFonts w:ascii="Times New Roman" w:hAnsi="Times New Roman" w:cs="Times New Roman"/>
-          <w:sz w:val="28"/>
-          <w:szCs w:val="28"/>
-        </w:rPr>
-        <w:t xml:space="preserve">Зворотний прохід від n3 (prev.lock()):</w:t>
-      </w:r>
-      <w:r/>
-    </w:p>
-    <w:p>
-      <w:pPr>
-        <w:pBdr/>
-        <w:spacing/>
-        <w:ind/>
-        <w:rPr/>
-      </w:pPr>
-      <w:r>
-        <w:rPr>
-          <w:rFonts w:ascii="Times New Roman" w:hAnsi="Times New Roman" w:cs="Times New Roman"/>
-          <w:sz w:val="28"/>
-          <w:szCs w:val="28"/>
-        </w:rPr>
-        <w:t xml:space="preserve">  датчиків: 10, бездротові: так, оповіщення: email</w:t>
-      </w:r>
-      <w:r/>
-    </w:p>
-    <w:p>
-      <w:pPr>
-        <w:pBdr/>
-        <w:spacing/>
-        <w:ind/>
-        <w:rPr/>
-      </w:pPr>
-      <w:r>
-        <w:rPr>
-          <w:rFonts w:ascii="Times New Roman" w:hAnsi="Times New Roman" w:cs="Times New Roman"/>
-          <w:sz w:val="28"/>
-          <w:szCs w:val="28"/>
-        </w:rPr>
-        <w:t xml:space="preserve">  датчиків: 8, бездротові: ні, оповіщення: SMS</w:t>
-      </w:r>
-      <w:r/>
-    </w:p>
-    <w:p>
-      <w:pPr>
-        <w:pBdr/>
-        <w:spacing/>
-        <w:ind/>
-        <w:rPr/>
-      </w:pPr>
-      <w:r>
-        <w:rPr>
-          <w:rFonts w:ascii="Times New Roman" w:hAnsi="Times New Roman" w:cs="Times New Roman"/>
-          <w:sz w:val="28"/>
-          <w:szCs w:val="28"/>
-        </w:rPr>
-        <w:t xml:space="preserve">  датчиків: 5, бездротові: так, оповіщення: сирена</w:t>
-      </w:r>
-      <w:r/>
-    </w:p>
-    <w:p>
-      <w:pPr>
-        <w:pBdr/>
-        <w:spacing/>
-        <w:ind/>
-        <w:rPr/>
-      </w:pPr>
-      <w:r>
-        <w:rPr>
-          <w:rFonts w:ascii="Times New Roman" w:hAnsi="Times New Roman" w:cs="Times New Roman"/>
-          <w:sz w:val="28"/>
-          <w:szCs w:val="28"/>
-        </w:rPr>
-      </w:r>
-      <w:r/>
-    </w:p>
-    <w:p>
-      <w:pPr>
-        <w:pBdr/>
-        <w:spacing/>
-        <w:ind/>
-        <w:rPr/>
-      </w:pPr>
-      <w:r>
-        <w:rPr>
-          <w:rFonts w:ascii="Times New Roman" w:hAnsi="Times New Roman" w:cs="Times New Roman"/>
-          <w:sz w:val="28"/>
-          <w:szCs w:val="28"/>
-        </w:rPr>
-        <w:t xml:space="preserve">use_count: n1=1, n2=2, n3=2</w:t>
-      </w:r>
-      <w:r/>
-    </w:p>
-    <w:p>
-      <w:pPr>
-        <w:pBdr/>
-        <w:spacing/>
-        <w:ind/>
-        <w:rPr/>
-      </w:pPr>
-      <w:r>
-        <w:rPr>
-          <w:rFonts w:ascii="Times New Roman" w:hAnsi="Times New Roman" w:cs="Times New Roman"/>
-          <w:sz w:val="28"/>
-          <w:szCs w:val="28"/>
-        </w:rPr>
-        <w:t xml:space="preserve">Вихід з demoList — вузли знищаться без циклічного витоку.</w:t>
-      </w:r>
-      <w:r/>
-    </w:p>
-    <w:p>
-      <w:pPr>
-        <w:pBdr/>
-        <w:spacing/>
-        <w:ind/>
-        <w:rPr/>
-      </w:pPr>
-      <w:r>
-        <w:rPr>
-          <w:rFonts w:ascii="Times New Roman" w:hAnsi="Times New Roman" w:cs="Times New Roman"/>
-          <w:sz w:val="28"/>
-          <w:szCs w:val="28"/>
-        </w:rPr>
-      </w:r>
-      <w:r/>
-    </w:p>
-    <w:p>
-      <w:pPr>
-        <w:pBdr/>
-        <w:spacing/>
-        <w:ind/>
-        <w:rPr/>
-      </w:pPr>
-      <w:r>
-        <w:rPr>
-          <w:rFonts w:ascii="Times New Roman" w:hAnsi="Times New Roman" w:cs="Times New Roman"/>
-          <w:sz w:val="28"/>
-          <w:szCs w:val="28"/>
-        </w:rPr>
-        <w:t xml:space="preserve">[SignalingNode] Destructor</w:t>
-      </w:r>
-      <w:r/>
-    </w:p>
-    <w:p>
-      <w:pPr>
-        <w:pBdr/>
-        <w:spacing/>
-        <w:ind/>
-        <w:rPr/>
-      </w:pPr>
-      <w:r>
-        <w:rPr>
-          <w:rFonts w:ascii="Times New Roman" w:hAnsi="Times New Roman" w:cs="Times New Roman"/>
-          <w:sz w:val="28"/>
-          <w:szCs w:val="28"/>
-        </w:rPr>
-        <w:t xml:space="preserve">[SignalingNode] Destructor</w:t>
-      </w:r>
-      <w:r/>
-    </w:p>
-    <w:p>
-      <w:pPr>
-        <w:pBdr/>
-        <w:spacing/>
-        <w:ind/>
-        <w:rPr/>
-      </w:pPr>
-      <w:r>
-        <w:rPr>
-          <w:rFonts w:ascii="Times New Roman" w:hAnsi="Times New Roman" w:cs="Times New Roman"/>
-          <w:sz w:val="28"/>
-          <w:szCs w:val="28"/>
-        </w:rPr>
-        <w:t xml:space="preserve">[SignalingNode] Destructor</w:t>
-      </w:r>
-      <w:r/>
-    </w:p>
-    <w:p>
-      <w:pPr>
-        <w:pBdr/>
-        <w:spacing/>
-        <w:ind/>
-        <w:rPr/>
-      </w:pPr>
-      <w:r>
-        <w:rPr>
-          <w:rFonts w:ascii="Times New Roman" w:hAnsi="Times New Roman" w:cs="Times New Roman"/>
-          <w:sz w:val="28"/>
-          <w:szCs w:val="28"/>
-        </w:rPr>
-        <w:t xml:space="preserve">[Signaling] Destructor: оповіщення=email</w:t>
-      </w:r>
-      <w:r/>
-    </w:p>
-    <w:p>
-      <w:pPr>
-        <w:pBdr/>
-        <w:spacing/>
-        <w:ind/>
-        <w:rPr/>
-      </w:pPr>
-      <w:r>
-        <w:rPr>
-          <w:rFonts w:ascii="Times New Roman" w:hAnsi="Times New Roman" w:cs="Times New Roman"/>
-          <w:sz w:val="28"/>
-          <w:szCs w:val="28"/>
-        </w:rPr>
-        <w:t xml:space="preserve">[Signaling] Destructor: оповіщення=SMS</w:t>
-      </w:r>
-      <w:r/>
-    </w:p>
-    <w:p>
-      <w:pPr>
-        <w:pBdr/>
-        <w:spacing/>
-        <w:ind/>
-        <w:rPr/>
-      </w:pPr>
-      <w:r>
-        <w:rPr>
-          <w:rFonts w:ascii="Times New Roman" w:hAnsi="Times New Roman" w:cs="Times New Roman"/>
-          <w:sz w:val="28"/>
-          <w:szCs w:val="28"/>
-        </w:rPr>
-        <w:t xml:space="preserve">[Signaling] Destructor: оповіщення=сирена</w:t>
-      </w:r>
-      <w:r/>
-    </w:p>
-    <w:p>
-      <w:pPr>
-        <w:pBdr/>
-        <w:spacing/>
-        <w:ind/>
-        <w:rPr/>
-      </w:pPr>
-      <w:r>
-        <w:rPr>
-          <w:rFonts w:ascii="Times New Roman" w:hAnsi="Times New Roman" w:cs="Times New Roman"/>
-          <w:sz w:val="28"/>
-          <w:szCs w:val="28"/>
-        </w:rPr>
-        <w:t xml:space="preserve">=== Кінець програми ===</w:t>
-      </w:r>
-      <w:r/>
-    </w:p>
-    <w:p>
-      <w:pPr>
-        <w:pBdr/>
-        <w:spacing/>
-        <w:ind/>
-        <w:rPr/>
-      </w:pPr>
-      <w:r>
-        <w:rPr>
-          <w:rFonts w:ascii="Times New Roman" w:hAnsi="Times New Roman" w:cs="Times New Roman"/>
-          <w:sz w:val="28"/>
-          <w:szCs w:val="28"/>
-        </w:rPr>
-      </w:r>
-      <w:r/>
-    </w:p>
-    <w:p>
-      <w:pPr>
-        <w:pBdr/>
-        <w:spacing/>
-        <w:ind/>
         <w:rPr>
           <w:b/>
           <w:bCs/>
         </w:rPr>
       </w:pPr>
+      <w:r>
+        <mc:AlternateContent>
+          <mc:Choice Requires="wpg">
+            <w:drawing>
+              <wp:inline xmlns:wp="http://schemas.openxmlformats.org/drawingml/2006/wordprocessingDrawing" distT="0" distB="0" distL="0" distR="0">
+                <wp:extent cx="4061674" cy="9612630"/>
+                <wp:effectExtent l="0" t="0" r="0" b="0"/>
+                <wp:docPr id="3" name=""/>
+                <wp:cNvGraphicFramePr>
+                  <a:graphicFrameLocks xmlns:a="http://schemas.openxmlformats.org/drawingml/2006/main" noChangeAspect="1"/>
+                </wp:cNvGraphicFramePr>
+                <a:graphic xmlns:a="http://schemas.openxmlformats.org/drawingml/2006/main">
+                  <a:graphicData uri="http://schemas.openxmlformats.org/drawingml/2006/picture">
+                    <pic:pic xmlns:pic="http://schemas.openxmlformats.org/drawingml/2006/picture">
+                      <pic:nvPicPr>
+                        <pic:cNvPr id="1127996910" name=""/>
+                        <pic:cNvPicPr>
+                          <a:picLocks noChangeAspect="1"/>
+                        </pic:cNvPicPr>
+                        <pic:nvPr/>
+                      </pic:nvPicPr>
+                      <pic:blipFill rotWithShape="1">
+                        <a:blip r:embed="rId24"/>
+                        <a:stretch/>
+                      </pic:blipFill>
+                      <pic:spPr bwMode="auto">
+                        <a:xfrm>
+                          <a:off x="0" y="0"/>
+                          <a:ext cx="4061674" cy="9612630"/>
+                        </a:xfrm>
+                        <a:prstGeom prst="rect">
+                          <a:avLst/>
+                        </a:prstGeom>
+                      </pic:spPr>
+                    </pic:pic>
+                  </a:graphicData>
+                </a:graphic>
+              </wp:inline>
+            </w:drawing>
+          </mc:Choice>
+          <mc:Fallback>
+            <w:pict>
+              <v:shapetype id="_x0000_t75" coordsize="21600,21600" o:spt="75" o:preferrelative="t" path="m@4@5l@4@11@9@11@9@5xe" filled="f" stroked="f">
+                <v:stroke joinstyle="miter"/>
+                <v:formulas>
+                  <v:f eqn="if lineDrawn pixelLineWidth 0"/>
+                  <v:f eqn="sum @0 1 0"/>
+                  <v:f eqn="sum 0 0 @1"/>
+                  <v:f eqn="prod @2 1 2"/>
+                  <v:f eqn="prod @3 21600 pixelWidth"/>
+                  <v:f eqn="prod @3 21600 pixelHeight"/>
+                  <v:f eqn="sum @0 0 1"/>
+                  <v:f eqn="prod @6 1 2"/>
+                  <v:f eqn="prod @7 21600 pixelWidth"/>
+                  <v:f eqn="sum @8 21600 0"/>
+                  <v:f eqn="prod @7 21600 pixelHeight"/>
+                  <v:f eqn="sum @10 21600 0"/>
+                </v:formulas>
+                <v:path o:extrusionok="f" gradientshapeok="t" o:connecttype="rect"/>
+                <o:lock v:ext="edit" aspectratio="t"/>
+              </v:shapetype>
+              <v:shape id="_x0000_i2" o:spid="_x0000_s2" type="#_x0000_t75" style="width:319.82pt;height:756.90pt;mso-wrap-distance-left:0.00pt;mso-wrap-distance-top:0.00pt;mso-wrap-distance-right:0.00pt;mso-wrap-distance-bottom:0.00pt;z-index:1;" stroked="false">
+                <v:imagedata r:id="rId24" o:title=""/>
+                <o:lock v:ext="edit" rotation="t"/>
+              </v:shape>
+            </w:pict>
+          </mc:Fallback>
+        </mc:AlternateContent>
+      </w:r>
       <w:r>
         <w:rPr>
           <w:rFonts w:ascii="Times New Roman" w:hAnsi="Times New Roman" w:cs="Times New Roman"/>
@@ -9418,7 +1658,24 @@
           <w:sz w:val="28"/>
           <w:szCs w:val="28"/>
         </w:rPr>
+      </w:r>
+      <w:r/>
+      <w:r>
+        <w:rPr>
+          <w:rFonts w:ascii="Times New Roman" w:hAnsi="Times New Roman" w:cs="Times New Roman"/>
+          <w:b/>
+          <w:bCs/>
+          <w:sz w:val="28"/>
+          <w:szCs w:val="28"/>
+        </w:rPr>
+        <w:br/>
         <w:t xml:space="preserve">Висновок:</w:t>
+      </w:r>
+      <w:r>
+        <w:rPr>
+          <w:b/>
+          <w:bCs/>
+        </w:rPr>
       </w:r>
       <w:r>
         <w:rPr>
@@ -9777,7 +2034,6 @@
         </w:rPr>
         <w:t xml:space="preserve">make_unique, make_shared).</w:t>
       </w:r>
-      <w:r/>
       <w:r>
         <w:rPr>
           <w:rFonts w:ascii="Times New Roman" w:hAnsi="Times New Roman" w:cs="Times New Roman"/>
@@ -9785,7 +2041,6 @@
           <w:szCs w:val="28"/>
         </w:rPr>
       </w:r>
-      <w:r/>
       <w:r/>
     </w:p>
     <w:sectPr>

--- a/L_17/Звіт 17 В. Стахнюк.docx
+++ b/L_17/Звіт 17 В. Стахнюк.docx
@@ -102,81 +102,10 @@
       <w:r>
         <w:rPr>
           <w:rFonts w:ascii="Times New Roman" w:hAnsi="Times New Roman" w:cs="Times New Roman"/>
-          <w:sz w:val="32"/>
-          <w:szCs w:val="32"/>
-        </w:rPr>
-      </w:r>
-    </w:p>
-    <w:p>
-      <w:pPr>
-        <w:pBdr/>
-        <w:spacing w:line="360" w:lineRule="auto"/>
-        <w:ind/>
-        <w:jc w:val="center"/>
-        <w:rPr>
-          <w:rFonts w:ascii="Times New Roman" w:hAnsi="Times New Roman" w:cs="Times New Roman"/>
-          <w:b/>
-          <w:bCs/>
-          <w:sz w:val="32"/>
-          <w:szCs w:val="32"/>
-        </w:rPr>
-      </w:pPr>
-      <w:r>
-        <w:rPr>
-          <w:rFonts w:ascii="Times New Roman" w:hAnsi="Times New Roman" w:cs="Times New Roman"/>
-          <w:sz w:val="32"/>
-          <w:szCs w:val="32"/>
-        </w:rPr>
-        <w:t xml:space="preserve">Кафедра радіоелектронних пристроїв</w:t>
-      </w:r>
-      <w:r>
-        <w:rPr>
-          <w:rFonts w:ascii="Times New Roman" w:hAnsi="Times New Roman" w:cs="Times New Roman"/>
-          <w:b/>
-          <w:bCs/>
-          <w:sz w:val="32"/>
-          <w:szCs w:val="32"/>
-        </w:rPr>
-        <w:t xml:space="preserve"> </w:t>
-      </w:r>
-      <w:r>
-        <w:rPr>
-          <w:rFonts w:ascii="Times New Roman" w:hAnsi="Times New Roman" w:cs="Times New Roman"/>
-          <w:sz w:val="32"/>
-          <w:szCs w:val="32"/>
-        </w:rPr>
-        <w:t xml:space="preserve">та систем</w:t>
-      </w:r>
-      <w:r>
-        <w:rPr>
-          <w:rFonts w:ascii="Times New Roman" w:hAnsi="Times New Roman" w:cs="Times New Roman"/>
-          <w:b/>
-          <w:bCs/>
-          <w:sz w:val="32"/>
-          <w:szCs w:val="32"/>
-        </w:rPr>
-      </w:r>
-      <w:r>
-        <w:rPr>
-          <w:rFonts w:ascii="Times New Roman" w:hAnsi="Times New Roman" w:cs="Times New Roman"/>
-          <w:b/>
-          <w:bCs/>
-          <w:sz w:val="32"/>
-          <w:szCs w:val="32"/>
-        </w:rPr>
-      </w:r>
-    </w:p>
-    <w:p>
-      <w:pPr>
-        <w:pBdr/>
-        <w:spacing/>
-        <w:ind/>
-        <w:rPr>
-          <w:rFonts w:ascii="Times New Roman" w:hAnsi="Times New Roman" w:cs="Times New Roman"/>
           <w:sz w:val="28"/>
           <w:szCs w:val="28"/>
         </w:rPr>
-      </w:pPr>
+      </w:r>
       <w:r>
         <w:rPr>
           <w:rFonts w:ascii="Times New Roman" w:hAnsi="Times New Roman" w:cs="Times New Roman"/>
@@ -194,8 +123,8 @@
       <w:r>
         <w:rPr>
           <w:rFonts w:ascii="Times New Roman" w:hAnsi="Times New Roman" w:cs="Times New Roman"/>
-          <w:sz w:val="28"/>
-          <w:szCs w:val="28"/>
+          <w:sz w:val="32"/>
+          <w:szCs w:val="32"/>
         </w:rPr>
       </w:r>
     </w:p>
@@ -1020,6 +949,13 @@
           <w:szCs w:val="28"/>
         </w:rPr>
       </w:r>
+      <w:r>
+        <w:rPr>
+          <w:rFonts w:ascii="Times New Roman" w:hAnsi="Times New Roman" w:cs="Times New Roman"/>
+          <w:sz w:val="28"/>
+          <w:szCs w:val="28"/>
+        </w:rPr>
+      </w:r>
     </w:p>
     <w:p>
       <w:pPr>
@@ -1046,6 +982,15 @@
       <w:r>
         <w:rPr>
           <w:rFonts w:ascii="Times New Roman" w:hAnsi="Times New Roman" w:eastAsia="Times New Roman" w:cs="Times New Roman"/>
+          <w:b/>
+          <w:bCs/>
+          <w:sz w:val="28"/>
+          <w:szCs w:val="28"/>
+        </w:rPr>
+      </w:r>
+      <w:r>
+        <w:rPr>
+          <w:rFonts w:ascii="Times New Roman" w:hAnsi="Times New Roman" w:cs="Times New Roman"/>
           <w:b/>
           <w:bCs/>
           <w:sz w:val="28"/>
@@ -1139,6 +1084,12 @@
           <w:bCs/>
         </w:rPr>
       </w:r>
+      <w:r>
+        <w:rPr>
+          <w:b/>
+          <w:bCs/>
+        </w:rPr>
+      </w:r>
     </w:p>
     <w:p>
       <w:pPr>
@@ -1151,6 +1102,12 @@
           <w:bCs/>
         </w:rPr>
       </w:pPr>
+      <w:r>
+        <w:rPr>
+          <w:b/>
+          <w:bCs/>
+        </w:rPr>
+      </w:r>
       <w:r>
         <w:rPr>
           <w:b/>
@@ -1650,16 +1607,6 @@
           </mc:Fallback>
         </mc:AlternateContent>
       </w:r>
-      <w:r>
-        <w:rPr>
-          <w:rFonts w:ascii="Times New Roman" w:hAnsi="Times New Roman" w:cs="Times New Roman"/>
-          <w:b/>
-          <w:bCs/>
-          <w:sz w:val="28"/>
-          <w:szCs w:val="28"/>
-        </w:rPr>
-      </w:r>
-      <w:r/>
       <w:r>
         <w:rPr>
           <w:rFonts w:ascii="Times New Roman" w:hAnsi="Times New Roman" w:cs="Times New Roman"/>
